--- a/retrieval-word-templates.docx
+++ b/retrieval-word-templates.docx
@@ -949,6 +949,612 @@
         <w:pStyle w:val="Title"/>
       </w:pPr>
       <w:r>
+        <w:t>Quiz Quiz Trade</w:t>
+      </w:r>
+    </w:p>
+    <w:p>
+      <w:r>
+        <w:t>Topic [Your taught topic]     Name __________________     Date __________</w:t>
+      </w:r>
+    </w:p>
+    <w:p>
+      <w:r>
+        <w:t>Recall independently without notes. Check and improve after feedback.</w:t>
+      </w:r>
+    </w:p>
+    <w:p>
+      <w:r>
+        <w:t>Cut out each pair and fold along the centre so answers remain hidden.</w:t>
+      </w:r>
+    </w:p>
+    <w:tbl>
+      <w:tblPr>
+        <w:tblW w:type="auto" w:w="0"/>
+        <w:jc w:val="center"/>
+        <w:tblLayout w:type="fixed"/>
+        <w:tblLook w:firstColumn="1" w:firstRow="1" w:lastColumn="0" w:lastRow="0" w:noHBand="0" w:noVBand="1" w:val="04A0"/>
+      </w:tblPr>
+      <w:tblGrid>
+        <w:gridCol w:w="5184"/>
+        <w:gridCol w:w="5184"/>
+      </w:tblGrid>
+      <w:tr>
+        <w:trPr>
+          <w:trHeight w:val="2256" w:hRule="atLeast"/>
+        </w:trPr>
+        <w:tc>
+          <w:tcPr>
+            <w:tcW w:type="dxa" w:w="5184"/>
+            <w:vAlign w:val="top"/>
+            <w:tcBorders>
+              <w:top w:val="single" w:sz="6" w:color="D9D9D9"/>
+              <w:left w:val="single" w:sz="6" w:color="D9D9D9"/>
+              <w:bottom w:val="single" w:sz="6" w:color="D9D9D9"/>
+              <w:right w:val="single" w:sz="6" w:color="D9D9D9"/>
+            </w:tcBorders>
+            <w:tcMar>
+              <w:top w:w="120" w:type="dxa"/>
+              <w:left w:w="120" w:type="dxa"/>
+              <w:bottom w:w="120" w:type="dxa"/>
+              <w:right w:w="120" w:type="dxa"/>
+            </w:tcMar>
+            <w:shd w:fill="F3F6F5"/>
+          </w:tcPr>
+          <w:p>
+            <w:pPr>
+              <w:spacing w:after="160"/>
+            </w:pPr>
+            <w:r>
+              <w:rPr>
+                <w:b/>
+                <w:sz w:val="26"/>
+              </w:rPr>
+              <w:t>Prompt 1</w:t>
+            </w:r>
+          </w:p>
+          <w:p>
+            <w:r>
+              <w:rPr>
+                <w:color w:val="656B69"/>
+                <w:sz w:val="20"/>
+              </w:rPr>
+              <w:t>[Your question]</w:t>
+            </w:r>
+          </w:p>
+        </w:tc>
+        <w:tc>
+          <w:tcPr>
+            <w:tcW w:type="dxa" w:w="5184"/>
+            <w:vAlign w:val="top"/>
+            <w:tcBorders>
+              <w:top w:val="single" w:sz="6" w:color="D9D9D9"/>
+              <w:left w:val="single" w:sz="6" w:color="D9D9D9"/>
+              <w:bottom w:val="single" w:sz="6" w:color="D9D9D9"/>
+              <w:right w:val="single" w:sz="6" w:color="D9D9D9"/>
+            </w:tcBorders>
+            <w:tcMar>
+              <w:top w:w="120" w:type="dxa"/>
+              <w:left w:w="120" w:type="dxa"/>
+              <w:bottom w:w="120" w:type="dxa"/>
+              <w:right w:w="120" w:type="dxa"/>
+            </w:tcMar>
+            <w:shd w:fill="F3F6F5"/>
+          </w:tcPr>
+          <w:p>
+            <w:pPr>
+              <w:spacing w:after="160"/>
+            </w:pPr>
+            <w:r>
+              <w:rPr>
+                <w:b/>
+                <w:sz w:val="26"/>
+              </w:rPr>
+              <w:t>Answer 1</w:t>
+            </w:r>
+          </w:p>
+          <w:p>
+            <w:r>
+              <w:rPr>
+                <w:color w:val="656B69"/>
+                <w:sz w:val="20"/>
+              </w:rPr>
+              <w:t>[Your checked answer]</w:t>
+            </w:r>
+          </w:p>
+        </w:tc>
+      </w:tr>
+      <w:tr>
+        <w:trPr>
+          <w:trHeight w:val="2256" w:hRule="atLeast"/>
+        </w:trPr>
+        <w:tc>
+          <w:tcPr>
+            <w:tcW w:type="dxa" w:w="5184"/>
+            <w:vAlign w:val="top"/>
+            <w:tcBorders>
+              <w:top w:val="single" w:sz="6" w:color="D9D9D9"/>
+              <w:left w:val="single" w:sz="6" w:color="D9D9D9"/>
+              <w:bottom w:val="single" w:sz="6" w:color="D9D9D9"/>
+              <w:right w:val="single" w:sz="6" w:color="D9D9D9"/>
+            </w:tcBorders>
+            <w:tcMar>
+              <w:top w:w="120" w:type="dxa"/>
+              <w:left w:w="120" w:type="dxa"/>
+              <w:bottom w:w="120" w:type="dxa"/>
+              <w:right w:w="120" w:type="dxa"/>
+            </w:tcMar>
+            <w:shd w:fill="F3F6F5"/>
+          </w:tcPr>
+          <w:p>
+            <w:pPr>
+              <w:spacing w:after="160"/>
+            </w:pPr>
+            <w:r>
+              <w:rPr>
+                <w:b/>
+                <w:sz w:val="26"/>
+              </w:rPr>
+              <w:t>Prompt 2</w:t>
+            </w:r>
+          </w:p>
+          <w:p>
+            <w:r>
+              <w:rPr>
+                <w:color w:val="656B69"/>
+                <w:sz w:val="20"/>
+              </w:rPr>
+              <w:t>[Your question]</w:t>
+            </w:r>
+          </w:p>
+        </w:tc>
+        <w:tc>
+          <w:tcPr>
+            <w:tcW w:type="dxa" w:w="5184"/>
+            <w:vAlign w:val="top"/>
+            <w:tcBorders>
+              <w:top w:val="single" w:sz="6" w:color="D9D9D9"/>
+              <w:left w:val="single" w:sz="6" w:color="D9D9D9"/>
+              <w:bottom w:val="single" w:sz="6" w:color="D9D9D9"/>
+              <w:right w:val="single" w:sz="6" w:color="D9D9D9"/>
+            </w:tcBorders>
+            <w:tcMar>
+              <w:top w:w="120" w:type="dxa"/>
+              <w:left w:w="120" w:type="dxa"/>
+              <w:bottom w:w="120" w:type="dxa"/>
+              <w:right w:w="120" w:type="dxa"/>
+            </w:tcMar>
+            <w:shd w:fill="F3F6F5"/>
+          </w:tcPr>
+          <w:p>
+            <w:pPr>
+              <w:spacing w:after="160"/>
+            </w:pPr>
+            <w:r>
+              <w:rPr>
+                <w:b/>
+                <w:sz w:val="26"/>
+              </w:rPr>
+              <w:t>Answer 2</w:t>
+            </w:r>
+          </w:p>
+          <w:p>
+            <w:r>
+              <w:rPr>
+                <w:color w:val="656B69"/>
+                <w:sz w:val="20"/>
+              </w:rPr>
+              <w:t>[Your checked answer]</w:t>
+            </w:r>
+          </w:p>
+        </w:tc>
+      </w:tr>
+      <w:tr>
+        <w:trPr>
+          <w:trHeight w:val="2256" w:hRule="atLeast"/>
+        </w:trPr>
+        <w:tc>
+          <w:tcPr>
+            <w:tcW w:type="dxa" w:w="5184"/>
+            <w:vAlign w:val="top"/>
+            <w:tcBorders>
+              <w:top w:val="single" w:sz="6" w:color="D9D9D9"/>
+              <w:left w:val="single" w:sz="6" w:color="D9D9D9"/>
+              <w:bottom w:val="single" w:sz="6" w:color="D9D9D9"/>
+              <w:right w:val="single" w:sz="6" w:color="D9D9D9"/>
+            </w:tcBorders>
+            <w:tcMar>
+              <w:top w:w="120" w:type="dxa"/>
+              <w:left w:w="120" w:type="dxa"/>
+              <w:bottom w:w="120" w:type="dxa"/>
+              <w:right w:w="120" w:type="dxa"/>
+            </w:tcMar>
+            <w:shd w:fill="F3F6F5"/>
+          </w:tcPr>
+          <w:p>
+            <w:pPr>
+              <w:spacing w:after="160"/>
+            </w:pPr>
+            <w:r>
+              <w:rPr>
+                <w:b/>
+                <w:sz w:val="26"/>
+              </w:rPr>
+              <w:t>Prompt 3</w:t>
+            </w:r>
+          </w:p>
+          <w:p>
+            <w:r>
+              <w:rPr>
+                <w:color w:val="656B69"/>
+                <w:sz w:val="20"/>
+              </w:rPr>
+              <w:t>[Your question]</w:t>
+            </w:r>
+          </w:p>
+        </w:tc>
+        <w:tc>
+          <w:tcPr>
+            <w:tcW w:type="dxa" w:w="5184"/>
+            <w:vAlign w:val="top"/>
+            <w:tcBorders>
+              <w:top w:val="single" w:sz="6" w:color="D9D9D9"/>
+              <w:left w:val="single" w:sz="6" w:color="D9D9D9"/>
+              <w:bottom w:val="single" w:sz="6" w:color="D9D9D9"/>
+              <w:right w:val="single" w:sz="6" w:color="D9D9D9"/>
+            </w:tcBorders>
+            <w:tcMar>
+              <w:top w:w="120" w:type="dxa"/>
+              <w:left w:w="120" w:type="dxa"/>
+              <w:bottom w:w="120" w:type="dxa"/>
+              <w:right w:w="120" w:type="dxa"/>
+            </w:tcMar>
+            <w:shd w:fill="F3F6F5"/>
+          </w:tcPr>
+          <w:p>
+            <w:pPr>
+              <w:spacing w:after="160"/>
+            </w:pPr>
+            <w:r>
+              <w:rPr>
+                <w:b/>
+                <w:sz w:val="26"/>
+              </w:rPr>
+              <w:t>Answer 3</w:t>
+            </w:r>
+          </w:p>
+          <w:p>
+            <w:r>
+              <w:rPr>
+                <w:color w:val="656B69"/>
+                <w:sz w:val="20"/>
+              </w:rPr>
+              <w:t>[Your checked answer]</w:t>
+            </w:r>
+          </w:p>
+        </w:tc>
+      </w:tr>
+    </w:tbl>
+    <w:p/>
+    <w:p>
+      <w:r>
+        <w:t>Check and improve</w:t>
+        <w:br/>
+        <w:t>One idea to correct or revisit __________________________________________</w:t>
+      </w:r>
+    </w:p>
+    <w:p>
+      <w:r>
+        <w:br w:type="page"/>
+      </w:r>
+    </w:p>
+    <w:p>
+      <w:pPr>
+        <w:pStyle w:val="Title"/>
+      </w:pPr>
+      <w:r>
+        <w:t>Flashcard practice</w:t>
+      </w:r>
+    </w:p>
+    <w:p>
+      <w:r>
+        <w:t>Topic [Your taught topic]     Name __________________     Date __________</w:t>
+      </w:r>
+    </w:p>
+    <w:p>
+      <w:r>
+        <w:t>Recall independently without notes. Check and improve after feedback.</w:t>
+      </w:r>
+    </w:p>
+    <w:p>
+      <w:r>
+        <w:t>Cut out each pair and fold along the centre so answers remain hidden.</w:t>
+      </w:r>
+    </w:p>
+    <w:tbl>
+      <w:tblPr>
+        <w:tblW w:type="auto" w:w="0"/>
+        <w:jc w:val="center"/>
+        <w:tblLayout w:type="fixed"/>
+        <w:tblLook w:firstColumn="1" w:firstRow="1" w:lastColumn="0" w:lastRow="0" w:noHBand="0" w:noVBand="1" w:val="04A0"/>
+      </w:tblPr>
+      <w:tblGrid>
+        <w:gridCol w:w="5184"/>
+        <w:gridCol w:w="5184"/>
+      </w:tblGrid>
+      <w:tr>
+        <w:trPr>
+          <w:trHeight w:val="2256" w:hRule="atLeast"/>
+        </w:trPr>
+        <w:tc>
+          <w:tcPr>
+            <w:tcW w:type="dxa" w:w="5184"/>
+            <w:vAlign w:val="top"/>
+            <w:tcBorders>
+              <w:top w:val="single" w:sz="6" w:color="D9D9D9"/>
+              <w:left w:val="single" w:sz="6" w:color="D9D9D9"/>
+              <w:bottom w:val="single" w:sz="6" w:color="D9D9D9"/>
+              <w:right w:val="single" w:sz="6" w:color="D9D9D9"/>
+            </w:tcBorders>
+            <w:tcMar>
+              <w:top w:w="120" w:type="dxa"/>
+              <w:left w:w="120" w:type="dxa"/>
+              <w:bottom w:w="120" w:type="dxa"/>
+              <w:right w:w="120" w:type="dxa"/>
+            </w:tcMar>
+            <w:shd w:fill="F3F6F5"/>
+          </w:tcPr>
+          <w:p>
+            <w:pPr>
+              <w:spacing w:after="160"/>
+            </w:pPr>
+            <w:r>
+              <w:rPr>
+                <w:b/>
+                <w:sz w:val="26"/>
+              </w:rPr>
+              <w:t>Prompt 1</w:t>
+            </w:r>
+          </w:p>
+          <w:p>
+            <w:r>
+              <w:rPr>
+                <w:color w:val="656B69"/>
+                <w:sz w:val="20"/>
+              </w:rPr>
+              <w:t>[Your question]</w:t>
+            </w:r>
+          </w:p>
+        </w:tc>
+        <w:tc>
+          <w:tcPr>
+            <w:tcW w:type="dxa" w:w="5184"/>
+            <w:vAlign w:val="top"/>
+            <w:tcBorders>
+              <w:top w:val="single" w:sz="6" w:color="D9D9D9"/>
+              <w:left w:val="single" w:sz="6" w:color="D9D9D9"/>
+              <w:bottom w:val="single" w:sz="6" w:color="D9D9D9"/>
+              <w:right w:val="single" w:sz="6" w:color="D9D9D9"/>
+            </w:tcBorders>
+            <w:tcMar>
+              <w:top w:w="120" w:type="dxa"/>
+              <w:left w:w="120" w:type="dxa"/>
+              <w:bottom w:w="120" w:type="dxa"/>
+              <w:right w:w="120" w:type="dxa"/>
+            </w:tcMar>
+            <w:shd w:fill="F3F6F5"/>
+          </w:tcPr>
+          <w:p>
+            <w:pPr>
+              <w:spacing w:after="160"/>
+            </w:pPr>
+            <w:r>
+              <w:rPr>
+                <w:b/>
+                <w:sz w:val="26"/>
+              </w:rPr>
+              <w:t>Answer 1</w:t>
+            </w:r>
+          </w:p>
+          <w:p>
+            <w:r>
+              <w:rPr>
+                <w:color w:val="656B69"/>
+                <w:sz w:val="20"/>
+              </w:rPr>
+              <w:t>[Your checked answer]</w:t>
+            </w:r>
+          </w:p>
+        </w:tc>
+      </w:tr>
+      <w:tr>
+        <w:trPr>
+          <w:trHeight w:val="2256" w:hRule="atLeast"/>
+        </w:trPr>
+        <w:tc>
+          <w:tcPr>
+            <w:tcW w:type="dxa" w:w="5184"/>
+            <w:vAlign w:val="top"/>
+            <w:tcBorders>
+              <w:top w:val="single" w:sz="6" w:color="D9D9D9"/>
+              <w:left w:val="single" w:sz="6" w:color="D9D9D9"/>
+              <w:bottom w:val="single" w:sz="6" w:color="D9D9D9"/>
+              <w:right w:val="single" w:sz="6" w:color="D9D9D9"/>
+            </w:tcBorders>
+            <w:tcMar>
+              <w:top w:w="120" w:type="dxa"/>
+              <w:left w:w="120" w:type="dxa"/>
+              <w:bottom w:w="120" w:type="dxa"/>
+              <w:right w:w="120" w:type="dxa"/>
+            </w:tcMar>
+            <w:shd w:fill="F3F6F5"/>
+          </w:tcPr>
+          <w:p>
+            <w:pPr>
+              <w:spacing w:after="160"/>
+            </w:pPr>
+            <w:r>
+              <w:rPr>
+                <w:b/>
+                <w:sz w:val="26"/>
+              </w:rPr>
+              <w:t>Prompt 2</w:t>
+            </w:r>
+          </w:p>
+          <w:p>
+            <w:r>
+              <w:rPr>
+                <w:color w:val="656B69"/>
+                <w:sz w:val="20"/>
+              </w:rPr>
+              <w:t>[Your question]</w:t>
+            </w:r>
+          </w:p>
+        </w:tc>
+        <w:tc>
+          <w:tcPr>
+            <w:tcW w:type="dxa" w:w="5184"/>
+            <w:vAlign w:val="top"/>
+            <w:tcBorders>
+              <w:top w:val="single" w:sz="6" w:color="D9D9D9"/>
+              <w:left w:val="single" w:sz="6" w:color="D9D9D9"/>
+              <w:bottom w:val="single" w:sz="6" w:color="D9D9D9"/>
+              <w:right w:val="single" w:sz="6" w:color="D9D9D9"/>
+            </w:tcBorders>
+            <w:tcMar>
+              <w:top w:w="120" w:type="dxa"/>
+              <w:left w:w="120" w:type="dxa"/>
+              <w:bottom w:w="120" w:type="dxa"/>
+              <w:right w:w="120" w:type="dxa"/>
+            </w:tcMar>
+            <w:shd w:fill="F3F6F5"/>
+          </w:tcPr>
+          <w:p>
+            <w:pPr>
+              <w:spacing w:after="160"/>
+            </w:pPr>
+            <w:r>
+              <w:rPr>
+                <w:b/>
+                <w:sz w:val="26"/>
+              </w:rPr>
+              <w:t>Answer 2</w:t>
+            </w:r>
+          </w:p>
+          <w:p>
+            <w:r>
+              <w:rPr>
+                <w:color w:val="656B69"/>
+                <w:sz w:val="20"/>
+              </w:rPr>
+              <w:t>[Your checked answer]</w:t>
+            </w:r>
+          </w:p>
+        </w:tc>
+      </w:tr>
+      <w:tr>
+        <w:trPr>
+          <w:trHeight w:val="2256" w:hRule="atLeast"/>
+        </w:trPr>
+        <w:tc>
+          <w:tcPr>
+            <w:tcW w:type="dxa" w:w="5184"/>
+            <w:vAlign w:val="top"/>
+            <w:tcBorders>
+              <w:top w:val="single" w:sz="6" w:color="D9D9D9"/>
+              <w:left w:val="single" w:sz="6" w:color="D9D9D9"/>
+              <w:bottom w:val="single" w:sz="6" w:color="D9D9D9"/>
+              <w:right w:val="single" w:sz="6" w:color="D9D9D9"/>
+            </w:tcBorders>
+            <w:tcMar>
+              <w:top w:w="120" w:type="dxa"/>
+              <w:left w:w="120" w:type="dxa"/>
+              <w:bottom w:w="120" w:type="dxa"/>
+              <w:right w:w="120" w:type="dxa"/>
+            </w:tcMar>
+            <w:shd w:fill="F3F6F5"/>
+          </w:tcPr>
+          <w:p>
+            <w:pPr>
+              <w:spacing w:after="160"/>
+            </w:pPr>
+            <w:r>
+              <w:rPr>
+                <w:b/>
+                <w:sz w:val="26"/>
+              </w:rPr>
+              <w:t>Prompt 3</w:t>
+            </w:r>
+          </w:p>
+          <w:p>
+            <w:r>
+              <w:rPr>
+                <w:color w:val="656B69"/>
+                <w:sz w:val="20"/>
+              </w:rPr>
+              <w:t>[Your question]</w:t>
+            </w:r>
+          </w:p>
+        </w:tc>
+        <w:tc>
+          <w:tcPr>
+            <w:tcW w:type="dxa" w:w="5184"/>
+            <w:vAlign w:val="top"/>
+            <w:tcBorders>
+              <w:top w:val="single" w:sz="6" w:color="D9D9D9"/>
+              <w:left w:val="single" w:sz="6" w:color="D9D9D9"/>
+              <w:bottom w:val="single" w:sz="6" w:color="D9D9D9"/>
+              <w:right w:val="single" w:sz="6" w:color="D9D9D9"/>
+            </w:tcBorders>
+            <w:tcMar>
+              <w:top w:w="120" w:type="dxa"/>
+              <w:left w:w="120" w:type="dxa"/>
+              <w:bottom w:w="120" w:type="dxa"/>
+              <w:right w:w="120" w:type="dxa"/>
+            </w:tcMar>
+            <w:shd w:fill="F3F6F5"/>
+          </w:tcPr>
+          <w:p>
+            <w:pPr>
+              <w:spacing w:after="160"/>
+            </w:pPr>
+            <w:r>
+              <w:rPr>
+                <w:b/>
+                <w:sz w:val="26"/>
+              </w:rPr>
+              <w:t>Answer 3</w:t>
+            </w:r>
+          </w:p>
+          <w:p>
+            <w:r>
+              <w:rPr>
+                <w:color w:val="656B69"/>
+                <w:sz w:val="20"/>
+              </w:rPr>
+              <w:t>[Your checked answer]</w:t>
+            </w:r>
+          </w:p>
+        </w:tc>
+      </w:tr>
+    </w:tbl>
+    <w:p/>
+    <w:p>
+      <w:r>
+        <w:t>Check and improve</w:t>
+        <w:br/>
+        <w:t>One idea to correct or revisit __________________________________________</w:t>
+      </w:r>
+    </w:p>
+    <w:p>
+      <w:r>
+        <w:br w:type="page"/>
+      </w:r>
+    </w:p>
+    <w:p>
+      <w:pPr>
+        <w:pStyle w:val="Title"/>
+      </w:pPr>
+      <w:r>
         <w:t>Concept map from memory</w:t>
       </w:r>
     </w:p>
@@ -1091,6 +1697,217 @@
       <w:pPr>
         <w:spacing w:after="100"/>
       </w:pPr>
+      <w:r>
+        <w:t>Check and improve</w:t>
+        <w:br/>
+        <w:t>One idea to correct or revisit __________________________________________</w:t>
+      </w:r>
+    </w:p>
+    <w:p>
+      <w:r>
+        <w:br w:type="page"/>
+      </w:r>
+    </w:p>
+    <w:p>
+      <w:pPr>
+        <w:pStyle w:val="Title"/>
+      </w:pPr>
+      <w:r>
+        <w:t>Picture prompts</w:t>
+      </w:r>
+    </w:p>
+    <w:p>
+      <w:r>
+        <w:t>Topic [Your taught topic]     Name __________________     Date __________</w:t>
+      </w:r>
+    </w:p>
+    <w:p>
+      <w:r>
+        <w:t>Recall independently without notes. Check and improve after feedback.</w:t>
+      </w:r>
+    </w:p>
+    <w:tbl>
+      <w:tblPr>
+        <w:tblW w:type="auto" w:w="0"/>
+        <w:jc w:val="center"/>
+        <w:tblLayout w:type="fixed"/>
+        <w:tblLook w:firstColumn="1" w:firstRow="1" w:lastColumn="0" w:lastRow="0" w:noHBand="0" w:noVBand="1" w:val="04A0"/>
+      </w:tblPr>
+      <w:tblGrid>
+        <w:gridCol w:w="5184"/>
+        <w:gridCol w:w="5184"/>
+      </w:tblGrid>
+      <w:tr>
+        <w:trPr>
+          <w:trHeight w:val="6768" w:hRule="atLeast"/>
+        </w:trPr>
+        <w:tc>
+          <w:tcPr>
+            <w:tcW w:type="dxa" w:w="5184"/>
+            <w:vAlign w:val="top"/>
+            <w:tcBorders>
+              <w:top w:val="single" w:sz="6" w:color="D9D9D9"/>
+              <w:left w:val="single" w:sz="6" w:color="D9D9D9"/>
+              <w:bottom w:val="single" w:sz="6" w:color="D9D9D9"/>
+              <w:right w:val="single" w:sz="6" w:color="D9D9D9"/>
+            </w:tcBorders>
+            <w:tcMar>
+              <w:top w:w="120" w:type="dxa"/>
+              <w:left w:w="120" w:type="dxa"/>
+              <w:bottom w:w="120" w:type="dxa"/>
+              <w:right w:w="120" w:type="dxa"/>
+            </w:tcMar>
+            <w:shd w:fill="F3F6F5"/>
+          </w:tcPr>
+          <w:p>
+            <w:pPr>
+              <w:spacing w:after="160"/>
+            </w:pPr>
+            <w:r>
+              <w:rPr>
+                <w:b/>
+                <w:sz w:val="26"/>
+              </w:rPr>
+              <w:t>[Insert your familiar image]</w:t>
+            </w:r>
+          </w:p>
+        </w:tc>
+        <w:tc>
+          <w:tcPr>
+            <w:tcW w:type="dxa" w:w="5184"/>
+            <w:vAlign w:val="top"/>
+            <w:tcBorders>
+              <w:top w:val="single" w:sz="6" w:color="D9D9D9"/>
+              <w:left w:val="single" w:sz="6" w:color="D9D9D9"/>
+              <w:bottom w:val="single" w:sz="6" w:color="D9D9D9"/>
+              <w:right w:val="single" w:sz="6" w:color="D9D9D9"/>
+            </w:tcBorders>
+            <w:tcMar>
+              <w:top w:w="120" w:type="dxa"/>
+              <w:left w:w="120" w:type="dxa"/>
+              <w:bottom w:w="120" w:type="dxa"/>
+              <w:right w:w="120" w:type="dxa"/>
+            </w:tcMar>
+            <w:shd w:fill="F3F6F5"/>
+          </w:tcPr>
+          <w:p>
+            <w:pPr>
+              <w:spacing w:after="160"/>
+            </w:pPr>
+            <w:r>
+              <w:rPr>
+                <w:b/>
+                <w:sz w:val="26"/>
+              </w:rPr>
+              <w:t>Labels and explanations from memory</w:t>
+            </w:r>
+          </w:p>
+        </w:tc>
+      </w:tr>
+    </w:tbl>
+    <w:p/>
+    <w:p>
+      <w:r>
+        <w:t>Check and improve</w:t>
+        <w:br/>
+        <w:t>One idea to correct or revisit __________________________________________</w:t>
+      </w:r>
+    </w:p>
+    <w:p>
+      <w:r>
+        <w:br w:type="page"/>
+      </w:r>
+    </w:p>
+    <w:p>
+      <w:pPr>
+        <w:pStyle w:val="Title"/>
+      </w:pPr>
+      <w:r>
+        <w:t>List it</w:t>
+      </w:r>
+    </w:p>
+    <w:p>
+      <w:r>
+        <w:t>Topic [Your taught topic]     Name __________________     Date __________</w:t>
+      </w:r>
+    </w:p>
+    <w:p>
+      <w:r>
+        <w:t>Recall independently without notes. Check and improve after feedback.</w:t>
+      </w:r>
+    </w:p>
+    <w:tbl>
+      <w:tblPr>
+        <w:tblW w:type="auto" w:w="0"/>
+        <w:jc w:val="center"/>
+        <w:tblLayout w:type="fixed"/>
+        <w:tblLook w:firstColumn="1" w:firstRow="1" w:lastColumn="0" w:lastRow="0" w:noHBand="0" w:noVBand="1" w:val="04A0"/>
+      </w:tblPr>
+      <w:tblGrid>
+        <w:gridCol w:w="10368"/>
+      </w:tblGrid>
+      <w:tr>
+        <w:trPr>
+          <w:trHeight w:val="6768" w:hRule="atLeast"/>
+        </w:trPr>
+        <w:tc>
+          <w:tcPr>
+            <w:tcW w:type="dxa" w:w="10368"/>
+            <w:vAlign w:val="top"/>
+            <w:tcBorders>
+              <w:top w:val="single" w:sz="6" w:color="D9D9D9"/>
+              <w:left w:val="single" w:sz="6" w:color="D9D9D9"/>
+              <w:bottom w:val="single" w:sz="6" w:color="D9D9D9"/>
+              <w:right w:val="single" w:sz="6" w:color="D9D9D9"/>
+            </w:tcBorders>
+            <w:tcMar>
+              <w:top w:w="120" w:type="dxa"/>
+              <w:left w:w="120" w:type="dxa"/>
+              <w:bottom w:w="120" w:type="dxa"/>
+              <w:right w:w="120" w:type="dxa"/>
+            </w:tcMar>
+            <w:shd w:fill="F3F6F5"/>
+          </w:tcPr>
+          <w:p>
+            <w:pPr>
+              <w:spacing w:after="160"/>
+            </w:pPr>
+            <w:r>
+              <w:rPr>
+                <w:b/>
+                <w:sz w:val="26"/>
+              </w:rPr>
+              <w:t>[Your category and number of items]</w:t>
+            </w:r>
+          </w:p>
+          <w:p>
+            <w:r>
+              <w:rPr>
+                <w:color w:val="656B69"/>
+                <w:sz w:val="20"/>
+              </w:rPr>
+              <w:br/>
+              <w:t>1</w:t>
+              <w:br/>
+              <w:t>2</w:t>
+              <w:br/>
+              <w:t>3</w:t>
+              <w:br/>
+              <w:t>4</w:t>
+              <w:br/>
+              <w:t>5</w:t>
+              <w:br/>
+              <w:t>6</w:t>
+              <w:br/>
+              <w:br/>
+              <w:t>Explain why one item belongs</w:t>
+            </w:r>
+          </w:p>
+        </w:tc>
+      </w:tr>
+    </w:tbl>
+    <w:p/>
+    <w:p>
       <w:r>
         <w:t>Check and improve</w:t>
         <w:br/>
@@ -2085,6 +2902,4511 @@
         <w:t>One idea to correct or revisit __________________________________________</w:t>
       </w:r>
     </w:p>
+    <w:p>
+      <w:r>
+        <w:br w:type="page"/>
+      </w:r>
+    </w:p>
+    <w:p>
+      <w:pPr>
+        <w:pStyle w:val="Title"/>
+      </w:pPr>
+      <w:r>
+        <w:t>Think Pair Share</w:t>
+      </w:r>
+    </w:p>
+    <w:p>
+      <w:r>
+        <w:t>Topic [Your taught topic]     Name __________________     Date __________</w:t>
+      </w:r>
+    </w:p>
+    <w:p>
+      <w:r>
+        <w:t>Recall independently without notes. Check and improve after feedback.</w:t>
+      </w:r>
+    </w:p>
+    <w:tbl>
+      <w:tblPr>
+        <w:tblW w:type="auto" w:w="0"/>
+        <w:jc w:val="center"/>
+        <w:tblLayout w:type="fixed"/>
+        <w:tblLook w:firstColumn="1" w:firstRow="1" w:lastColumn="0" w:lastRow="0" w:noHBand="0" w:noVBand="1" w:val="04A0"/>
+      </w:tblPr>
+      <w:tblGrid>
+        <w:gridCol w:w="3456"/>
+        <w:gridCol w:w="3456"/>
+        <w:gridCol w:w="3456"/>
+      </w:tblGrid>
+      <w:tr>
+        <w:trPr>
+          <w:trHeight w:val="6768" w:hRule="atLeast"/>
+        </w:trPr>
+        <w:tc>
+          <w:tcPr>
+            <w:tcW w:type="dxa" w:w="3456"/>
+            <w:vAlign w:val="top"/>
+            <w:tcBorders>
+              <w:top w:val="single" w:sz="6" w:color="D9D9D9"/>
+              <w:left w:val="single" w:sz="6" w:color="D9D9D9"/>
+              <w:bottom w:val="single" w:sz="6" w:color="D9D9D9"/>
+              <w:right w:val="single" w:sz="6" w:color="D9D9D9"/>
+            </w:tcBorders>
+            <w:tcMar>
+              <w:top w:w="120" w:type="dxa"/>
+              <w:left w:w="120" w:type="dxa"/>
+              <w:bottom w:w="120" w:type="dxa"/>
+              <w:right w:w="120" w:type="dxa"/>
+            </w:tcMar>
+            <w:shd w:fill="F3F6F5"/>
+          </w:tcPr>
+          <w:p>
+            <w:pPr>
+              <w:spacing w:after="160"/>
+            </w:pPr>
+            <w:r>
+              <w:rPr>
+                <w:b/>
+                <w:sz w:val="26"/>
+              </w:rPr>
+              <w:t>My first recall</w:t>
+            </w:r>
+          </w:p>
+        </w:tc>
+        <w:tc>
+          <w:tcPr>
+            <w:tcW w:type="dxa" w:w="3456"/>
+            <w:vAlign w:val="top"/>
+            <w:tcBorders>
+              <w:top w:val="single" w:sz="6" w:color="D9D9D9"/>
+              <w:left w:val="single" w:sz="6" w:color="D9D9D9"/>
+              <w:bottom w:val="single" w:sz="6" w:color="D9D9D9"/>
+              <w:right w:val="single" w:sz="6" w:color="D9D9D9"/>
+            </w:tcBorders>
+            <w:tcMar>
+              <w:top w:w="120" w:type="dxa"/>
+              <w:left w:w="120" w:type="dxa"/>
+              <w:bottom w:w="120" w:type="dxa"/>
+              <w:right w:w="120" w:type="dxa"/>
+            </w:tcMar>
+            <w:shd w:fill="F3F6F5"/>
+          </w:tcPr>
+          <w:p>
+            <w:pPr>
+              <w:spacing w:after="160"/>
+            </w:pPr>
+            <w:r>
+              <w:rPr>
+                <w:b/>
+                <w:sz w:val="26"/>
+              </w:rPr>
+              <w:t>Partner discussion</w:t>
+            </w:r>
+          </w:p>
+        </w:tc>
+        <w:tc>
+          <w:tcPr>
+            <w:tcW w:type="dxa" w:w="3456"/>
+            <w:vAlign w:val="top"/>
+            <w:tcBorders>
+              <w:top w:val="single" w:sz="6" w:color="D9D9D9"/>
+              <w:left w:val="single" w:sz="6" w:color="D9D9D9"/>
+              <w:bottom w:val="single" w:sz="6" w:color="D9D9D9"/>
+              <w:right w:val="single" w:sz="6" w:color="D9D9D9"/>
+            </w:tcBorders>
+            <w:tcMar>
+              <w:top w:w="120" w:type="dxa"/>
+              <w:left w:w="120" w:type="dxa"/>
+              <w:bottom w:w="120" w:type="dxa"/>
+              <w:right w:w="120" w:type="dxa"/>
+            </w:tcMar>
+            <w:shd w:fill="F3F6F5"/>
+          </w:tcPr>
+          <w:p>
+            <w:pPr>
+              <w:spacing w:after="160"/>
+            </w:pPr>
+            <w:r>
+              <w:rPr>
+                <w:b/>
+                <w:sz w:val="26"/>
+              </w:rPr>
+              <w:t>My improved answer</w:t>
+            </w:r>
+          </w:p>
+        </w:tc>
+      </w:tr>
+    </w:tbl>
+    <w:p/>
+    <w:p>
+      <w:r>
+        <w:t>Check and improve</w:t>
+        <w:br/>
+        <w:t>One idea to correct or revisit __________________________________________</w:t>
+      </w:r>
+    </w:p>
+    <w:p>
+      <w:r>
+        <w:br w:type="page"/>
+      </w:r>
+    </w:p>
+    <w:p>
+      <w:pPr>
+        <w:pStyle w:val="Title"/>
+      </w:pPr>
+      <w:r>
+        <w:t>Connection notebook</w:t>
+      </w:r>
+    </w:p>
+    <w:p>
+      <w:r>
+        <w:t>Topic [Your taught topic]     Name __________________     Date __________</w:t>
+      </w:r>
+    </w:p>
+    <w:p>
+      <w:r>
+        <w:t>Recall independently without notes. Check and improve after feedback.</w:t>
+      </w:r>
+    </w:p>
+    <w:tbl>
+      <w:tblPr>
+        <w:tblW w:type="auto" w:w="0"/>
+        <w:jc w:val="center"/>
+        <w:tblLayout w:type="fixed"/>
+        <w:tblLook w:firstColumn="1" w:firstRow="1" w:lastColumn="0" w:lastRow="0" w:noHBand="0" w:noVBand="1" w:val="04A0"/>
+      </w:tblPr>
+      <w:tblGrid>
+        <w:gridCol w:w="5184"/>
+        <w:gridCol w:w="5184"/>
+      </w:tblGrid>
+      <w:tr>
+        <w:trPr>
+          <w:trHeight w:val="3384" w:hRule="atLeast"/>
+        </w:trPr>
+        <w:tc>
+          <w:tcPr>
+            <w:tcW w:type="dxa" w:w="5184"/>
+            <w:vAlign w:val="top"/>
+            <w:tcBorders>
+              <w:top w:val="single" w:sz="6" w:color="D9D9D9"/>
+              <w:left w:val="single" w:sz="6" w:color="D9D9D9"/>
+              <w:bottom w:val="single" w:sz="6" w:color="D9D9D9"/>
+              <w:right w:val="single" w:sz="6" w:color="D9D9D9"/>
+            </w:tcBorders>
+            <w:tcMar>
+              <w:top w:w="120" w:type="dxa"/>
+              <w:left w:w="120" w:type="dxa"/>
+              <w:bottom w:w="120" w:type="dxa"/>
+              <w:right w:w="120" w:type="dxa"/>
+            </w:tcMar>
+            <w:shd w:fill="F3F6F5"/>
+          </w:tcPr>
+          <w:p>
+            <w:pPr>
+              <w:spacing w:after="160"/>
+            </w:pPr>
+            <w:r>
+              <w:rPr>
+                <w:b/>
+                <w:sz w:val="26"/>
+              </w:rPr>
+              <w:t>First idea</w:t>
+            </w:r>
+          </w:p>
+        </w:tc>
+        <w:tc>
+          <w:tcPr>
+            <w:tcW w:type="dxa" w:w="5184"/>
+            <w:vAlign w:val="top"/>
+            <w:tcBorders>
+              <w:top w:val="single" w:sz="6" w:color="D9D9D9"/>
+              <w:left w:val="single" w:sz="6" w:color="D9D9D9"/>
+              <w:bottom w:val="single" w:sz="6" w:color="D9D9D9"/>
+              <w:right w:val="single" w:sz="6" w:color="D9D9D9"/>
+            </w:tcBorders>
+            <w:tcMar>
+              <w:top w:w="120" w:type="dxa"/>
+              <w:left w:w="120" w:type="dxa"/>
+              <w:bottom w:w="120" w:type="dxa"/>
+              <w:right w:w="120" w:type="dxa"/>
+            </w:tcMar>
+            <w:shd w:fill="F3F6F5"/>
+          </w:tcPr>
+          <w:p>
+            <w:pPr>
+              <w:spacing w:after="160"/>
+            </w:pPr>
+            <w:r>
+              <w:rPr>
+                <w:b/>
+                <w:sz w:val="26"/>
+              </w:rPr>
+              <w:t>Second idea</w:t>
+            </w:r>
+          </w:p>
+        </w:tc>
+      </w:tr>
+      <w:tr>
+        <w:trPr>
+          <w:trHeight w:val="3384" w:hRule="atLeast"/>
+        </w:trPr>
+        <w:tc>
+          <w:tcPr>
+            <w:tcW w:type="dxa" w:w="5184"/>
+            <w:vAlign w:val="top"/>
+            <w:tcBorders>
+              <w:top w:val="single" w:sz="6" w:color="D9D9D9"/>
+              <w:left w:val="single" w:sz="6" w:color="D9D9D9"/>
+              <w:bottom w:val="single" w:sz="6" w:color="D9D9D9"/>
+              <w:right w:val="single" w:sz="6" w:color="D9D9D9"/>
+            </w:tcBorders>
+            <w:tcMar>
+              <w:top w:w="120" w:type="dxa"/>
+              <w:left w:w="120" w:type="dxa"/>
+              <w:bottom w:w="120" w:type="dxa"/>
+              <w:right w:w="120" w:type="dxa"/>
+            </w:tcMar>
+            <w:shd w:fill="F3F6F5"/>
+          </w:tcPr>
+          <w:p>
+            <w:pPr>
+              <w:spacing w:after="160"/>
+            </w:pPr>
+            <w:r>
+              <w:rPr>
+                <w:b/>
+                <w:sz w:val="26"/>
+              </w:rPr>
+              <w:t>How they connect</w:t>
+            </w:r>
+          </w:p>
+        </w:tc>
+        <w:tc>
+          <w:tcPr>
+            <w:tcW w:type="dxa" w:w="5184"/>
+            <w:vAlign w:val="top"/>
+            <w:tcBorders>
+              <w:top w:val="single" w:sz="6" w:color="D9D9D9"/>
+              <w:left w:val="single" w:sz="6" w:color="D9D9D9"/>
+              <w:bottom w:val="single" w:sz="6" w:color="D9D9D9"/>
+              <w:right w:val="single" w:sz="6" w:color="D9D9D9"/>
+            </w:tcBorders>
+            <w:tcMar>
+              <w:top w:w="120" w:type="dxa"/>
+              <w:left w:w="120" w:type="dxa"/>
+              <w:bottom w:w="120" w:type="dxa"/>
+              <w:right w:w="120" w:type="dxa"/>
+            </w:tcMar>
+            <w:shd w:fill="F3F6F5"/>
+          </w:tcPr>
+          <w:p>
+            <w:pPr>
+              <w:spacing w:after="160"/>
+            </w:pPr>
+            <w:r>
+              <w:rPr>
+                <w:b/>
+                <w:sz w:val="26"/>
+              </w:rPr>
+              <w:t>Example or explanation</w:t>
+            </w:r>
+          </w:p>
+        </w:tc>
+      </w:tr>
+    </w:tbl>
+    <w:p/>
+    <w:p>
+      <w:r>
+        <w:t>Check and improve</w:t>
+        <w:br/>
+        <w:t>One idea to correct or revisit __________________________________________</w:t>
+      </w:r>
+    </w:p>
+    <w:p>
+      <w:r>
+        <w:br w:type="page"/>
+      </w:r>
+    </w:p>
+    <w:p>
+      <w:pPr>
+        <w:pStyle w:val="Title"/>
+      </w:pPr>
+      <w:r>
+        <w:t>Low stakes mini quiz</w:t>
+      </w:r>
+    </w:p>
+    <w:p>
+      <w:r>
+        <w:t>Topic [Your taught topic]     Name __________________     Date __________</w:t>
+      </w:r>
+    </w:p>
+    <w:p>
+      <w:r>
+        <w:t>Recall independently without notes. Check and improve after feedback.</w:t>
+      </w:r>
+    </w:p>
+    <w:tbl>
+      <w:tblPr>
+        <w:tblW w:type="auto" w:w="0"/>
+        <w:jc w:val="center"/>
+        <w:tblLayout w:type="fixed"/>
+        <w:tblLook w:firstColumn="1" w:firstRow="1" w:lastColumn="0" w:lastRow="0" w:noHBand="0" w:noVBand="1" w:val="04A0"/>
+      </w:tblPr>
+      <w:tblGrid>
+        <w:gridCol w:w="10368"/>
+      </w:tblGrid>
+      <w:tr>
+        <w:trPr>
+          <w:trHeight w:val="1692" w:hRule="atLeast"/>
+        </w:trPr>
+        <w:tc>
+          <w:tcPr>
+            <w:tcW w:type="dxa" w:w="10368"/>
+            <w:vAlign w:val="top"/>
+            <w:tcBorders>
+              <w:top w:val="single" w:sz="6" w:color="D9D9D9"/>
+              <w:left w:val="single" w:sz="6" w:color="D9D9D9"/>
+              <w:bottom w:val="single" w:sz="6" w:color="D9D9D9"/>
+              <w:right w:val="single" w:sz="6" w:color="D9D9D9"/>
+            </w:tcBorders>
+            <w:tcMar>
+              <w:top w:w="120" w:type="dxa"/>
+              <w:left w:w="120" w:type="dxa"/>
+              <w:bottom w:w="120" w:type="dxa"/>
+              <w:right w:w="120" w:type="dxa"/>
+            </w:tcMar>
+            <w:shd w:fill="F3F6F5"/>
+          </w:tcPr>
+          <w:p>
+            <w:pPr>
+              <w:spacing w:after="160"/>
+            </w:pPr>
+            <w:r>
+              <w:rPr>
+                <w:b/>
+                <w:sz w:val="26"/>
+              </w:rPr>
+              <w:t>1  [Your question]</w:t>
+            </w:r>
+          </w:p>
+        </w:tc>
+      </w:tr>
+      <w:tr>
+        <w:trPr>
+          <w:trHeight w:val="1692" w:hRule="atLeast"/>
+        </w:trPr>
+        <w:tc>
+          <w:tcPr>
+            <w:tcW w:type="dxa" w:w="10368"/>
+            <w:vAlign w:val="top"/>
+            <w:tcBorders>
+              <w:top w:val="single" w:sz="6" w:color="D9D9D9"/>
+              <w:left w:val="single" w:sz="6" w:color="D9D9D9"/>
+              <w:bottom w:val="single" w:sz="6" w:color="D9D9D9"/>
+              <w:right w:val="single" w:sz="6" w:color="D9D9D9"/>
+            </w:tcBorders>
+            <w:tcMar>
+              <w:top w:w="120" w:type="dxa"/>
+              <w:left w:w="120" w:type="dxa"/>
+              <w:bottom w:w="120" w:type="dxa"/>
+              <w:right w:w="120" w:type="dxa"/>
+            </w:tcMar>
+            <w:shd w:fill="F3F6F5"/>
+          </w:tcPr>
+          <w:p>
+            <w:pPr>
+              <w:spacing w:after="160"/>
+            </w:pPr>
+            <w:r>
+              <w:rPr>
+                <w:b/>
+                <w:sz w:val="26"/>
+              </w:rPr>
+              <w:t>2  [Your question]</w:t>
+            </w:r>
+          </w:p>
+        </w:tc>
+      </w:tr>
+      <w:tr>
+        <w:trPr>
+          <w:trHeight w:val="1692" w:hRule="atLeast"/>
+        </w:trPr>
+        <w:tc>
+          <w:tcPr>
+            <w:tcW w:type="dxa" w:w="10368"/>
+            <w:vAlign w:val="top"/>
+            <w:tcBorders>
+              <w:top w:val="single" w:sz="6" w:color="D9D9D9"/>
+              <w:left w:val="single" w:sz="6" w:color="D9D9D9"/>
+              <w:bottom w:val="single" w:sz="6" w:color="D9D9D9"/>
+              <w:right w:val="single" w:sz="6" w:color="D9D9D9"/>
+            </w:tcBorders>
+            <w:tcMar>
+              <w:top w:w="120" w:type="dxa"/>
+              <w:left w:w="120" w:type="dxa"/>
+              <w:bottom w:w="120" w:type="dxa"/>
+              <w:right w:w="120" w:type="dxa"/>
+            </w:tcMar>
+            <w:shd w:fill="F3F6F5"/>
+          </w:tcPr>
+          <w:p>
+            <w:pPr>
+              <w:spacing w:after="160"/>
+            </w:pPr>
+            <w:r>
+              <w:rPr>
+                <w:b/>
+                <w:sz w:val="26"/>
+              </w:rPr>
+              <w:t>3  [Your question]</w:t>
+            </w:r>
+          </w:p>
+        </w:tc>
+      </w:tr>
+      <w:tr>
+        <w:trPr>
+          <w:trHeight w:val="1692" w:hRule="atLeast"/>
+        </w:trPr>
+        <w:tc>
+          <w:tcPr>
+            <w:tcW w:type="dxa" w:w="10368"/>
+            <w:vAlign w:val="top"/>
+            <w:tcBorders>
+              <w:top w:val="single" w:sz="6" w:color="D9D9D9"/>
+              <w:left w:val="single" w:sz="6" w:color="D9D9D9"/>
+              <w:bottom w:val="single" w:sz="6" w:color="D9D9D9"/>
+              <w:right w:val="single" w:sz="6" w:color="D9D9D9"/>
+            </w:tcBorders>
+            <w:tcMar>
+              <w:top w:w="120" w:type="dxa"/>
+              <w:left w:w="120" w:type="dxa"/>
+              <w:bottom w:w="120" w:type="dxa"/>
+              <w:right w:w="120" w:type="dxa"/>
+            </w:tcMar>
+            <w:shd w:fill="F3F6F5"/>
+          </w:tcPr>
+          <w:p>
+            <w:pPr>
+              <w:spacing w:after="160"/>
+            </w:pPr>
+            <w:r>
+              <w:rPr>
+                <w:b/>
+                <w:sz w:val="26"/>
+              </w:rPr>
+              <w:t>4  [Your question]</w:t>
+            </w:r>
+          </w:p>
+        </w:tc>
+      </w:tr>
+    </w:tbl>
+    <w:p/>
+    <w:p>
+      <w:r>
+        <w:t>Check and improve</w:t>
+        <w:br/>
+        <w:t>One idea to correct or revisit __________________________________________</w:t>
+      </w:r>
+    </w:p>
+    <w:p>
+      <w:r>
+        <w:br w:type="page"/>
+      </w:r>
+    </w:p>
+    <w:p>
+      <w:pPr>
+        <w:pStyle w:val="Title"/>
+      </w:pPr>
+      <w:r>
+        <w:t>Retrieval relay</w:t>
+      </w:r>
+    </w:p>
+    <w:p>
+      <w:r>
+        <w:t>Topic [Your taught topic]     Name __________________     Date __________</w:t>
+      </w:r>
+    </w:p>
+    <w:p>
+      <w:r>
+        <w:t>Recall independently without notes. Check and improve after feedback.</w:t>
+      </w:r>
+    </w:p>
+    <w:tbl>
+      <w:tblPr>
+        <w:tblW w:type="auto" w:w="0"/>
+        <w:jc w:val="center"/>
+        <w:tblLayout w:type="fixed"/>
+        <w:tblLook w:firstColumn="1" w:firstRow="1" w:lastColumn="0" w:lastRow="0" w:noHBand="0" w:noVBand="1" w:val="04A0"/>
+      </w:tblPr>
+      <w:tblGrid>
+        <w:gridCol w:w="5184"/>
+        <w:gridCol w:w="5184"/>
+      </w:tblGrid>
+      <w:tr>
+        <w:trPr>
+          <w:trHeight w:val="2256" w:hRule="atLeast"/>
+        </w:trPr>
+        <w:tc>
+          <w:tcPr>
+            <w:tcW w:type="dxa" w:w="5184"/>
+            <w:vAlign w:val="top"/>
+            <w:tcBorders>
+              <w:top w:val="single" w:sz="6" w:color="D9D9D9"/>
+              <w:left w:val="single" w:sz="6" w:color="D9D9D9"/>
+              <w:bottom w:val="single" w:sz="6" w:color="D9D9D9"/>
+              <w:right w:val="single" w:sz="6" w:color="D9D9D9"/>
+            </w:tcBorders>
+            <w:tcMar>
+              <w:top w:w="120" w:type="dxa"/>
+              <w:left w:w="120" w:type="dxa"/>
+              <w:bottom w:w="120" w:type="dxa"/>
+              <w:right w:w="120" w:type="dxa"/>
+            </w:tcMar>
+            <w:shd w:fill="F3F6F5"/>
+          </w:tcPr>
+          <w:p>
+            <w:pPr>
+              <w:spacing w:after="160"/>
+            </w:pPr>
+            <w:r>
+              <w:rPr>
+                <w:b/>
+                <w:sz w:val="26"/>
+              </w:rPr>
+              <w:t>Round 1  [Your prompt]</w:t>
+            </w:r>
+          </w:p>
+        </w:tc>
+        <w:tc>
+          <w:tcPr>
+            <w:tcW w:type="dxa" w:w="5184"/>
+            <w:vAlign w:val="top"/>
+            <w:tcBorders>
+              <w:top w:val="single" w:sz="6" w:color="D9D9D9"/>
+              <w:left w:val="single" w:sz="6" w:color="D9D9D9"/>
+              <w:bottom w:val="single" w:sz="6" w:color="D9D9D9"/>
+              <w:right w:val="single" w:sz="6" w:color="D9D9D9"/>
+            </w:tcBorders>
+            <w:tcMar>
+              <w:top w:w="120" w:type="dxa"/>
+              <w:left w:w="120" w:type="dxa"/>
+              <w:bottom w:w="120" w:type="dxa"/>
+              <w:right w:w="120" w:type="dxa"/>
+            </w:tcMar>
+            <w:shd w:fill="F3F6F5"/>
+          </w:tcPr>
+          <w:p>
+            <w:pPr>
+              <w:spacing w:after="160"/>
+            </w:pPr>
+            <w:r>
+              <w:rPr>
+                <w:b/>
+                <w:sz w:val="26"/>
+              </w:rPr>
+              <w:t>Round 2  [Your prompt]</w:t>
+            </w:r>
+          </w:p>
+        </w:tc>
+      </w:tr>
+      <w:tr>
+        <w:trPr>
+          <w:trHeight w:val="2256" w:hRule="atLeast"/>
+        </w:trPr>
+        <w:tc>
+          <w:tcPr>
+            <w:tcW w:type="dxa" w:w="5184"/>
+            <w:vAlign w:val="top"/>
+            <w:tcBorders>
+              <w:top w:val="single" w:sz="6" w:color="D9D9D9"/>
+              <w:left w:val="single" w:sz="6" w:color="D9D9D9"/>
+              <w:bottom w:val="single" w:sz="6" w:color="D9D9D9"/>
+              <w:right w:val="single" w:sz="6" w:color="D9D9D9"/>
+            </w:tcBorders>
+            <w:tcMar>
+              <w:top w:w="120" w:type="dxa"/>
+              <w:left w:w="120" w:type="dxa"/>
+              <w:bottom w:w="120" w:type="dxa"/>
+              <w:right w:w="120" w:type="dxa"/>
+            </w:tcMar>
+            <w:shd w:fill="F3F6F5"/>
+          </w:tcPr>
+          <w:p>
+            <w:pPr>
+              <w:spacing w:after="160"/>
+            </w:pPr>
+            <w:r>
+              <w:rPr>
+                <w:b/>
+                <w:sz w:val="26"/>
+              </w:rPr>
+              <w:t>Round 3  [Your prompt]</w:t>
+            </w:r>
+          </w:p>
+        </w:tc>
+        <w:tc>
+          <w:tcPr>
+            <w:tcW w:type="dxa" w:w="5184"/>
+            <w:vAlign w:val="top"/>
+            <w:tcBorders>
+              <w:top w:val="single" w:sz="6" w:color="D9D9D9"/>
+              <w:left w:val="single" w:sz="6" w:color="D9D9D9"/>
+              <w:bottom w:val="single" w:sz="6" w:color="D9D9D9"/>
+              <w:right w:val="single" w:sz="6" w:color="D9D9D9"/>
+            </w:tcBorders>
+            <w:tcMar>
+              <w:top w:w="120" w:type="dxa"/>
+              <w:left w:w="120" w:type="dxa"/>
+              <w:bottom w:w="120" w:type="dxa"/>
+              <w:right w:w="120" w:type="dxa"/>
+            </w:tcMar>
+            <w:shd w:fill="F3F6F5"/>
+          </w:tcPr>
+          <w:p>
+            <w:pPr>
+              <w:spacing w:after="160"/>
+            </w:pPr>
+            <w:r>
+              <w:rPr>
+                <w:b/>
+                <w:sz w:val="26"/>
+              </w:rPr>
+              <w:t>Round 4  [Your prompt]</w:t>
+            </w:r>
+          </w:p>
+        </w:tc>
+      </w:tr>
+      <w:tr>
+        <w:trPr>
+          <w:trHeight w:val="2256" w:hRule="atLeast"/>
+        </w:trPr>
+        <w:tc>
+          <w:tcPr>
+            <w:tcW w:type="dxa" w:w="5184"/>
+            <w:vAlign w:val="top"/>
+            <w:tcBorders>
+              <w:top w:val="single" w:sz="6" w:color="D9D9D9"/>
+              <w:left w:val="single" w:sz="6" w:color="D9D9D9"/>
+              <w:bottom w:val="single" w:sz="6" w:color="D9D9D9"/>
+              <w:right w:val="single" w:sz="6" w:color="D9D9D9"/>
+            </w:tcBorders>
+            <w:tcMar>
+              <w:top w:w="120" w:type="dxa"/>
+              <w:left w:w="120" w:type="dxa"/>
+              <w:bottom w:w="120" w:type="dxa"/>
+              <w:right w:w="120" w:type="dxa"/>
+            </w:tcMar>
+            <w:shd w:fill="F3F6F5"/>
+          </w:tcPr>
+          <w:p>
+            <w:pPr>
+              <w:spacing w:after="160"/>
+            </w:pPr>
+            <w:r>
+              <w:rPr>
+                <w:b/>
+                <w:sz w:val="26"/>
+              </w:rPr>
+              <w:t>Round 5  [Your prompt]</w:t>
+            </w:r>
+          </w:p>
+        </w:tc>
+        <w:tc>
+          <w:tcPr>
+            <w:tcW w:type="dxa" w:w="5184"/>
+            <w:vAlign w:val="top"/>
+            <w:tcBorders>
+              <w:top w:val="single" w:sz="6" w:color="D9D9D9"/>
+              <w:left w:val="single" w:sz="6" w:color="D9D9D9"/>
+              <w:bottom w:val="single" w:sz="6" w:color="D9D9D9"/>
+              <w:right w:val="single" w:sz="6" w:color="D9D9D9"/>
+            </w:tcBorders>
+            <w:tcMar>
+              <w:top w:w="120" w:type="dxa"/>
+              <w:left w:w="120" w:type="dxa"/>
+              <w:bottom w:w="120" w:type="dxa"/>
+              <w:right w:w="120" w:type="dxa"/>
+            </w:tcMar>
+            <w:shd w:fill="F3F6F5"/>
+          </w:tcPr>
+          <w:p>
+            <w:pPr>
+              <w:spacing w:after="160"/>
+            </w:pPr>
+            <w:r>
+              <w:rPr>
+                <w:b/>
+                <w:sz w:val="26"/>
+              </w:rPr>
+              <w:t>Round 6  [Your prompt]</w:t>
+            </w:r>
+          </w:p>
+        </w:tc>
+      </w:tr>
+    </w:tbl>
+    <w:p/>
+    <w:p>
+      <w:r>
+        <w:t>Check and improve</w:t>
+        <w:br/>
+        <w:t>One idea to correct or revisit __________________________________________</w:t>
+      </w:r>
+    </w:p>
+    <w:p>
+      <w:r>
+        <w:br w:type="page"/>
+      </w:r>
+    </w:p>
+    <w:p>
+      <w:pPr>
+        <w:pStyle w:val="Title"/>
+      </w:pPr>
+      <w:r>
+        <w:t>Sticky note quizzing</w:t>
+      </w:r>
+    </w:p>
+    <w:p>
+      <w:r>
+        <w:t>Topic [Your taught topic]     Name __________________     Date __________</w:t>
+      </w:r>
+    </w:p>
+    <w:p>
+      <w:r>
+        <w:t>Recall independently without notes. Check and improve after feedback.</w:t>
+      </w:r>
+    </w:p>
+    <w:tbl>
+      <w:tblPr>
+        <w:tblW w:type="auto" w:w="0"/>
+        <w:jc w:val="center"/>
+        <w:tblLayout w:type="fixed"/>
+        <w:tblLook w:firstColumn="1" w:firstRow="1" w:lastColumn="0" w:lastRow="0" w:noHBand="0" w:noVBand="1" w:val="04A0"/>
+      </w:tblPr>
+      <w:tblGrid>
+        <w:gridCol w:w="5184"/>
+        <w:gridCol w:w="5184"/>
+      </w:tblGrid>
+      <w:tr>
+        <w:trPr>
+          <w:trHeight w:val="3384" w:hRule="atLeast"/>
+        </w:trPr>
+        <w:tc>
+          <w:tcPr>
+            <w:tcW w:type="dxa" w:w="5184"/>
+            <w:vAlign w:val="top"/>
+            <w:tcBorders>
+              <w:top w:val="single" w:sz="6" w:color="D9D9D9"/>
+              <w:left w:val="single" w:sz="6" w:color="D9D9D9"/>
+              <w:bottom w:val="single" w:sz="6" w:color="D9D9D9"/>
+              <w:right w:val="single" w:sz="6" w:color="D9D9D9"/>
+            </w:tcBorders>
+            <w:tcMar>
+              <w:top w:w="120" w:type="dxa"/>
+              <w:left w:w="120" w:type="dxa"/>
+              <w:bottom w:w="120" w:type="dxa"/>
+              <w:right w:w="120" w:type="dxa"/>
+            </w:tcMar>
+            <w:shd w:fill="F3F6F5"/>
+          </w:tcPr>
+          <w:p>
+            <w:pPr>
+              <w:spacing w:after="160"/>
+            </w:pPr>
+            <w:r>
+              <w:rPr>
+                <w:b/>
+                <w:sz w:val="26"/>
+              </w:rPr>
+              <w:t>Prompt 1  [Your question]</w:t>
+            </w:r>
+          </w:p>
+        </w:tc>
+        <w:tc>
+          <w:tcPr>
+            <w:tcW w:type="dxa" w:w="5184"/>
+            <w:vAlign w:val="top"/>
+            <w:tcBorders>
+              <w:top w:val="single" w:sz="6" w:color="D9D9D9"/>
+              <w:left w:val="single" w:sz="6" w:color="D9D9D9"/>
+              <w:bottom w:val="single" w:sz="6" w:color="D9D9D9"/>
+              <w:right w:val="single" w:sz="6" w:color="D9D9D9"/>
+            </w:tcBorders>
+            <w:tcMar>
+              <w:top w:w="120" w:type="dxa"/>
+              <w:left w:w="120" w:type="dxa"/>
+              <w:bottom w:w="120" w:type="dxa"/>
+              <w:right w:w="120" w:type="dxa"/>
+            </w:tcMar>
+            <w:shd w:fill="F3F6F5"/>
+          </w:tcPr>
+          <w:p>
+            <w:pPr>
+              <w:spacing w:after="160"/>
+            </w:pPr>
+            <w:r>
+              <w:rPr>
+                <w:b/>
+                <w:sz w:val="26"/>
+              </w:rPr>
+              <w:t>Prompt 2  [Your question]</w:t>
+            </w:r>
+          </w:p>
+        </w:tc>
+      </w:tr>
+      <w:tr>
+        <w:trPr>
+          <w:trHeight w:val="3384" w:hRule="atLeast"/>
+        </w:trPr>
+        <w:tc>
+          <w:tcPr>
+            <w:tcW w:type="dxa" w:w="5184"/>
+            <w:vAlign w:val="top"/>
+            <w:tcBorders>
+              <w:top w:val="single" w:sz="6" w:color="D9D9D9"/>
+              <w:left w:val="single" w:sz="6" w:color="D9D9D9"/>
+              <w:bottom w:val="single" w:sz="6" w:color="D9D9D9"/>
+              <w:right w:val="single" w:sz="6" w:color="D9D9D9"/>
+            </w:tcBorders>
+            <w:tcMar>
+              <w:top w:w="120" w:type="dxa"/>
+              <w:left w:w="120" w:type="dxa"/>
+              <w:bottom w:w="120" w:type="dxa"/>
+              <w:right w:w="120" w:type="dxa"/>
+            </w:tcMar>
+            <w:shd w:fill="F3F6F5"/>
+          </w:tcPr>
+          <w:p>
+            <w:pPr>
+              <w:spacing w:after="160"/>
+            </w:pPr>
+            <w:r>
+              <w:rPr>
+                <w:b/>
+                <w:sz w:val="26"/>
+              </w:rPr>
+              <w:t>Prompt 3  [Your question]</w:t>
+            </w:r>
+          </w:p>
+        </w:tc>
+        <w:tc>
+          <w:tcPr>
+            <w:tcW w:type="dxa" w:w="5184"/>
+            <w:vAlign w:val="top"/>
+            <w:tcBorders>
+              <w:top w:val="single" w:sz="6" w:color="D9D9D9"/>
+              <w:left w:val="single" w:sz="6" w:color="D9D9D9"/>
+              <w:bottom w:val="single" w:sz="6" w:color="D9D9D9"/>
+              <w:right w:val="single" w:sz="6" w:color="D9D9D9"/>
+            </w:tcBorders>
+            <w:tcMar>
+              <w:top w:w="120" w:type="dxa"/>
+              <w:left w:w="120" w:type="dxa"/>
+              <w:bottom w:w="120" w:type="dxa"/>
+              <w:right w:w="120" w:type="dxa"/>
+            </w:tcMar>
+            <w:shd w:fill="F3F6F5"/>
+          </w:tcPr>
+          <w:p>
+            <w:pPr>
+              <w:spacing w:after="160"/>
+            </w:pPr>
+            <w:r>
+              <w:rPr>
+                <w:b/>
+                <w:sz w:val="26"/>
+              </w:rPr>
+              <w:t>Prompt 4  [Your question]</w:t>
+            </w:r>
+          </w:p>
+        </w:tc>
+      </w:tr>
+    </w:tbl>
+    <w:p/>
+    <w:p>
+      <w:r>
+        <w:t>Check and improve</w:t>
+        <w:br/>
+        <w:t>One idea to correct or revisit __________________________________________</w:t>
+      </w:r>
+    </w:p>
+    <w:p>
+      <w:r>
+        <w:br w:type="page"/>
+      </w:r>
+    </w:p>
+    <w:p>
+      <w:pPr>
+        <w:pStyle w:val="Title"/>
+      </w:pPr>
+      <w:r>
+        <w:t>Retrieval role play</w:t>
+      </w:r>
+    </w:p>
+    <w:p>
+      <w:r>
+        <w:t>Topic [Your taught topic]     Name __________________     Date __________</w:t>
+      </w:r>
+    </w:p>
+    <w:p>
+      <w:r>
+        <w:t>Recall independently without notes. Check and improve after feedback.</w:t>
+      </w:r>
+    </w:p>
+    <w:tbl>
+      <w:tblPr>
+        <w:tblW w:type="auto" w:w="0"/>
+        <w:jc w:val="center"/>
+        <w:tblLayout w:type="fixed"/>
+        <w:tblLook w:firstColumn="1" w:firstRow="1" w:lastColumn="0" w:lastRow="0" w:noHBand="0" w:noVBand="1" w:val="04A0"/>
+      </w:tblPr>
+      <w:tblGrid>
+        <w:gridCol w:w="10368"/>
+      </w:tblGrid>
+      <w:tr>
+        <w:trPr>
+          <w:trHeight w:val="2256" w:hRule="atLeast"/>
+        </w:trPr>
+        <w:tc>
+          <w:tcPr>
+            <w:tcW w:type="dxa" w:w="10368"/>
+            <w:vAlign w:val="top"/>
+            <w:tcBorders>
+              <w:top w:val="single" w:sz="6" w:color="D9D9D9"/>
+              <w:left w:val="single" w:sz="6" w:color="D9D9D9"/>
+              <w:bottom w:val="single" w:sz="6" w:color="D9D9D9"/>
+              <w:right w:val="single" w:sz="6" w:color="D9D9D9"/>
+            </w:tcBorders>
+            <w:tcMar>
+              <w:top w:w="120" w:type="dxa"/>
+              <w:left w:w="120" w:type="dxa"/>
+              <w:bottom w:w="120" w:type="dxa"/>
+              <w:right w:w="120" w:type="dxa"/>
+            </w:tcMar>
+            <w:shd w:fill="F3F6F5"/>
+          </w:tcPr>
+          <w:p>
+            <w:pPr>
+              <w:spacing w:after="160"/>
+            </w:pPr>
+            <w:r>
+              <w:rPr>
+                <w:b/>
+                <w:sz w:val="26"/>
+              </w:rPr>
+              <w:t>Situation  [Your scenario]</w:t>
+            </w:r>
+          </w:p>
+        </w:tc>
+      </w:tr>
+      <w:tr>
+        <w:trPr>
+          <w:trHeight w:val="2256" w:hRule="atLeast"/>
+        </w:trPr>
+        <w:tc>
+          <w:tcPr>
+            <w:tcW w:type="dxa" w:w="10368"/>
+            <w:vAlign w:val="top"/>
+            <w:tcBorders>
+              <w:top w:val="single" w:sz="6" w:color="D9D9D9"/>
+              <w:left w:val="single" w:sz="6" w:color="D9D9D9"/>
+              <w:bottom w:val="single" w:sz="6" w:color="D9D9D9"/>
+              <w:right w:val="single" w:sz="6" w:color="D9D9D9"/>
+            </w:tcBorders>
+            <w:tcMar>
+              <w:top w:w="120" w:type="dxa"/>
+              <w:left w:w="120" w:type="dxa"/>
+              <w:bottom w:w="120" w:type="dxa"/>
+              <w:right w:w="120" w:type="dxa"/>
+            </w:tcMar>
+            <w:shd w:fill="F3F6F5"/>
+          </w:tcPr>
+          <w:p>
+            <w:pPr>
+              <w:spacing w:after="160"/>
+            </w:pPr>
+            <w:r>
+              <w:rPr>
+                <w:b/>
+                <w:sz w:val="26"/>
+              </w:rPr>
+              <w:t>Roles  [Your roles]</w:t>
+            </w:r>
+          </w:p>
+        </w:tc>
+      </w:tr>
+      <w:tr>
+        <w:trPr>
+          <w:trHeight w:val="2256" w:hRule="atLeast"/>
+        </w:trPr>
+        <w:tc>
+          <w:tcPr>
+            <w:tcW w:type="dxa" w:w="10368"/>
+            <w:vAlign w:val="top"/>
+            <w:tcBorders>
+              <w:top w:val="single" w:sz="6" w:color="D9D9D9"/>
+              <w:left w:val="single" w:sz="6" w:color="D9D9D9"/>
+              <w:bottom w:val="single" w:sz="6" w:color="D9D9D9"/>
+              <w:right w:val="single" w:sz="6" w:color="D9D9D9"/>
+            </w:tcBorders>
+            <w:tcMar>
+              <w:top w:w="120" w:type="dxa"/>
+              <w:left w:w="120" w:type="dxa"/>
+              <w:bottom w:w="120" w:type="dxa"/>
+              <w:right w:w="120" w:type="dxa"/>
+            </w:tcMar>
+            <w:shd w:fill="F3F6F5"/>
+          </w:tcPr>
+          <w:p>
+            <w:pPr>
+              <w:spacing w:after="160"/>
+            </w:pPr>
+            <w:r>
+              <w:rPr>
+                <w:b/>
+                <w:sz w:val="26"/>
+              </w:rPr>
+              <w:t>Knowledge to recall  [Your focus]</w:t>
+            </w:r>
+          </w:p>
+        </w:tc>
+      </w:tr>
+    </w:tbl>
+    <w:p/>
+    <w:p>
+      <w:r>
+        <w:t>Check and improve</w:t>
+        <w:br/>
+        <w:t>One idea to correct or revisit __________________________________________</w:t>
+      </w:r>
+    </w:p>
+    <w:p>
+      <w:r>
+        <w:br w:type="page"/>
+      </w:r>
+    </w:p>
+    <w:p>
+      <w:pPr>
+        <w:pStyle w:val="Title"/>
+      </w:pPr>
+      <w:r>
+        <w:t>Walkabout bingo</w:t>
+      </w:r>
+    </w:p>
+    <w:p>
+      <w:r>
+        <w:t>Topic [Your taught topic]     Name __________________     Date __________</w:t>
+      </w:r>
+    </w:p>
+    <w:p>
+      <w:r>
+        <w:t>Recall independently without notes. Check and improve after feedback.</w:t>
+      </w:r>
+    </w:p>
+    <w:tbl>
+      <w:tblPr>
+        <w:tblW w:type="auto" w:w="0"/>
+        <w:jc w:val="center"/>
+        <w:tblLayout w:type="fixed"/>
+        <w:tblLook w:firstColumn="1" w:firstRow="1" w:lastColumn="0" w:lastRow="0" w:noHBand="0" w:noVBand="1" w:val="04A0"/>
+      </w:tblPr>
+      <w:tblGrid>
+        <w:gridCol w:w="3456"/>
+        <w:gridCol w:w="3456"/>
+        <w:gridCol w:w="3456"/>
+      </w:tblGrid>
+      <w:tr>
+        <w:trPr>
+          <w:trHeight w:val="2256" w:hRule="atLeast"/>
+        </w:trPr>
+        <w:tc>
+          <w:tcPr>
+            <w:tcW w:type="dxa" w:w="3456"/>
+            <w:vAlign w:val="top"/>
+            <w:tcBorders>
+              <w:top w:val="single" w:sz="6" w:color="D9D9D9"/>
+              <w:left w:val="single" w:sz="6" w:color="D9D9D9"/>
+              <w:bottom w:val="single" w:sz="6" w:color="D9D9D9"/>
+              <w:right w:val="single" w:sz="6" w:color="D9D9D9"/>
+            </w:tcBorders>
+            <w:tcMar>
+              <w:top w:w="120" w:type="dxa"/>
+              <w:left w:w="120" w:type="dxa"/>
+              <w:bottom w:w="120" w:type="dxa"/>
+              <w:right w:w="120" w:type="dxa"/>
+            </w:tcMar>
+            <w:shd w:fill="F3F6F5"/>
+          </w:tcPr>
+          <w:p>
+            <w:pPr>
+              <w:spacing w:after="160"/>
+            </w:pPr>
+            <w:r>
+              <w:rPr>
+                <w:b/>
+                <w:sz w:val="26"/>
+              </w:rPr>
+              <w:t>[Your question]</w:t>
+            </w:r>
+          </w:p>
+        </w:tc>
+        <w:tc>
+          <w:tcPr>
+            <w:tcW w:type="dxa" w:w="3456"/>
+            <w:vAlign w:val="top"/>
+            <w:tcBorders>
+              <w:top w:val="single" w:sz="6" w:color="D9D9D9"/>
+              <w:left w:val="single" w:sz="6" w:color="D9D9D9"/>
+              <w:bottom w:val="single" w:sz="6" w:color="D9D9D9"/>
+              <w:right w:val="single" w:sz="6" w:color="D9D9D9"/>
+            </w:tcBorders>
+            <w:tcMar>
+              <w:top w:w="120" w:type="dxa"/>
+              <w:left w:w="120" w:type="dxa"/>
+              <w:bottom w:w="120" w:type="dxa"/>
+              <w:right w:w="120" w:type="dxa"/>
+            </w:tcMar>
+            <w:shd w:fill="F3F6F5"/>
+          </w:tcPr>
+          <w:p>
+            <w:pPr>
+              <w:spacing w:after="160"/>
+            </w:pPr>
+            <w:r>
+              <w:rPr>
+                <w:b/>
+                <w:sz w:val="26"/>
+              </w:rPr>
+              <w:t>[Your question]</w:t>
+            </w:r>
+          </w:p>
+        </w:tc>
+        <w:tc>
+          <w:tcPr>
+            <w:tcW w:type="dxa" w:w="3456"/>
+            <w:vAlign w:val="top"/>
+            <w:tcBorders>
+              <w:top w:val="single" w:sz="6" w:color="D9D9D9"/>
+              <w:left w:val="single" w:sz="6" w:color="D9D9D9"/>
+              <w:bottom w:val="single" w:sz="6" w:color="D9D9D9"/>
+              <w:right w:val="single" w:sz="6" w:color="D9D9D9"/>
+            </w:tcBorders>
+            <w:tcMar>
+              <w:top w:w="120" w:type="dxa"/>
+              <w:left w:w="120" w:type="dxa"/>
+              <w:bottom w:w="120" w:type="dxa"/>
+              <w:right w:w="120" w:type="dxa"/>
+            </w:tcMar>
+            <w:shd w:fill="F3F6F5"/>
+          </w:tcPr>
+          <w:p>
+            <w:pPr>
+              <w:spacing w:after="160"/>
+            </w:pPr>
+            <w:r>
+              <w:rPr>
+                <w:b/>
+                <w:sz w:val="26"/>
+              </w:rPr>
+              <w:t>[Your question]</w:t>
+            </w:r>
+          </w:p>
+        </w:tc>
+      </w:tr>
+      <w:tr>
+        <w:trPr>
+          <w:trHeight w:val="2256" w:hRule="atLeast"/>
+        </w:trPr>
+        <w:tc>
+          <w:tcPr>
+            <w:tcW w:type="dxa" w:w="3456"/>
+            <w:vAlign w:val="top"/>
+            <w:tcBorders>
+              <w:top w:val="single" w:sz="6" w:color="D9D9D9"/>
+              <w:left w:val="single" w:sz="6" w:color="D9D9D9"/>
+              <w:bottom w:val="single" w:sz="6" w:color="D9D9D9"/>
+              <w:right w:val="single" w:sz="6" w:color="D9D9D9"/>
+            </w:tcBorders>
+            <w:tcMar>
+              <w:top w:w="120" w:type="dxa"/>
+              <w:left w:w="120" w:type="dxa"/>
+              <w:bottom w:w="120" w:type="dxa"/>
+              <w:right w:w="120" w:type="dxa"/>
+            </w:tcMar>
+            <w:shd w:fill="F3F6F5"/>
+          </w:tcPr>
+          <w:p>
+            <w:pPr>
+              <w:spacing w:after="160"/>
+            </w:pPr>
+            <w:r>
+              <w:rPr>
+                <w:b/>
+                <w:sz w:val="26"/>
+              </w:rPr>
+              <w:t>[Your question]</w:t>
+            </w:r>
+          </w:p>
+        </w:tc>
+        <w:tc>
+          <w:tcPr>
+            <w:tcW w:type="dxa" w:w="3456"/>
+            <w:vAlign w:val="top"/>
+            <w:tcBorders>
+              <w:top w:val="single" w:sz="6" w:color="D9D9D9"/>
+              <w:left w:val="single" w:sz="6" w:color="D9D9D9"/>
+              <w:bottom w:val="single" w:sz="6" w:color="D9D9D9"/>
+              <w:right w:val="single" w:sz="6" w:color="D9D9D9"/>
+            </w:tcBorders>
+            <w:tcMar>
+              <w:top w:w="120" w:type="dxa"/>
+              <w:left w:w="120" w:type="dxa"/>
+              <w:bottom w:w="120" w:type="dxa"/>
+              <w:right w:w="120" w:type="dxa"/>
+            </w:tcMar>
+            <w:shd w:fill="F3F6F5"/>
+          </w:tcPr>
+          <w:p>
+            <w:pPr>
+              <w:spacing w:after="160"/>
+            </w:pPr>
+            <w:r>
+              <w:rPr>
+                <w:b/>
+                <w:sz w:val="26"/>
+              </w:rPr>
+              <w:t>[Your question]</w:t>
+            </w:r>
+          </w:p>
+        </w:tc>
+        <w:tc>
+          <w:tcPr>
+            <w:tcW w:type="dxa" w:w="3456"/>
+            <w:vAlign w:val="top"/>
+            <w:tcBorders>
+              <w:top w:val="single" w:sz="6" w:color="D9D9D9"/>
+              <w:left w:val="single" w:sz="6" w:color="D9D9D9"/>
+              <w:bottom w:val="single" w:sz="6" w:color="D9D9D9"/>
+              <w:right w:val="single" w:sz="6" w:color="D9D9D9"/>
+            </w:tcBorders>
+            <w:tcMar>
+              <w:top w:w="120" w:type="dxa"/>
+              <w:left w:w="120" w:type="dxa"/>
+              <w:bottom w:w="120" w:type="dxa"/>
+              <w:right w:w="120" w:type="dxa"/>
+            </w:tcMar>
+            <w:shd w:fill="F3F6F5"/>
+          </w:tcPr>
+          <w:p>
+            <w:pPr>
+              <w:spacing w:after="160"/>
+            </w:pPr>
+            <w:r>
+              <w:rPr>
+                <w:b/>
+                <w:sz w:val="26"/>
+              </w:rPr>
+              <w:t>[Your question]</w:t>
+            </w:r>
+          </w:p>
+        </w:tc>
+      </w:tr>
+      <w:tr>
+        <w:trPr>
+          <w:trHeight w:val="2256" w:hRule="atLeast"/>
+        </w:trPr>
+        <w:tc>
+          <w:tcPr>
+            <w:tcW w:type="dxa" w:w="3456"/>
+            <w:vAlign w:val="top"/>
+            <w:tcBorders>
+              <w:top w:val="single" w:sz="6" w:color="D9D9D9"/>
+              <w:left w:val="single" w:sz="6" w:color="D9D9D9"/>
+              <w:bottom w:val="single" w:sz="6" w:color="D9D9D9"/>
+              <w:right w:val="single" w:sz="6" w:color="D9D9D9"/>
+            </w:tcBorders>
+            <w:tcMar>
+              <w:top w:w="120" w:type="dxa"/>
+              <w:left w:w="120" w:type="dxa"/>
+              <w:bottom w:w="120" w:type="dxa"/>
+              <w:right w:w="120" w:type="dxa"/>
+            </w:tcMar>
+            <w:shd w:fill="F3F6F5"/>
+          </w:tcPr>
+          <w:p>
+            <w:pPr>
+              <w:spacing w:after="160"/>
+            </w:pPr>
+            <w:r>
+              <w:rPr>
+                <w:b/>
+                <w:sz w:val="26"/>
+              </w:rPr>
+              <w:t>[Your question]</w:t>
+            </w:r>
+          </w:p>
+        </w:tc>
+        <w:tc>
+          <w:tcPr>
+            <w:tcW w:type="dxa" w:w="3456"/>
+            <w:vAlign w:val="top"/>
+            <w:tcBorders>
+              <w:top w:val="single" w:sz="6" w:color="D9D9D9"/>
+              <w:left w:val="single" w:sz="6" w:color="D9D9D9"/>
+              <w:bottom w:val="single" w:sz="6" w:color="D9D9D9"/>
+              <w:right w:val="single" w:sz="6" w:color="D9D9D9"/>
+            </w:tcBorders>
+            <w:tcMar>
+              <w:top w:w="120" w:type="dxa"/>
+              <w:left w:w="120" w:type="dxa"/>
+              <w:bottom w:w="120" w:type="dxa"/>
+              <w:right w:w="120" w:type="dxa"/>
+            </w:tcMar>
+            <w:shd w:fill="F3F6F5"/>
+          </w:tcPr>
+          <w:p>
+            <w:pPr>
+              <w:spacing w:after="160"/>
+            </w:pPr>
+            <w:r>
+              <w:rPr>
+                <w:b/>
+                <w:sz w:val="26"/>
+              </w:rPr>
+              <w:t>[Your question]</w:t>
+            </w:r>
+          </w:p>
+        </w:tc>
+        <w:tc>
+          <w:tcPr>
+            <w:tcW w:type="dxa" w:w="3456"/>
+            <w:vAlign w:val="top"/>
+            <w:tcBorders>
+              <w:top w:val="single" w:sz="6" w:color="D9D9D9"/>
+              <w:left w:val="single" w:sz="6" w:color="D9D9D9"/>
+              <w:bottom w:val="single" w:sz="6" w:color="D9D9D9"/>
+              <w:right w:val="single" w:sz="6" w:color="D9D9D9"/>
+            </w:tcBorders>
+            <w:tcMar>
+              <w:top w:w="120" w:type="dxa"/>
+              <w:left w:w="120" w:type="dxa"/>
+              <w:bottom w:w="120" w:type="dxa"/>
+              <w:right w:w="120" w:type="dxa"/>
+            </w:tcMar>
+            <w:shd w:fill="F3F6F5"/>
+          </w:tcPr>
+          <w:p>
+            <w:pPr>
+              <w:spacing w:after="160"/>
+            </w:pPr>
+            <w:r>
+              <w:rPr>
+                <w:b/>
+                <w:sz w:val="26"/>
+              </w:rPr>
+              <w:t>[Your question]</w:t>
+            </w:r>
+          </w:p>
+        </w:tc>
+      </w:tr>
+    </w:tbl>
+    <w:p/>
+    <w:p>
+      <w:r>
+        <w:t>Attempt each question alone first. Add a partner’s explanation after sharing.</w:t>
+      </w:r>
+    </w:p>
+    <w:p>
+      <w:r>
+        <w:t>Check and improve</w:t>
+        <w:br/>
+        <w:t>One idea to correct or revisit __________________________________________</w:t>
+      </w:r>
+    </w:p>
+    <w:p>
+      <w:r>
+        <w:br w:type="page"/>
+      </w:r>
+    </w:p>
+    <w:p>
+      <w:pPr>
+        <w:pStyle w:val="Title"/>
+      </w:pPr>
+      <w:r>
+        <w:t>Recall bingo</w:t>
+      </w:r>
+    </w:p>
+    <w:p>
+      <w:r>
+        <w:t>Topic [Your taught topic]     Name __________________     Date __________</w:t>
+      </w:r>
+    </w:p>
+    <w:p>
+      <w:r>
+        <w:t>Recall independently without notes. Check and improve after feedback.</w:t>
+      </w:r>
+    </w:p>
+    <w:tbl>
+      <w:tblPr>
+        <w:tblW w:type="auto" w:w="0"/>
+        <w:jc w:val="center"/>
+        <w:tblLayout w:type="fixed"/>
+        <w:tblLook w:firstColumn="1" w:firstRow="1" w:lastColumn="0" w:lastRow="0" w:noHBand="0" w:noVBand="1" w:val="04A0"/>
+      </w:tblPr>
+      <w:tblGrid>
+        <w:gridCol w:w="3456"/>
+        <w:gridCol w:w="3456"/>
+        <w:gridCol w:w="3456"/>
+      </w:tblGrid>
+      <w:tr>
+        <w:trPr>
+          <w:trHeight w:val="2256" w:hRule="atLeast"/>
+        </w:trPr>
+        <w:tc>
+          <w:tcPr>
+            <w:tcW w:type="dxa" w:w="3456"/>
+            <w:vAlign w:val="top"/>
+            <w:tcBorders>
+              <w:top w:val="single" w:sz="6" w:color="D9D9D9"/>
+              <w:left w:val="single" w:sz="6" w:color="D9D9D9"/>
+              <w:bottom w:val="single" w:sz="6" w:color="D9D9D9"/>
+              <w:right w:val="single" w:sz="6" w:color="D9D9D9"/>
+            </w:tcBorders>
+            <w:tcMar>
+              <w:top w:w="120" w:type="dxa"/>
+              <w:left w:w="120" w:type="dxa"/>
+              <w:bottom w:w="120" w:type="dxa"/>
+              <w:right w:w="120" w:type="dxa"/>
+            </w:tcMar>
+            <w:shd w:fill="F3F6F5"/>
+          </w:tcPr>
+          <w:p>
+            <w:pPr>
+              <w:spacing w:after="160"/>
+            </w:pPr>
+            <w:r>
+              <w:rPr>
+                <w:b/>
+                <w:sz w:val="26"/>
+              </w:rPr>
+              <w:t>[My recalled term]</w:t>
+            </w:r>
+          </w:p>
+        </w:tc>
+        <w:tc>
+          <w:tcPr>
+            <w:tcW w:type="dxa" w:w="3456"/>
+            <w:vAlign w:val="top"/>
+            <w:tcBorders>
+              <w:top w:val="single" w:sz="6" w:color="D9D9D9"/>
+              <w:left w:val="single" w:sz="6" w:color="D9D9D9"/>
+              <w:bottom w:val="single" w:sz="6" w:color="D9D9D9"/>
+              <w:right w:val="single" w:sz="6" w:color="D9D9D9"/>
+            </w:tcBorders>
+            <w:tcMar>
+              <w:top w:w="120" w:type="dxa"/>
+              <w:left w:w="120" w:type="dxa"/>
+              <w:bottom w:w="120" w:type="dxa"/>
+              <w:right w:w="120" w:type="dxa"/>
+            </w:tcMar>
+            <w:shd w:fill="F3F6F5"/>
+          </w:tcPr>
+          <w:p>
+            <w:pPr>
+              <w:spacing w:after="160"/>
+            </w:pPr>
+            <w:r>
+              <w:rPr>
+                <w:b/>
+                <w:sz w:val="26"/>
+              </w:rPr>
+              <w:t>[My recalled term]</w:t>
+            </w:r>
+          </w:p>
+        </w:tc>
+        <w:tc>
+          <w:tcPr>
+            <w:tcW w:type="dxa" w:w="3456"/>
+            <w:vAlign w:val="top"/>
+            <w:tcBorders>
+              <w:top w:val="single" w:sz="6" w:color="D9D9D9"/>
+              <w:left w:val="single" w:sz="6" w:color="D9D9D9"/>
+              <w:bottom w:val="single" w:sz="6" w:color="D9D9D9"/>
+              <w:right w:val="single" w:sz="6" w:color="D9D9D9"/>
+            </w:tcBorders>
+            <w:tcMar>
+              <w:top w:w="120" w:type="dxa"/>
+              <w:left w:w="120" w:type="dxa"/>
+              <w:bottom w:w="120" w:type="dxa"/>
+              <w:right w:w="120" w:type="dxa"/>
+            </w:tcMar>
+            <w:shd w:fill="F3F6F5"/>
+          </w:tcPr>
+          <w:p>
+            <w:pPr>
+              <w:spacing w:after="160"/>
+            </w:pPr>
+            <w:r>
+              <w:rPr>
+                <w:b/>
+                <w:sz w:val="26"/>
+              </w:rPr>
+              <w:t>[My recalled term]</w:t>
+            </w:r>
+          </w:p>
+        </w:tc>
+      </w:tr>
+      <w:tr>
+        <w:trPr>
+          <w:trHeight w:val="2256" w:hRule="atLeast"/>
+        </w:trPr>
+        <w:tc>
+          <w:tcPr>
+            <w:tcW w:type="dxa" w:w="3456"/>
+            <w:vAlign w:val="top"/>
+            <w:tcBorders>
+              <w:top w:val="single" w:sz="6" w:color="D9D9D9"/>
+              <w:left w:val="single" w:sz="6" w:color="D9D9D9"/>
+              <w:bottom w:val="single" w:sz="6" w:color="D9D9D9"/>
+              <w:right w:val="single" w:sz="6" w:color="D9D9D9"/>
+            </w:tcBorders>
+            <w:tcMar>
+              <w:top w:w="120" w:type="dxa"/>
+              <w:left w:w="120" w:type="dxa"/>
+              <w:bottom w:w="120" w:type="dxa"/>
+              <w:right w:w="120" w:type="dxa"/>
+            </w:tcMar>
+            <w:shd w:fill="F3F6F5"/>
+          </w:tcPr>
+          <w:p>
+            <w:pPr>
+              <w:spacing w:after="160"/>
+            </w:pPr>
+            <w:r>
+              <w:rPr>
+                <w:b/>
+                <w:sz w:val="26"/>
+              </w:rPr>
+              <w:t>[My recalled term]</w:t>
+            </w:r>
+          </w:p>
+        </w:tc>
+        <w:tc>
+          <w:tcPr>
+            <w:tcW w:type="dxa" w:w="3456"/>
+            <w:vAlign w:val="top"/>
+            <w:tcBorders>
+              <w:top w:val="single" w:sz="6" w:color="D9D9D9"/>
+              <w:left w:val="single" w:sz="6" w:color="D9D9D9"/>
+              <w:bottom w:val="single" w:sz="6" w:color="D9D9D9"/>
+              <w:right w:val="single" w:sz="6" w:color="D9D9D9"/>
+            </w:tcBorders>
+            <w:tcMar>
+              <w:top w:w="120" w:type="dxa"/>
+              <w:left w:w="120" w:type="dxa"/>
+              <w:bottom w:w="120" w:type="dxa"/>
+              <w:right w:w="120" w:type="dxa"/>
+            </w:tcMar>
+            <w:shd w:fill="F3F6F5"/>
+          </w:tcPr>
+          <w:p>
+            <w:pPr>
+              <w:spacing w:after="160"/>
+            </w:pPr>
+            <w:r>
+              <w:rPr>
+                <w:b/>
+                <w:sz w:val="26"/>
+              </w:rPr>
+              <w:t>[My recalled term]</w:t>
+            </w:r>
+          </w:p>
+        </w:tc>
+        <w:tc>
+          <w:tcPr>
+            <w:tcW w:type="dxa" w:w="3456"/>
+            <w:vAlign w:val="top"/>
+            <w:tcBorders>
+              <w:top w:val="single" w:sz="6" w:color="D9D9D9"/>
+              <w:left w:val="single" w:sz="6" w:color="D9D9D9"/>
+              <w:bottom w:val="single" w:sz="6" w:color="D9D9D9"/>
+              <w:right w:val="single" w:sz="6" w:color="D9D9D9"/>
+            </w:tcBorders>
+            <w:tcMar>
+              <w:top w:w="120" w:type="dxa"/>
+              <w:left w:w="120" w:type="dxa"/>
+              <w:bottom w:w="120" w:type="dxa"/>
+              <w:right w:w="120" w:type="dxa"/>
+            </w:tcMar>
+            <w:shd w:fill="F3F6F5"/>
+          </w:tcPr>
+          <w:p>
+            <w:pPr>
+              <w:spacing w:after="160"/>
+            </w:pPr>
+            <w:r>
+              <w:rPr>
+                <w:b/>
+                <w:sz w:val="26"/>
+              </w:rPr>
+              <w:t>[My recalled term]</w:t>
+            </w:r>
+          </w:p>
+        </w:tc>
+      </w:tr>
+      <w:tr>
+        <w:trPr>
+          <w:trHeight w:val="2256" w:hRule="atLeast"/>
+        </w:trPr>
+        <w:tc>
+          <w:tcPr>
+            <w:tcW w:type="dxa" w:w="3456"/>
+            <w:vAlign w:val="top"/>
+            <w:tcBorders>
+              <w:top w:val="single" w:sz="6" w:color="D9D9D9"/>
+              <w:left w:val="single" w:sz="6" w:color="D9D9D9"/>
+              <w:bottom w:val="single" w:sz="6" w:color="D9D9D9"/>
+              <w:right w:val="single" w:sz="6" w:color="D9D9D9"/>
+            </w:tcBorders>
+            <w:tcMar>
+              <w:top w:w="120" w:type="dxa"/>
+              <w:left w:w="120" w:type="dxa"/>
+              <w:bottom w:w="120" w:type="dxa"/>
+              <w:right w:w="120" w:type="dxa"/>
+            </w:tcMar>
+            <w:shd w:fill="F3F6F5"/>
+          </w:tcPr>
+          <w:p>
+            <w:pPr>
+              <w:spacing w:after="160"/>
+            </w:pPr>
+            <w:r>
+              <w:rPr>
+                <w:b/>
+                <w:sz w:val="26"/>
+              </w:rPr>
+              <w:t>[My recalled term]</w:t>
+            </w:r>
+          </w:p>
+        </w:tc>
+        <w:tc>
+          <w:tcPr>
+            <w:tcW w:type="dxa" w:w="3456"/>
+            <w:vAlign w:val="top"/>
+            <w:tcBorders>
+              <w:top w:val="single" w:sz="6" w:color="D9D9D9"/>
+              <w:left w:val="single" w:sz="6" w:color="D9D9D9"/>
+              <w:bottom w:val="single" w:sz="6" w:color="D9D9D9"/>
+              <w:right w:val="single" w:sz="6" w:color="D9D9D9"/>
+            </w:tcBorders>
+            <w:tcMar>
+              <w:top w:w="120" w:type="dxa"/>
+              <w:left w:w="120" w:type="dxa"/>
+              <w:bottom w:w="120" w:type="dxa"/>
+              <w:right w:w="120" w:type="dxa"/>
+            </w:tcMar>
+            <w:shd w:fill="F3F6F5"/>
+          </w:tcPr>
+          <w:p>
+            <w:pPr>
+              <w:spacing w:after="160"/>
+            </w:pPr>
+            <w:r>
+              <w:rPr>
+                <w:b/>
+                <w:sz w:val="26"/>
+              </w:rPr>
+              <w:t>[My recalled term]</w:t>
+            </w:r>
+          </w:p>
+        </w:tc>
+        <w:tc>
+          <w:tcPr>
+            <w:tcW w:type="dxa" w:w="3456"/>
+            <w:vAlign w:val="top"/>
+            <w:tcBorders>
+              <w:top w:val="single" w:sz="6" w:color="D9D9D9"/>
+              <w:left w:val="single" w:sz="6" w:color="D9D9D9"/>
+              <w:bottom w:val="single" w:sz="6" w:color="D9D9D9"/>
+              <w:right w:val="single" w:sz="6" w:color="D9D9D9"/>
+            </w:tcBorders>
+            <w:tcMar>
+              <w:top w:w="120" w:type="dxa"/>
+              <w:left w:w="120" w:type="dxa"/>
+              <w:bottom w:w="120" w:type="dxa"/>
+              <w:right w:w="120" w:type="dxa"/>
+            </w:tcMar>
+            <w:shd w:fill="F3F6F5"/>
+          </w:tcPr>
+          <w:p>
+            <w:pPr>
+              <w:spacing w:after="160"/>
+            </w:pPr>
+            <w:r>
+              <w:rPr>
+                <w:b/>
+                <w:sz w:val="26"/>
+              </w:rPr>
+              <w:t>[My recalled term]</w:t>
+            </w:r>
+          </w:p>
+        </w:tc>
+      </w:tr>
+    </w:tbl>
+    <w:p/>
+    <w:p>
+      <w:r>
+        <w:t>Recall nine terms first. Mark a matching term only after answering its clue.</w:t>
+      </w:r>
+    </w:p>
+    <w:p>
+      <w:r>
+        <w:t>Check and improve</w:t>
+        <w:br/>
+        <w:t>One idea to correct or revisit __________________________________________</w:t>
+      </w:r>
+    </w:p>
+    <w:p>
+      <w:r>
+        <w:br w:type="page"/>
+      </w:r>
+    </w:p>
+    <w:p>
+      <w:pPr>
+        <w:pStyle w:val="Title"/>
+      </w:pPr>
+      <w:r>
+        <w:t>Fading cloze</w:t>
+      </w:r>
+    </w:p>
+    <w:p>
+      <w:r>
+        <w:t>Topic [Your taught topic]     Name __________________     Date __________</w:t>
+      </w:r>
+    </w:p>
+    <w:p>
+      <w:r>
+        <w:t>Recall independently without notes. Check and improve after feedback.</w:t>
+      </w:r>
+    </w:p>
+    <w:tbl>
+      <w:tblPr>
+        <w:tblW w:type="auto" w:w="0"/>
+        <w:jc w:val="center"/>
+        <w:tblLayout w:type="fixed"/>
+        <w:tblLook w:firstColumn="1" w:firstRow="1" w:lastColumn="0" w:lastRow="0" w:noHBand="0" w:noVBand="1" w:val="04A0"/>
+      </w:tblPr>
+      <w:tblGrid>
+        <w:gridCol w:w="10368"/>
+      </w:tblGrid>
+      <w:tr>
+        <w:trPr>
+          <w:trHeight w:val="2256" w:hRule="atLeast"/>
+        </w:trPr>
+        <w:tc>
+          <w:tcPr>
+            <w:tcW w:type="dxa" w:w="10368"/>
+            <w:vAlign w:val="top"/>
+            <w:tcBorders>
+              <w:top w:val="single" w:sz="6" w:color="D9D9D9"/>
+              <w:left w:val="single" w:sz="6" w:color="D9D9D9"/>
+              <w:bottom w:val="single" w:sz="6" w:color="D9D9D9"/>
+              <w:right w:val="single" w:sz="6" w:color="D9D9D9"/>
+            </w:tcBorders>
+            <w:tcMar>
+              <w:top w:w="120" w:type="dxa"/>
+              <w:left w:w="120" w:type="dxa"/>
+              <w:bottom w:w="120" w:type="dxa"/>
+              <w:right w:w="120" w:type="dxa"/>
+            </w:tcMar>
+            <w:shd w:fill="F3F6F5"/>
+          </w:tcPr>
+          <w:p>
+            <w:pPr>
+              <w:spacing w:after="160"/>
+            </w:pPr>
+            <w:r>
+              <w:rPr>
+                <w:b/>
+                <w:sz w:val="26"/>
+              </w:rPr>
+              <w:t>Round 1  [Your passage with a few gaps]</w:t>
+            </w:r>
+          </w:p>
+        </w:tc>
+      </w:tr>
+      <w:tr>
+        <w:trPr>
+          <w:trHeight w:val="2256" w:hRule="atLeast"/>
+        </w:trPr>
+        <w:tc>
+          <w:tcPr>
+            <w:tcW w:type="dxa" w:w="10368"/>
+            <w:vAlign w:val="top"/>
+            <w:tcBorders>
+              <w:top w:val="single" w:sz="6" w:color="D9D9D9"/>
+              <w:left w:val="single" w:sz="6" w:color="D9D9D9"/>
+              <w:bottom w:val="single" w:sz="6" w:color="D9D9D9"/>
+              <w:right w:val="single" w:sz="6" w:color="D9D9D9"/>
+            </w:tcBorders>
+            <w:tcMar>
+              <w:top w:w="120" w:type="dxa"/>
+              <w:left w:w="120" w:type="dxa"/>
+              <w:bottom w:w="120" w:type="dxa"/>
+              <w:right w:w="120" w:type="dxa"/>
+            </w:tcMar>
+            <w:shd w:fill="F3F6F5"/>
+          </w:tcPr>
+          <w:p>
+            <w:pPr>
+              <w:spacing w:after="160"/>
+            </w:pPr>
+            <w:r>
+              <w:rPr>
+                <w:b/>
+                <w:sz w:val="26"/>
+              </w:rPr>
+              <w:t>Round 2  [The same passage with more gaps]</w:t>
+            </w:r>
+          </w:p>
+        </w:tc>
+      </w:tr>
+      <w:tr>
+        <w:trPr>
+          <w:trHeight w:val="2256" w:hRule="atLeast"/>
+        </w:trPr>
+        <w:tc>
+          <w:tcPr>
+            <w:tcW w:type="dxa" w:w="10368"/>
+            <w:vAlign w:val="top"/>
+            <w:tcBorders>
+              <w:top w:val="single" w:sz="6" w:color="D9D9D9"/>
+              <w:left w:val="single" w:sz="6" w:color="D9D9D9"/>
+              <w:bottom w:val="single" w:sz="6" w:color="D9D9D9"/>
+              <w:right w:val="single" w:sz="6" w:color="D9D9D9"/>
+            </w:tcBorders>
+            <w:tcMar>
+              <w:top w:w="120" w:type="dxa"/>
+              <w:left w:w="120" w:type="dxa"/>
+              <w:bottom w:w="120" w:type="dxa"/>
+              <w:right w:w="120" w:type="dxa"/>
+            </w:tcMar>
+            <w:shd w:fill="F3F6F5"/>
+          </w:tcPr>
+          <w:p>
+            <w:pPr>
+              <w:spacing w:after="160"/>
+            </w:pPr>
+            <w:r>
+              <w:rPr>
+                <w:b/>
+                <w:sz w:val="26"/>
+              </w:rPr>
+              <w:t>Round 3  [A heading only or a final recall prompt]</w:t>
+            </w:r>
+          </w:p>
+        </w:tc>
+      </w:tr>
+    </w:tbl>
+    <w:p/>
+    <w:p>
+      <w:r>
+        <w:t>Check and improve</w:t>
+        <w:br/>
+        <w:t>One idea to correct or revisit __________________________________________</w:t>
+      </w:r>
+    </w:p>
+    <w:p>
+      <w:r>
+        <w:br w:type="page"/>
+      </w:r>
+    </w:p>
+    <w:p>
+      <w:pPr>
+        <w:pStyle w:val="Title"/>
+      </w:pPr>
+      <w:r>
+        <w:t>Multiple choice with reasons</w:t>
+      </w:r>
+    </w:p>
+    <w:p>
+      <w:r>
+        <w:t>Topic [Your taught topic]     Name __________________     Date __________</w:t>
+      </w:r>
+    </w:p>
+    <w:p>
+      <w:r>
+        <w:t>Recall independently without notes. Check and improve after feedback.</w:t>
+      </w:r>
+    </w:p>
+    <w:tbl>
+      <w:tblPr>
+        <w:tblW w:type="auto" w:w="0"/>
+        <w:jc w:val="center"/>
+        <w:tblLayout w:type="fixed"/>
+        <w:tblLook w:firstColumn="1" w:firstRow="1" w:lastColumn="0" w:lastRow="0" w:noHBand="0" w:noVBand="1" w:val="04A0"/>
+      </w:tblPr>
+      <w:tblGrid>
+        <w:gridCol w:w="5184"/>
+        <w:gridCol w:w="5184"/>
+      </w:tblGrid>
+      <w:tr>
+        <w:trPr>
+          <w:trHeight w:val="3384" w:hRule="atLeast"/>
+        </w:trPr>
+        <w:tc>
+          <w:tcPr>
+            <w:tcW w:type="dxa" w:w="5184"/>
+            <w:vAlign w:val="top"/>
+            <w:tcBorders>
+              <w:top w:val="single" w:sz="6" w:color="D9D9D9"/>
+              <w:left w:val="single" w:sz="6" w:color="D9D9D9"/>
+              <w:bottom w:val="single" w:sz="6" w:color="D9D9D9"/>
+              <w:right w:val="single" w:sz="6" w:color="D9D9D9"/>
+            </w:tcBorders>
+            <w:tcMar>
+              <w:top w:w="120" w:type="dxa"/>
+              <w:left w:w="120" w:type="dxa"/>
+              <w:bottom w:w="120" w:type="dxa"/>
+              <w:right w:w="120" w:type="dxa"/>
+            </w:tcMar>
+            <w:shd w:fill="F3F6F5"/>
+          </w:tcPr>
+          <w:p>
+            <w:pPr>
+              <w:spacing w:after="160"/>
+            </w:pPr>
+            <w:r>
+              <w:rPr>
+                <w:b/>
+                <w:sz w:val="26"/>
+              </w:rPr>
+              <w:t>Question  [Your question]</w:t>
+            </w:r>
+          </w:p>
+        </w:tc>
+        <w:tc>
+          <w:tcPr>
+            <w:tcW w:type="dxa" w:w="5184"/>
+            <w:vAlign w:val="top"/>
+            <w:tcBorders>
+              <w:top w:val="single" w:sz="6" w:color="D9D9D9"/>
+              <w:left w:val="single" w:sz="6" w:color="D9D9D9"/>
+              <w:bottom w:val="single" w:sz="6" w:color="D9D9D9"/>
+              <w:right w:val="single" w:sz="6" w:color="D9D9D9"/>
+            </w:tcBorders>
+            <w:tcMar>
+              <w:top w:w="120" w:type="dxa"/>
+              <w:left w:w="120" w:type="dxa"/>
+              <w:bottom w:w="120" w:type="dxa"/>
+              <w:right w:w="120" w:type="dxa"/>
+            </w:tcMar>
+            <w:shd w:fill="F3F6F5"/>
+          </w:tcPr>
+          <w:p>
+            <w:pPr>
+              <w:spacing w:after="160"/>
+            </w:pPr>
+            <w:r>
+              <w:rPr>
+                <w:b/>
+                <w:sz w:val="26"/>
+              </w:rPr>
+              <w:t>Choices</w:t>
+            </w:r>
+          </w:p>
+          <w:p>
+            <w:r>
+              <w:rPr>
+                <w:color w:val="656B69"/>
+                <w:sz w:val="20"/>
+              </w:rPr>
+              <w:t>A [Option]</w:t>
+              <w:br/>
+              <w:t>B [Option]</w:t>
+              <w:br/>
+              <w:t>C [Option]</w:t>
+              <w:br/>
+              <w:t>D [Option]</w:t>
+            </w:r>
+          </w:p>
+        </w:tc>
+      </w:tr>
+      <w:tr>
+        <w:trPr>
+          <w:trHeight w:val="3384" w:hRule="atLeast"/>
+        </w:trPr>
+        <w:tc>
+          <w:tcPr>
+            <w:tcW w:type="dxa" w:w="5184"/>
+            <w:vAlign w:val="top"/>
+            <w:tcBorders>
+              <w:top w:val="single" w:sz="6" w:color="D9D9D9"/>
+              <w:left w:val="single" w:sz="6" w:color="D9D9D9"/>
+              <w:bottom w:val="single" w:sz="6" w:color="D9D9D9"/>
+              <w:right w:val="single" w:sz="6" w:color="D9D9D9"/>
+            </w:tcBorders>
+            <w:tcMar>
+              <w:top w:w="120" w:type="dxa"/>
+              <w:left w:w="120" w:type="dxa"/>
+              <w:bottom w:w="120" w:type="dxa"/>
+              <w:right w:w="120" w:type="dxa"/>
+            </w:tcMar>
+            <w:shd w:fill="F3F6F5"/>
+          </w:tcPr>
+          <w:p>
+            <w:pPr>
+              <w:spacing w:after="160"/>
+            </w:pPr>
+            <w:r>
+              <w:rPr>
+                <w:b/>
+                <w:sz w:val="26"/>
+              </w:rPr>
+              <w:t>My choice and reason</w:t>
+            </w:r>
+          </w:p>
+        </w:tc>
+        <w:tc>
+          <w:tcPr>
+            <w:tcW w:type="dxa" w:w="5184"/>
+            <w:vAlign w:val="top"/>
+            <w:tcBorders>
+              <w:top w:val="single" w:sz="6" w:color="D9D9D9"/>
+              <w:left w:val="single" w:sz="6" w:color="D9D9D9"/>
+              <w:bottom w:val="single" w:sz="6" w:color="D9D9D9"/>
+              <w:right w:val="single" w:sz="6" w:color="D9D9D9"/>
+            </w:tcBorders>
+            <w:tcMar>
+              <w:top w:w="120" w:type="dxa"/>
+              <w:left w:w="120" w:type="dxa"/>
+              <w:bottom w:w="120" w:type="dxa"/>
+              <w:right w:w="120" w:type="dxa"/>
+            </w:tcMar>
+            <w:shd w:fill="F3F6F5"/>
+          </w:tcPr>
+          <w:p>
+            <w:pPr>
+              <w:spacing w:after="160"/>
+            </w:pPr>
+            <w:r>
+              <w:rPr>
+                <w:b/>
+                <w:sz w:val="26"/>
+              </w:rPr>
+              <w:t>Why another choice is incorrect</w:t>
+            </w:r>
+          </w:p>
+        </w:tc>
+      </w:tr>
+    </w:tbl>
+    <w:p/>
+    <w:p>
+      <w:r>
+        <w:t>Check and improve</w:t>
+        <w:br/>
+        <w:t>One idea to correct or revisit __________________________________________</w:t>
+      </w:r>
+    </w:p>
+    <w:p>
+      <w:r>
+        <w:br w:type="page"/>
+      </w:r>
+    </w:p>
+    <w:p>
+      <w:pPr>
+        <w:pStyle w:val="Title"/>
+      </w:pPr>
+      <w:r>
+        <w:t>Odd one out</w:t>
+      </w:r>
+    </w:p>
+    <w:p>
+      <w:r>
+        <w:t>Topic [Your taught topic]     Name __________________     Date __________</w:t>
+      </w:r>
+    </w:p>
+    <w:p>
+      <w:r>
+        <w:t>Recall independently without notes. Check and improve after feedback.</w:t>
+      </w:r>
+    </w:p>
+    <w:tbl>
+      <w:tblPr>
+        <w:tblW w:type="auto" w:w="0"/>
+        <w:jc w:val="center"/>
+        <w:tblLayout w:type="fixed"/>
+        <w:tblLook w:firstColumn="1" w:firstRow="1" w:lastColumn="0" w:lastRow="0" w:noHBand="0" w:noVBand="1" w:val="04A0"/>
+      </w:tblPr>
+      <w:tblGrid>
+        <w:gridCol w:w="5184"/>
+        <w:gridCol w:w="5184"/>
+      </w:tblGrid>
+      <w:tr>
+        <w:trPr>
+          <w:trHeight w:val="3384" w:hRule="atLeast"/>
+        </w:trPr>
+        <w:tc>
+          <w:tcPr>
+            <w:tcW w:type="dxa" w:w="5184"/>
+            <w:vAlign w:val="top"/>
+            <w:tcBorders>
+              <w:top w:val="single" w:sz="6" w:color="D9D9D9"/>
+              <w:left w:val="single" w:sz="6" w:color="D9D9D9"/>
+              <w:bottom w:val="single" w:sz="6" w:color="D9D9D9"/>
+              <w:right w:val="single" w:sz="6" w:color="D9D9D9"/>
+            </w:tcBorders>
+            <w:tcMar>
+              <w:top w:w="120" w:type="dxa"/>
+              <w:left w:w="120" w:type="dxa"/>
+              <w:bottom w:w="120" w:type="dxa"/>
+              <w:right w:w="120" w:type="dxa"/>
+            </w:tcMar>
+            <w:shd w:fill="F3F6F5"/>
+          </w:tcPr>
+          <w:p>
+            <w:pPr>
+              <w:spacing w:after="160"/>
+            </w:pPr>
+            <w:r>
+              <w:rPr>
+                <w:b/>
+                <w:sz w:val="26"/>
+              </w:rPr>
+              <w:t>Items  [Your three or four items]</w:t>
+            </w:r>
+          </w:p>
+        </w:tc>
+        <w:tc>
+          <w:tcPr>
+            <w:tcW w:type="dxa" w:w="5184"/>
+            <w:vAlign w:val="top"/>
+            <w:tcBorders>
+              <w:top w:val="single" w:sz="6" w:color="D9D9D9"/>
+              <w:left w:val="single" w:sz="6" w:color="D9D9D9"/>
+              <w:bottom w:val="single" w:sz="6" w:color="D9D9D9"/>
+              <w:right w:val="single" w:sz="6" w:color="D9D9D9"/>
+            </w:tcBorders>
+            <w:tcMar>
+              <w:top w:w="120" w:type="dxa"/>
+              <w:left w:w="120" w:type="dxa"/>
+              <w:bottom w:w="120" w:type="dxa"/>
+              <w:right w:w="120" w:type="dxa"/>
+            </w:tcMar>
+            <w:shd w:fill="F3F6F5"/>
+          </w:tcPr>
+          <w:p>
+            <w:pPr>
+              <w:spacing w:after="160"/>
+            </w:pPr>
+            <w:r>
+              <w:rPr>
+                <w:b/>
+                <w:sz w:val="26"/>
+              </w:rPr>
+              <w:t>My odd one out</w:t>
+            </w:r>
+          </w:p>
+        </w:tc>
+      </w:tr>
+      <w:tr>
+        <w:trPr>
+          <w:trHeight w:val="3384" w:hRule="atLeast"/>
+        </w:trPr>
+        <w:tc>
+          <w:tcPr>
+            <w:tcW w:type="dxa" w:w="5184"/>
+            <w:vAlign w:val="top"/>
+            <w:tcBorders>
+              <w:top w:val="single" w:sz="6" w:color="D9D9D9"/>
+              <w:left w:val="single" w:sz="6" w:color="D9D9D9"/>
+              <w:bottom w:val="single" w:sz="6" w:color="D9D9D9"/>
+              <w:right w:val="single" w:sz="6" w:color="D9D9D9"/>
+            </w:tcBorders>
+            <w:tcMar>
+              <w:top w:w="120" w:type="dxa"/>
+              <w:left w:w="120" w:type="dxa"/>
+              <w:bottom w:w="120" w:type="dxa"/>
+              <w:right w:w="120" w:type="dxa"/>
+            </w:tcMar>
+            <w:shd w:fill="F3F6F5"/>
+          </w:tcPr>
+          <w:p>
+            <w:pPr>
+              <w:spacing w:after="160"/>
+            </w:pPr>
+            <w:r>
+              <w:rPr>
+                <w:b/>
+                <w:sz w:val="26"/>
+              </w:rPr>
+              <w:t>The relationship between the others</w:t>
+            </w:r>
+          </w:p>
+        </w:tc>
+        <w:tc>
+          <w:tcPr>
+            <w:tcW w:type="dxa" w:w="5184"/>
+            <w:vAlign w:val="top"/>
+            <w:tcBorders>
+              <w:top w:val="single" w:sz="6" w:color="D9D9D9"/>
+              <w:left w:val="single" w:sz="6" w:color="D9D9D9"/>
+              <w:bottom w:val="single" w:sz="6" w:color="D9D9D9"/>
+              <w:right w:val="single" w:sz="6" w:color="D9D9D9"/>
+            </w:tcBorders>
+            <w:tcMar>
+              <w:top w:w="120" w:type="dxa"/>
+              <w:left w:w="120" w:type="dxa"/>
+              <w:bottom w:w="120" w:type="dxa"/>
+              <w:right w:w="120" w:type="dxa"/>
+            </w:tcMar>
+            <w:shd w:fill="F3F6F5"/>
+          </w:tcPr>
+          <w:p>
+            <w:pPr>
+              <w:spacing w:after="160"/>
+            </w:pPr>
+            <w:r>
+              <w:rPr>
+                <w:b/>
+                <w:sz w:val="26"/>
+              </w:rPr>
+              <w:t>Another defensible answer</w:t>
+            </w:r>
+          </w:p>
+        </w:tc>
+      </w:tr>
+    </w:tbl>
+    <w:p/>
+    <w:p>
+      <w:r>
+        <w:t>Check and improve</w:t>
+        <w:br/>
+        <w:t>One idea to correct or revisit __________________________________________</w:t>
+      </w:r>
+    </w:p>
+    <w:p>
+      <w:r>
+        <w:br w:type="page"/>
+      </w:r>
+    </w:p>
+    <w:p>
+      <w:pPr>
+        <w:pStyle w:val="Title"/>
+      </w:pPr>
+      <w:r>
+        <w:t>Retrieval quilt</w:t>
+      </w:r>
+    </w:p>
+    <w:p>
+      <w:r>
+        <w:t>Topic [Your taught topic]     Name __________________     Date __________</w:t>
+      </w:r>
+    </w:p>
+    <w:p>
+      <w:r>
+        <w:t>Recall independently without notes. Check and improve after feedback.</w:t>
+      </w:r>
+    </w:p>
+    <w:tbl>
+      <w:tblPr>
+        <w:tblW w:type="auto" w:w="0"/>
+        <w:jc w:val="center"/>
+        <w:tblLayout w:type="fixed"/>
+        <w:tblLook w:firstColumn="1" w:firstRow="1" w:lastColumn="0" w:lastRow="0" w:noHBand="0" w:noVBand="1" w:val="04A0"/>
+      </w:tblPr>
+      <w:tblGrid>
+        <w:gridCol w:w="3456"/>
+        <w:gridCol w:w="3456"/>
+        <w:gridCol w:w="3456"/>
+      </w:tblGrid>
+      <w:tr>
+        <w:trPr>
+          <w:trHeight w:val="2256" w:hRule="atLeast"/>
+        </w:trPr>
+        <w:tc>
+          <w:tcPr>
+            <w:tcW w:type="dxa" w:w="3456"/>
+            <w:vAlign w:val="top"/>
+            <w:tcBorders>
+              <w:top w:val="single" w:sz="6" w:color="D9D9D9"/>
+              <w:left w:val="single" w:sz="6" w:color="D9D9D9"/>
+              <w:bottom w:val="single" w:sz="6" w:color="D9D9D9"/>
+              <w:right w:val="single" w:sz="6" w:color="D9D9D9"/>
+            </w:tcBorders>
+            <w:tcMar>
+              <w:top w:w="120" w:type="dxa"/>
+              <w:left w:w="120" w:type="dxa"/>
+              <w:bottom w:w="120" w:type="dxa"/>
+              <w:right w:w="120" w:type="dxa"/>
+            </w:tcMar>
+            <w:shd w:fill="F3F6F5"/>
+          </w:tcPr>
+          <w:p>
+            <w:pPr>
+              <w:spacing w:after="160"/>
+            </w:pPr>
+            <w:r>
+              <w:rPr>
+                <w:b/>
+                <w:sz w:val="26"/>
+              </w:rPr>
+              <w:t>[Topic heading]</w:t>
+            </w:r>
+          </w:p>
+        </w:tc>
+        <w:tc>
+          <w:tcPr>
+            <w:tcW w:type="dxa" w:w="3456"/>
+            <w:vAlign w:val="top"/>
+            <w:tcBorders>
+              <w:top w:val="single" w:sz="6" w:color="D9D9D9"/>
+              <w:left w:val="single" w:sz="6" w:color="D9D9D9"/>
+              <w:bottom w:val="single" w:sz="6" w:color="D9D9D9"/>
+              <w:right w:val="single" w:sz="6" w:color="D9D9D9"/>
+            </w:tcBorders>
+            <w:tcMar>
+              <w:top w:w="120" w:type="dxa"/>
+              <w:left w:w="120" w:type="dxa"/>
+              <w:bottom w:w="120" w:type="dxa"/>
+              <w:right w:w="120" w:type="dxa"/>
+            </w:tcMar>
+            <w:shd w:fill="F3F6F5"/>
+          </w:tcPr>
+          <w:p>
+            <w:pPr>
+              <w:spacing w:after="160"/>
+            </w:pPr>
+            <w:r>
+              <w:rPr>
+                <w:b/>
+                <w:sz w:val="26"/>
+              </w:rPr>
+              <w:t>[Topic heading]</w:t>
+            </w:r>
+          </w:p>
+        </w:tc>
+        <w:tc>
+          <w:tcPr>
+            <w:tcW w:type="dxa" w:w="3456"/>
+            <w:vAlign w:val="top"/>
+            <w:tcBorders>
+              <w:top w:val="single" w:sz="6" w:color="D9D9D9"/>
+              <w:left w:val="single" w:sz="6" w:color="D9D9D9"/>
+              <w:bottom w:val="single" w:sz="6" w:color="D9D9D9"/>
+              <w:right w:val="single" w:sz="6" w:color="D9D9D9"/>
+            </w:tcBorders>
+            <w:tcMar>
+              <w:top w:w="120" w:type="dxa"/>
+              <w:left w:w="120" w:type="dxa"/>
+              <w:bottom w:w="120" w:type="dxa"/>
+              <w:right w:w="120" w:type="dxa"/>
+            </w:tcMar>
+            <w:shd w:fill="F3F6F5"/>
+          </w:tcPr>
+          <w:p>
+            <w:pPr>
+              <w:spacing w:after="160"/>
+            </w:pPr>
+            <w:r>
+              <w:rPr>
+                <w:b/>
+                <w:sz w:val="26"/>
+              </w:rPr>
+              <w:t>[Topic heading]</w:t>
+            </w:r>
+          </w:p>
+        </w:tc>
+      </w:tr>
+      <w:tr>
+        <w:trPr>
+          <w:trHeight w:val="2256" w:hRule="atLeast"/>
+        </w:trPr>
+        <w:tc>
+          <w:tcPr>
+            <w:tcW w:type="dxa" w:w="3456"/>
+            <w:vAlign w:val="top"/>
+            <w:tcBorders>
+              <w:top w:val="single" w:sz="6" w:color="D9D9D9"/>
+              <w:left w:val="single" w:sz="6" w:color="D9D9D9"/>
+              <w:bottom w:val="single" w:sz="6" w:color="D9D9D9"/>
+              <w:right w:val="single" w:sz="6" w:color="D9D9D9"/>
+            </w:tcBorders>
+            <w:tcMar>
+              <w:top w:w="120" w:type="dxa"/>
+              <w:left w:w="120" w:type="dxa"/>
+              <w:bottom w:w="120" w:type="dxa"/>
+              <w:right w:w="120" w:type="dxa"/>
+            </w:tcMar>
+            <w:shd w:fill="F3F6F5"/>
+          </w:tcPr>
+          <w:p>
+            <w:pPr>
+              <w:spacing w:after="160"/>
+            </w:pPr>
+            <w:r>
+              <w:rPr>
+                <w:b/>
+                <w:sz w:val="26"/>
+              </w:rPr>
+              <w:t>[Topic heading]</w:t>
+            </w:r>
+          </w:p>
+        </w:tc>
+        <w:tc>
+          <w:tcPr>
+            <w:tcW w:type="dxa" w:w="3456"/>
+            <w:vAlign w:val="top"/>
+            <w:tcBorders>
+              <w:top w:val="single" w:sz="6" w:color="D9D9D9"/>
+              <w:left w:val="single" w:sz="6" w:color="D9D9D9"/>
+              <w:bottom w:val="single" w:sz="6" w:color="D9D9D9"/>
+              <w:right w:val="single" w:sz="6" w:color="D9D9D9"/>
+            </w:tcBorders>
+            <w:tcMar>
+              <w:top w:w="120" w:type="dxa"/>
+              <w:left w:w="120" w:type="dxa"/>
+              <w:bottom w:w="120" w:type="dxa"/>
+              <w:right w:w="120" w:type="dxa"/>
+            </w:tcMar>
+            <w:shd w:fill="F3F6F5"/>
+          </w:tcPr>
+          <w:p>
+            <w:pPr>
+              <w:spacing w:after="160"/>
+            </w:pPr>
+            <w:r>
+              <w:rPr>
+                <w:b/>
+                <w:sz w:val="26"/>
+              </w:rPr>
+              <w:t>[Topic heading]</w:t>
+            </w:r>
+          </w:p>
+        </w:tc>
+        <w:tc>
+          <w:tcPr>
+            <w:tcW w:type="dxa" w:w="3456"/>
+            <w:vAlign w:val="top"/>
+            <w:tcBorders>
+              <w:top w:val="single" w:sz="6" w:color="D9D9D9"/>
+              <w:left w:val="single" w:sz="6" w:color="D9D9D9"/>
+              <w:bottom w:val="single" w:sz="6" w:color="D9D9D9"/>
+              <w:right w:val="single" w:sz="6" w:color="D9D9D9"/>
+            </w:tcBorders>
+            <w:tcMar>
+              <w:top w:w="120" w:type="dxa"/>
+              <w:left w:w="120" w:type="dxa"/>
+              <w:bottom w:w="120" w:type="dxa"/>
+              <w:right w:w="120" w:type="dxa"/>
+            </w:tcMar>
+            <w:shd w:fill="F3F6F5"/>
+          </w:tcPr>
+          <w:p>
+            <w:pPr>
+              <w:spacing w:after="160"/>
+            </w:pPr>
+            <w:r>
+              <w:rPr>
+                <w:b/>
+                <w:sz w:val="26"/>
+              </w:rPr>
+              <w:t>[Topic heading]</w:t>
+            </w:r>
+          </w:p>
+        </w:tc>
+      </w:tr>
+      <w:tr>
+        <w:trPr>
+          <w:trHeight w:val="2256" w:hRule="atLeast"/>
+        </w:trPr>
+        <w:tc>
+          <w:tcPr>
+            <w:tcW w:type="dxa" w:w="3456"/>
+            <w:vAlign w:val="top"/>
+            <w:tcBorders>
+              <w:top w:val="single" w:sz="6" w:color="D9D9D9"/>
+              <w:left w:val="single" w:sz="6" w:color="D9D9D9"/>
+              <w:bottom w:val="single" w:sz="6" w:color="D9D9D9"/>
+              <w:right w:val="single" w:sz="6" w:color="D9D9D9"/>
+            </w:tcBorders>
+            <w:tcMar>
+              <w:top w:w="120" w:type="dxa"/>
+              <w:left w:w="120" w:type="dxa"/>
+              <w:bottom w:w="120" w:type="dxa"/>
+              <w:right w:w="120" w:type="dxa"/>
+            </w:tcMar>
+            <w:shd w:fill="F3F6F5"/>
+          </w:tcPr>
+          <w:p>
+            <w:pPr>
+              <w:spacing w:after="160"/>
+            </w:pPr>
+            <w:r>
+              <w:rPr>
+                <w:b/>
+                <w:sz w:val="26"/>
+              </w:rPr>
+              <w:t>[Topic heading]</w:t>
+            </w:r>
+          </w:p>
+        </w:tc>
+        <w:tc>
+          <w:tcPr>
+            <w:tcW w:type="dxa" w:w="3456"/>
+            <w:vAlign w:val="top"/>
+            <w:tcBorders>
+              <w:top w:val="single" w:sz="6" w:color="D9D9D9"/>
+              <w:left w:val="single" w:sz="6" w:color="D9D9D9"/>
+              <w:bottom w:val="single" w:sz="6" w:color="D9D9D9"/>
+              <w:right w:val="single" w:sz="6" w:color="D9D9D9"/>
+            </w:tcBorders>
+            <w:tcMar>
+              <w:top w:w="120" w:type="dxa"/>
+              <w:left w:w="120" w:type="dxa"/>
+              <w:bottom w:w="120" w:type="dxa"/>
+              <w:right w:w="120" w:type="dxa"/>
+            </w:tcMar>
+            <w:shd w:fill="F3F6F5"/>
+          </w:tcPr>
+          <w:p>
+            <w:pPr>
+              <w:spacing w:after="160"/>
+            </w:pPr>
+            <w:r>
+              <w:rPr>
+                <w:b/>
+                <w:sz w:val="26"/>
+              </w:rPr>
+              <w:t>[Topic heading]</w:t>
+            </w:r>
+          </w:p>
+        </w:tc>
+        <w:tc>
+          <w:tcPr>
+            <w:tcW w:type="dxa" w:w="3456"/>
+            <w:vAlign w:val="top"/>
+            <w:tcBorders>
+              <w:top w:val="single" w:sz="6" w:color="D9D9D9"/>
+              <w:left w:val="single" w:sz="6" w:color="D9D9D9"/>
+              <w:bottom w:val="single" w:sz="6" w:color="D9D9D9"/>
+              <w:right w:val="single" w:sz="6" w:color="D9D9D9"/>
+            </w:tcBorders>
+            <w:tcMar>
+              <w:top w:w="120" w:type="dxa"/>
+              <w:left w:w="120" w:type="dxa"/>
+              <w:bottom w:w="120" w:type="dxa"/>
+              <w:right w:w="120" w:type="dxa"/>
+            </w:tcMar>
+            <w:shd w:fill="F3F6F5"/>
+          </w:tcPr>
+          <w:p>
+            <w:pPr>
+              <w:spacing w:after="160"/>
+            </w:pPr>
+            <w:r>
+              <w:rPr>
+                <w:b/>
+                <w:sz w:val="26"/>
+              </w:rPr>
+              <w:t>[Topic heading]</w:t>
+            </w:r>
+          </w:p>
+        </w:tc>
+      </w:tr>
+    </w:tbl>
+    <w:p/>
+    <w:p>
+      <w:r>
+        <w:t>Check and improve</w:t>
+        <w:br/>
+        <w:t>One idea to correct or revisit __________________________________________</w:t>
+      </w:r>
+    </w:p>
+    <w:p>
+      <w:r>
+        <w:br w:type="page"/>
+      </w:r>
+    </w:p>
+    <w:p>
+      <w:pPr>
+        <w:pStyle w:val="Title"/>
+      </w:pPr>
+      <w:r>
+        <w:t>Recall sort and explain</w:t>
+      </w:r>
+    </w:p>
+    <w:p>
+      <w:r>
+        <w:t>Topic [Your taught topic]     Name __________________     Date __________</w:t>
+      </w:r>
+    </w:p>
+    <w:p>
+      <w:r>
+        <w:t>Recall independently without notes. Check and improve after feedback.</w:t>
+      </w:r>
+    </w:p>
+    <w:tbl>
+      <w:tblPr>
+        <w:tblW w:type="auto" w:w="0"/>
+        <w:jc w:val="center"/>
+        <w:tblLayout w:type="fixed"/>
+        <w:tblLook w:firstColumn="1" w:firstRow="1" w:lastColumn="0" w:lastRow="0" w:noHBand="0" w:noVBand="1" w:val="04A0"/>
+      </w:tblPr>
+      <w:tblGrid>
+        <w:gridCol w:w="3456"/>
+        <w:gridCol w:w="3456"/>
+        <w:gridCol w:w="3456"/>
+      </w:tblGrid>
+      <w:tr>
+        <w:trPr>
+          <w:trHeight w:val="6768" w:hRule="atLeast"/>
+        </w:trPr>
+        <w:tc>
+          <w:tcPr>
+            <w:tcW w:type="dxa" w:w="3456"/>
+            <w:vAlign w:val="top"/>
+            <w:tcBorders>
+              <w:top w:val="single" w:sz="6" w:color="D9D9D9"/>
+              <w:left w:val="single" w:sz="6" w:color="D9D9D9"/>
+              <w:bottom w:val="single" w:sz="6" w:color="D9D9D9"/>
+              <w:right w:val="single" w:sz="6" w:color="D9D9D9"/>
+            </w:tcBorders>
+            <w:tcMar>
+              <w:top w:w="120" w:type="dxa"/>
+              <w:left w:w="120" w:type="dxa"/>
+              <w:bottom w:w="120" w:type="dxa"/>
+              <w:right w:w="120" w:type="dxa"/>
+            </w:tcMar>
+            <w:shd w:fill="F3F6F5"/>
+          </w:tcPr>
+          <w:p>
+            <w:pPr>
+              <w:spacing w:after="160"/>
+            </w:pPr>
+            <w:r>
+              <w:rPr>
+                <w:b/>
+                <w:sz w:val="26"/>
+              </w:rPr>
+              <w:t>[Category one]</w:t>
+            </w:r>
+          </w:p>
+        </w:tc>
+        <w:tc>
+          <w:tcPr>
+            <w:tcW w:type="dxa" w:w="3456"/>
+            <w:vAlign w:val="top"/>
+            <w:tcBorders>
+              <w:top w:val="single" w:sz="6" w:color="D9D9D9"/>
+              <w:left w:val="single" w:sz="6" w:color="D9D9D9"/>
+              <w:bottom w:val="single" w:sz="6" w:color="D9D9D9"/>
+              <w:right w:val="single" w:sz="6" w:color="D9D9D9"/>
+            </w:tcBorders>
+            <w:tcMar>
+              <w:top w:w="120" w:type="dxa"/>
+              <w:left w:w="120" w:type="dxa"/>
+              <w:bottom w:w="120" w:type="dxa"/>
+              <w:right w:w="120" w:type="dxa"/>
+            </w:tcMar>
+            <w:shd w:fill="F3F6F5"/>
+          </w:tcPr>
+          <w:p>
+            <w:pPr>
+              <w:spacing w:after="160"/>
+            </w:pPr>
+            <w:r>
+              <w:rPr>
+                <w:b/>
+                <w:sz w:val="26"/>
+              </w:rPr>
+              <w:t>[Category two]</w:t>
+            </w:r>
+          </w:p>
+        </w:tc>
+        <w:tc>
+          <w:tcPr>
+            <w:tcW w:type="dxa" w:w="3456"/>
+            <w:vAlign w:val="top"/>
+            <w:tcBorders>
+              <w:top w:val="single" w:sz="6" w:color="D9D9D9"/>
+              <w:left w:val="single" w:sz="6" w:color="D9D9D9"/>
+              <w:bottom w:val="single" w:sz="6" w:color="D9D9D9"/>
+              <w:right w:val="single" w:sz="6" w:color="D9D9D9"/>
+            </w:tcBorders>
+            <w:tcMar>
+              <w:top w:w="120" w:type="dxa"/>
+              <w:left w:w="120" w:type="dxa"/>
+              <w:bottom w:w="120" w:type="dxa"/>
+              <w:right w:w="120" w:type="dxa"/>
+            </w:tcMar>
+            <w:shd w:fill="F3F6F5"/>
+          </w:tcPr>
+          <w:p>
+            <w:pPr>
+              <w:spacing w:after="160"/>
+            </w:pPr>
+            <w:r>
+              <w:rPr>
+                <w:b/>
+                <w:sz w:val="26"/>
+              </w:rPr>
+              <w:t>[Category three]</w:t>
+            </w:r>
+          </w:p>
+        </w:tc>
+      </w:tr>
+    </w:tbl>
+    <w:p/>
+    <w:p>
+      <w:r>
+        <w:t>Check and improve</w:t>
+        <w:br/>
+        <w:t>One idea to correct or revisit __________________________________________</w:t>
+      </w:r>
+    </w:p>
+    <w:p>
+      <w:r>
+        <w:br w:type="page"/>
+      </w:r>
+    </w:p>
+    <w:p>
+      <w:pPr>
+        <w:pStyle w:val="Title"/>
+      </w:pPr>
+      <w:r>
+        <w:t>Loop card retrieval</w:t>
+      </w:r>
+    </w:p>
+    <w:p>
+      <w:r>
+        <w:t>Topic [Your taught topic]     Name __________________     Date __________</w:t>
+      </w:r>
+    </w:p>
+    <w:p>
+      <w:r>
+        <w:t>Recall independently without notes. Check and improve after feedback.</w:t>
+      </w:r>
+    </w:p>
+    <w:tbl>
+      <w:tblPr>
+        <w:tblW w:type="auto" w:w="0"/>
+        <w:jc w:val="center"/>
+        <w:tblLayout w:type="fixed"/>
+        <w:tblLook w:firstColumn="1" w:firstRow="1" w:lastColumn="0" w:lastRow="0" w:noHBand="0" w:noVBand="1" w:val="04A0"/>
+      </w:tblPr>
+      <w:tblGrid>
+        <w:gridCol w:w="5184"/>
+        <w:gridCol w:w="5184"/>
+      </w:tblGrid>
+      <w:tr>
+        <w:trPr>
+          <w:trHeight w:val="3384" w:hRule="atLeast"/>
+        </w:trPr>
+        <w:tc>
+          <w:tcPr>
+            <w:tcW w:type="dxa" w:w="5184"/>
+            <w:vAlign w:val="top"/>
+            <w:tcBorders>
+              <w:top w:val="single" w:sz="6" w:color="D9D9D9"/>
+              <w:left w:val="single" w:sz="6" w:color="D9D9D9"/>
+              <w:bottom w:val="single" w:sz="6" w:color="D9D9D9"/>
+              <w:right w:val="single" w:sz="6" w:color="D9D9D9"/>
+            </w:tcBorders>
+            <w:tcMar>
+              <w:top w:w="120" w:type="dxa"/>
+              <w:left w:w="120" w:type="dxa"/>
+              <w:bottom w:w="120" w:type="dxa"/>
+              <w:right w:w="120" w:type="dxa"/>
+            </w:tcMar>
+            <w:shd w:fill="F3F6F5"/>
+          </w:tcPr>
+          <w:p>
+            <w:pPr>
+              <w:spacing w:after="160"/>
+            </w:pPr>
+            <w:r>
+              <w:rPr>
+                <w:b/>
+                <w:sz w:val="26"/>
+              </w:rPr>
+              <w:t>Card 1</w:t>
+            </w:r>
+          </w:p>
+          <w:p>
+            <w:r>
+              <w:rPr>
+                <w:color w:val="656B69"/>
+                <w:sz w:val="20"/>
+              </w:rPr>
+              <w:t>Answer to previous card [Your answer]</w:t>
+              <w:br/>
+              <w:t>New question [Your question]</w:t>
+            </w:r>
+          </w:p>
+        </w:tc>
+        <w:tc>
+          <w:tcPr>
+            <w:tcW w:type="dxa" w:w="5184"/>
+            <w:vAlign w:val="top"/>
+            <w:tcBorders>
+              <w:top w:val="single" w:sz="6" w:color="D9D9D9"/>
+              <w:left w:val="single" w:sz="6" w:color="D9D9D9"/>
+              <w:bottom w:val="single" w:sz="6" w:color="D9D9D9"/>
+              <w:right w:val="single" w:sz="6" w:color="D9D9D9"/>
+            </w:tcBorders>
+            <w:tcMar>
+              <w:top w:w="120" w:type="dxa"/>
+              <w:left w:w="120" w:type="dxa"/>
+              <w:bottom w:w="120" w:type="dxa"/>
+              <w:right w:w="120" w:type="dxa"/>
+            </w:tcMar>
+            <w:shd w:fill="F3F6F5"/>
+          </w:tcPr>
+          <w:p>
+            <w:pPr>
+              <w:spacing w:after="160"/>
+            </w:pPr>
+            <w:r>
+              <w:rPr>
+                <w:b/>
+                <w:sz w:val="26"/>
+              </w:rPr>
+              <w:t>Card 2</w:t>
+            </w:r>
+          </w:p>
+          <w:p>
+            <w:r>
+              <w:rPr>
+                <w:color w:val="656B69"/>
+                <w:sz w:val="20"/>
+              </w:rPr>
+              <w:t>Answer to previous card [Your answer]</w:t>
+              <w:br/>
+              <w:t>New question [Your question]</w:t>
+            </w:r>
+          </w:p>
+        </w:tc>
+      </w:tr>
+      <w:tr>
+        <w:trPr>
+          <w:trHeight w:val="3384" w:hRule="atLeast"/>
+        </w:trPr>
+        <w:tc>
+          <w:tcPr>
+            <w:tcW w:type="dxa" w:w="5184"/>
+            <w:vAlign w:val="top"/>
+            <w:tcBorders>
+              <w:top w:val="single" w:sz="6" w:color="D9D9D9"/>
+              <w:left w:val="single" w:sz="6" w:color="D9D9D9"/>
+              <w:bottom w:val="single" w:sz="6" w:color="D9D9D9"/>
+              <w:right w:val="single" w:sz="6" w:color="D9D9D9"/>
+            </w:tcBorders>
+            <w:tcMar>
+              <w:top w:w="120" w:type="dxa"/>
+              <w:left w:w="120" w:type="dxa"/>
+              <w:bottom w:w="120" w:type="dxa"/>
+              <w:right w:w="120" w:type="dxa"/>
+            </w:tcMar>
+            <w:shd w:fill="F3F6F5"/>
+          </w:tcPr>
+          <w:p>
+            <w:pPr>
+              <w:spacing w:after="160"/>
+            </w:pPr>
+            <w:r>
+              <w:rPr>
+                <w:b/>
+                <w:sz w:val="26"/>
+              </w:rPr>
+              <w:t>Card 3</w:t>
+            </w:r>
+          </w:p>
+          <w:p>
+            <w:r>
+              <w:rPr>
+                <w:color w:val="656B69"/>
+                <w:sz w:val="20"/>
+              </w:rPr>
+              <w:t>Answer to previous card [Your answer]</w:t>
+              <w:br/>
+              <w:t>New question [Your question]</w:t>
+            </w:r>
+          </w:p>
+        </w:tc>
+        <w:tc>
+          <w:tcPr>
+            <w:tcW w:type="dxa" w:w="5184"/>
+            <w:vAlign w:val="top"/>
+            <w:tcBorders>
+              <w:top w:val="single" w:sz="6" w:color="D9D9D9"/>
+              <w:left w:val="single" w:sz="6" w:color="D9D9D9"/>
+              <w:bottom w:val="single" w:sz="6" w:color="D9D9D9"/>
+              <w:right w:val="single" w:sz="6" w:color="D9D9D9"/>
+            </w:tcBorders>
+            <w:tcMar>
+              <w:top w:w="120" w:type="dxa"/>
+              <w:left w:w="120" w:type="dxa"/>
+              <w:bottom w:w="120" w:type="dxa"/>
+              <w:right w:w="120" w:type="dxa"/>
+            </w:tcMar>
+            <w:shd w:fill="F3F6F5"/>
+          </w:tcPr>
+          <w:p>
+            <w:pPr>
+              <w:spacing w:after="160"/>
+            </w:pPr>
+            <w:r>
+              <w:rPr>
+                <w:b/>
+                <w:sz w:val="26"/>
+              </w:rPr>
+              <w:t>Card 4</w:t>
+            </w:r>
+          </w:p>
+          <w:p>
+            <w:r>
+              <w:rPr>
+                <w:color w:val="656B69"/>
+                <w:sz w:val="20"/>
+              </w:rPr>
+              <w:t>Answer to previous card [Your answer]</w:t>
+              <w:br/>
+              <w:t>New question [Your question]</w:t>
+            </w:r>
+          </w:p>
+        </w:tc>
+      </w:tr>
+    </w:tbl>
+    <w:p/>
+    <w:p>
+      <w:r>
+        <w:t>Link each checked answer to the preceding question. The final question links back to Card 1. Duplicate cards to extend the loop.</w:t>
+      </w:r>
+    </w:p>
+    <w:p>
+      <w:r>
+        <w:t>Check and improve</w:t>
+        <w:br/>
+        <w:t>One idea to correct or revisit __________________________________________</w:t>
+      </w:r>
+    </w:p>
+    <w:p>
+      <w:r>
+        <w:br w:type="page"/>
+      </w:r>
+    </w:p>
+    <w:p>
+      <w:pPr>
+        <w:pStyle w:val="Title"/>
+      </w:pPr>
+      <w:r>
+        <w:t>Inkshedding</w:t>
+      </w:r>
+    </w:p>
+    <w:p>
+      <w:r>
+        <w:t>Topic [Your taught topic]     Name __________________     Date __________</w:t>
+      </w:r>
+    </w:p>
+    <w:p>
+      <w:r>
+        <w:t>Recall independently without notes. Check and improve after feedback.</w:t>
+      </w:r>
+    </w:p>
+    <w:tbl>
+      <w:tblPr>
+        <w:tblW w:type="auto" w:w="0"/>
+        <w:jc w:val="center"/>
+        <w:tblLayout w:type="fixed"/>
+        <w:tblLook w:firstColumn="1" w:firstRow="1" w:lastColumn="0" w:lastRow="0" w:noHBand="0" w:noVBand="1" w:val="04A0"/>
+      </w:tblPr>
+      <w:tblGrid>
+        <w:gridCol w:w="10368"/>
+      </w:tblGrid>
+      <w:tr>
+        <w:trPr>
+          <w:trHeight w:val="2256" w:hRule="atLeast"/>
+        </w:trPr>
+        <w:tc>
+          <w:tcPr>
+            <w:tcW w:type="dxa" w:w="10368"/>
+            <w:vAlign w:val="top"/>
+            <w:tcBorders>
+              <w:top w:val="single" w:sz="6" w:color="D9D9D9"/>
+              <w:left w:val="single" w:sz="6" w:color="D9D9D9"/>
+              <w:bottom w:val="single" w:sz="6" w:color="D9D9D9"/>
+              <w:right w:val="single" w:sz="6" w:color="D9D9D9"/>
+            </w:tcBorders>
+            <w:tcMar>
+              <w:top w:w="120" w:type="dxa"/>
+              <w:left w:w="120" w:type="dxa"/>
+              <w:bottom w:w="120" w:type="dxa"/>
+              <w:right w:w="120" w:type="dxa"/>
+            </w:tcMar>
+            <w:shd w:fill="F3F6F5"/>
+          </w:tcPr>
+          <w:p>
+            <w:pPr>
+              <w:spacing w:after="160"/>
+            </w:pPr>
+            <w:r>
+              <w:rPr>
+                <w:b/>
+                <w:sz w:val="26"/>
+              </w:rPr>
+              <w:t>My first recall</w:t>
+            </w:r>
+          </w:p>
+        </w:tc>
+      </w:tr>
+      <w:tr>
+        <w:trPr>
+          <w:trHeight w:val="2256" w:hRule="atLeast"/>
+        </w:trPr>
+        <w:tc>
+          <w:tcPr>
+            <w:tcW w:type="dxa" w:w="10368"/>
+            <w:vAlign w:val="top"/>
+            <w:tcBorders>
+              <w:top w:val="single" w:sz="6" w:color="D9D9D9"/>
+              <w:left w:val="single" w:sz="6" w:color="D9D9D9"/>
+              <w:bottom w:val="single" w:sz="6" w:color="D9D9D9"/>
+              <w:right w:val="single" w:sz="6" w:color="D9D9D9"/>
+            </w:tcBorders>
+            <w:tcMar>
+              <w:top w:w="120" w:type="dxa"/>
+              <w:left w:w="120" w:type="dxa"/>
+              <w:bottom w:w="120" w:type="dxa"/>
+              <w:right w:w="120" w:type="dxa"/>
+            </w:tcMar>
+            <w:shd w:fill="F3F6F5"/>
+          </w:tcPr>
+          <w:p>
+            <w:pPr>
+              <w:spacing w:after="160"/>
+            </w:pPr>
+            <w:r>
+              <w:rPr>
+                <w:b/>
+                <w:sz w:val="26"/>
+              </w:rPr>
+              <w:t>Partner response</w:t>
+            </w:r>
+          </w:p>
+        </w:tc>
+      </w:tr>
+      <w:tr>
+        <w:trPr>
+          <w:trHeight w:val="2256" w:hRule="atLeast"/>
+        </w:trPr>
+        <w:tc>
+          <w:tcPr>
+            <w:tcW w:type="dxa" w:w="10368"/>
+            <w:vAlign w:val="top"/>
+            <w:tcBorders>
+              <w:top w:val="single" w:sz="6" w:color="D9D9D9"/>
+              <w:left w:val="single" w:sz="6" w:color="D9D9D9"/>
+              <w:bottom w:val="single" w:sz="6" w:color="D9D9D9"/>
+              <w:right w:val="single" w:sz="6" w:color="D9D9D9"/>
+            </w:tcBorders>
+            <w:tcMar>
+              <w:top w:w="120" w:type="dxa"/>
+              <w:left w:w="120" w:type="dxa"/>
+              <w:bottom w:w="120" w:type="dxa"/>
+              <w:right w:w="120" w:type="dxa"/>
+            </w:tcMar>
+            <w:shd w:fill="F3F6F5"/>
+          </w:tcPr>
+          <w:p>
+            <w:pPr>
+              <w:spacing w:after="160"/>
+            </w:pPr>
+            <w:r>
+              <w:rPr>
+                <w:b/>
+                <w:sz w:val="26"/>
+              </w:rPr>
+              <w:t>My corrections after checking</w:t>
+            </w:r>
+          </w:p>
+        </w:tc>
+      </w:tr>
+    </w:tbl>
+    <w:p/>
+    <w:p>
+      <w:r>
+        <w:t>Check and improve</w:t>
+        <w:br/>
+        <w:t>One idea to correct or revisit __________________________________________</w:t>
+      </w:r>
+    </w:p>
+    <w:p>
+      <w:r>
+        <w:br w:type="page"/>
+      </w:r>
+    </w:p>
+    <w:p>
+      <w:pPr>
+        <w:pStyle w:val="Title"/>
+      </w:pPr>
+      <w:r>
+        <w:t>Memory storyboard</w:t>
+      </w:r>
+    </w:p>
+    <w:p>
+      <w:r>
+        <w:t>Topic [Your taught topic]     Name __________________     Date __________</w:t>
+      </w:r>
+    </w:p>
+    <w:p>
+      <w:r>
+        <w:t>Recall independently without notes. Check and improve after feedback.</w:t>
+      </w:r>
+    </w:p>
+    <w:tbl>
+      <w:tblPr>
+        <w:tblW w:type="auto" w:w="0"/>
+        <w:jc w:val="center"/>
+        <w:tblLayout w:type="fixed"/>
+        <w:tblLook w:firstColumn="1" w:firstRow="1" w:lastColumn="0" w:lastRow="0" w:noHBand="0" w:noVBand="1" w:val="04A0"/>
+      </w:tblPr>
+      <w:tblGrid>
+        <w:gridCol w:w="3456"/>
+        <w:gridCol w:w="3456"/>
+        <w:gridCol w:w="3456"/>
+      </w:tblGrid>
+      <w:tr>
+        <w:trPr>
+          <w:trHeight w:val="3384" w:hRule="atLeast"/>
+        </w:trPr>
+        <w:tc>
+          <w:tcPr>
+            <w:tcW w:type="dxa" w:w="3456"/>
+            <w:vAlign w:val="top"/>
+            <w:tcBorders>
+              <w:top w:val="single" w:sz="6" w:color="D9D9D9"/>
+              <w:left w:val="single" w:sz="6" w:color="D9D9D9"/>
+              <w:bottom w:val="single" w:sz="6" w:color="D9D9D9"/>
+              <w:right w:val="single" w:sz="6" w:color="D9D9D9"/>
+            </w:tcBorders>
+            <w:tcMar>
+              <w:top w:w="120" w:type="dxa"/>
+              <w:left w:w="120" w:type="dxa"/>
+              <w:bottom w:w="120" w:type="dxa"/>
+              <w:right w:w="120" w:type="dxa"/>
+            </w:tcMar>
+            <w:shd w:fill="F3F6F5"/>
+          </w:tcPr>
+          <w:p>
+            <w:pPr>
+              <w:spacing w:after="160"/>
+            </w:pPr>
+            <w:r>
+              <w:rPr>
+                <w:b/>
+                <w:sz w:val="26"/>
+              </w:rPr>
+              <w:t>1  Sketch and caption</w:t>
+            </w:r>
+          </w:p>
+        </w:tc>
+        <w:tc>
+          <w:tcPr>
+            <w:tcW w:type="dxa" w:w="3456"/>
+            <w:vAlign w:val="top"/>
+            <w:tcBorders>
+              <w:top w:val="single" w:sz="6" w:color="D9D9D9"/>
+              <w:left w:val="single" w:sz="6" w:color="D9D9D9"/>
+              <w:bottom w:val="single" w:sz="6" w:color="D9D9D9"/>
+              <w:right w:val="single" w:sz="6" w:color="D9D9D9"/>
+            </w:tcBorders>
+            <w:tcMar>
+              <w:top w:w="120" w:type="dxa"/>
+              <w:left w:w="120" w:type="dxa"/>
+              <w:bottom w:w="120" w:type="dxa"/>
+              <w:right w:w="120" w:type="dxa"/>
+            </w:tcMar>
+            <w:shd w:fill="F3F6F5"/>
+          </w:tcPr>
+          <w:p>
+            <w:pPr>
+              <w:spacing w:after="160"/>
+            </w:pPr>
+            <w:r>
+              <w:rPr>
+                <w:b/>
+                <w:sz w:val="26"/>
+              </w:rPr>
+              <w:t>2  Sketch and caption</w:t>
+            </w:r>
+          </w:p>
+        </w:tc>
+        <w:tc>
+          <w:tcPr>
+            <w:tcW w:type="dxa" w:w="3456"/>
+            <w:vAlign w:val="top"/>
+            <w:tcBorders>
+              <w:top w:val="single" w:sz="6" w:color="D9D9D9"/>
+              <w:left w:val="single" w:sz="6" w:color="D9D9D9"/>
+              <w:bottom w:val="single" w:sz="6" w:color="D9D9D9"/>
+              <w:right w:val="single" w:sz="6" w:color="D9D9D9"/>
+            </w:tcBorders>
+            <w:tcMar>
+              <w:top w:w="120" w:type="dxa"/>
+              <w:left w:w="120" w:type="dxa"/>
+              <w:bottom w:w="120" w:type="dxa"/>
+              <w:right w:w="120" w:type="dxa"/>
+            </w:tcMar>
+            <w:shd w:fill="F3F6F5"/>
+          </w:tcPr>
+          <w:p>
+            <w:pPr>
+              <w:spacing w:after="160"/>
+            </w:pPr>
+            <w:r>
+              <w:rPr>
+                <w:b/>
+                <w:sz w:val="26"/>
+              </w:rPr>
+              <w:t>3  Sketch and caption</w:t>
+            </w:r>
+          </w:p>
+        </w:tc>
+      </w:tr>
+      <w:tr>
+        <w:trPr>
+          <w:trHeight w:val="3384" w:hRule="atLeast"/>
+        </w:trPr>
+        <w:tc>
+          <w:tcPr>
+            <w:tcW w:type="dxa" w:w="3456"/>
+            <w:vAlign w:val="top"/>
+            <w:tcBorders>
+              <w:top w:val="single" w:sz="6" w:color="D9D9D9"/>
+              <w:left w:val="single" w:sz="6" w:color="D9D9D9"/>
+              <w:bottom w:val="single" w:sz="6" w:color="D9D9D9"/>
+              <w:right w:val="single" w:sz="6" w:color="D9D9D9"/>
+            </w:tcBorders>
+            <w:tcMar>
+              <w:top w:w="120" w:type="dxa"/>
+              <w:left w:w="120" w:type="dxa"/>
+              <w:bottom w:w="120" w:type="dxa"/>
+              <w:right w:w="120" w:type="dxa"/>
+            </w:tcMar>
+            <w:shd w:fill="F3F6F5"/>
+          </w:tcPr>
+          <w:p>
+            <w:pPr>
+              <w:spacing w:after="160"/>
+            </w:pPr>
+            <w:r>
+              <w:rPr>
+                <w:b/>
+                <w:sz w:val="26"/>
+              </w:rPr>
+              <w:t>4  Sketch and caption</w:t>
+            </w:r>
+          </w:p>
+        </w:tc>
+        <w:tc>
+          <w:tcPr>
+            <w:tcW w:type="dxa" w:w="3456"/>
+            <w:vAlign w:val="top"/>
+            <w:tcBorders>
+              <w:top w:val="single" w:sz="6" w:color="D9D9D9"/>
+              <w:left w:val="single" w:sz="6" w:color="D9D9D9"/>
+              <w:bottom w:val="single" w:sz="6" w:color="D9D9D9"/>
+              <w:right w:val="single" w:sz="6" w:color="D9D9D9"/>
+            </w:tcBorders>
+            <w:tcMar>
+              <w:top w:w="120" w:type="dxa"/>
+              <w:left w:w="120" w:type="dxa"/>
+              <w:bottom w:w="120" w:type="dxa"/>
+              <w:right w:w="120" w:type="dxa"/>
+            </w:tcMar>
+            <w:shd w:fill="F3F6F5"/>
+          </w:tcPr>
+          <w:p>
+            <w:pPr>
+              <w:spacing w:after="160"/>
+            </w:pPr>
+            <w:r>
+              <w:rPr>
+                <w:b/>
+                <w:sz w:val="26"/>
+              </w:rPr>
+              <w:t>5  Sketch and caption</w:t>
+            </w:r>
+          </w:p>
+        </w:tc>
+        <w:tc>
+          <w:tcPr>
+            <w:tcW w:type="dxa" w:w="3456"/>
+            <w:vAlign w:val="top"/>
+            <w:tcBorders>
+              <w:top w:val="single" w:sz="6" w:color="D9D9D9"/>
+              <w:left w:val="single" w:sz="6" w:color="D9D9D9"/>
+              <w:bottom w:val="single" w:sz="6" w:color="D9D9D9"/>
+              <w:right w:val="single" w:sz="6" w:color="D9D9D9"/>
+            </w:tcBorders>
+            <w:tcMar>
+              <w:top w:w="120" w:type="dxa"/>
+              <w:left w:w="120" w:type="dxa"/>
+              <w:bottom w:w="120" w:type="dxa"/>
+              <w:right w:w="120" w:type="dxa"/>
+            </w:tcMar>
+            <w:shd w:fill="F3F6F5"/>
+          </w:tcPr>
+          <w:p>
+            <w:pPr>
+              <w:spacing w:after="160"/>
+            </w:pPr>
+            <w:r>
+              <w:rPr>
+                <w:b/>
+                <w:sz w:val="26"/>
+              </w:rPr>
+              <w:t>6  Sketch and caption</w:t>
+            </w:r>
+          </w:p>
+        </w:tc>
+      </w:tr>
+    </w:tbl>
+    <w:p/>
+    <w:p>
+      <w:r>
+        <w:t>Check and improve</w:t>
+        <w:br/>
+        <w:t>One idea to correct or revisit __________________________________________</w:t>
+      </w:r>
+    </w:p>
+    <w:p>
+      <w:r>
+        <w:br w:type="page"/>
+      </w:r>
+    </w:p>
+    <w:p>
+      <w:pPr>
+        <w:pStyle w:val="Title"/>
+      </w:pPr>
+      <w:r>
+        <w:t>Blank diagram recall</w:t>
+      </w:r>
+    </w:p>
+    <w:p>
+      <w:r>
+        <w:t>Topic [Your taught topic]     Name __________________     Date __________</w:t>
+      </w:r>
+    </w:p>
+    <w:p>
+      <w:r>
+        <w:t>Recall independently without notes. Check and improve after feedback.</w:t>
+      </w:r>
+    </w:p>
+    <w:tbl>
+      <w:tblPr>
+        <w:tblW w:type="auto" w:w="0"/>
+        <w:jc w:val="center"/>
+        <w:tblLayout w:type="fixed"/>
+        <w:tblLook w:firstColumn="1" w:firstRow="1" w:lastColumn="0" w:lastRow="0" w:noHBand="0" w:noVBand="1" w:val="04A0"/>
+      </w:tblPr>
+      <w:tblGrid>
+        <w:gridCol w:w="10368"/>
+      </w:tblGrid>
+      <w:tr>
+        <w:trPr>
+          <w:trHeight w:val="6768" w:hRule="atLeast"/>
+        </w:trPr>
+        <w:tc>
+          <w:tcPr>
+            <w:tcW w:type="dxa" w:w="10368"/>
+            <w:vAlign w:val="top"/>
+            <w:tcBorders>
+              <w:top w:val="single" w:sz="6" w:color="D9D9D9"/>
+              <w:left w:val="single" w:sz="6" w:color="D9D9D9"/>
+              <w:bottom w:val="single" w:sz="6" w:color="D9D9D9"/>
+              <w:right w:val="single" w:sz="6" w:color="D9D9D9"/>
+            </w:tcBorders>
+            <w:tcMar>
+              <w:top w:w="120" w:type="dxa"/>
+              <w:left w:w="120" w:type="dxa"/>
+              <w:bottom w:w="120" w:type="dxa"/>
+              <w:right w:w="120" w:type="dxa"/>
+            </w:tcMar>
+            <w:shd w:fill="F3F6F5"/>
+          </w:tcPr>
+          <w:p>
+            <w:pPr>
+              <w:spacing w:after="160"/>
+            </w:pPr>
+            <w:r>
+              <w:rPr>
+                <w:b/>
+                <w:sz w:val="26"/>
+              </w:rPr>
+              <w:t>[Insert your familiar diagram with labels removed]</w:t>
+            </w:r>
+          </w:p>
+        </w:tc>
+      </w:tr>
+    </w:tbl>
+    <w:p/>
+    <w:p>
+      <w:r>
+        <w:t>Check and improve</w:t>
+        <w:br/>
+        <w:t>One idea to correct or revisit __________________________________________</w:t>
+      </w:r>
+    </w:p>
+    <w:p>
+      <w:r>
+        <w:br w:type="page"/>
+      </w:r>
+    </w:p>
+    <w:p>
+      <w:pPr>
+        <w:pStyle w:val="Title"/>
+      </w:pPr>
+      <w:r>
+        <w:t>Draw from memory</w:t>
+      </w:r>
+    </w:p>
+    <w:p>
+      <w:r>
+        <w:t>Topic [Your taught topic]     Name __________________     Date __________</w:t>
+      </w:r>
+    </w:p>
+    <w:p>
+      <w:r>
+        <w:t>Recall independently without notes. Check and improve after feedback.</w:t>
+      </w:r>
+    </w:p>
+    <w:tbl>
+      <w:tblPr>
+        <w:tblW w:type="auto" w:w="0"/>
+        <w:jc w:val="center"/>
+        <w:tblLayout w:type="fixed"/>
+        <w:tblLook w:firstColumn="1" w:firstRow="1" w:lastColumn="0" w:lastRow="0" w:noHBand="0" w:noVBand="1" w:val="04A0"/>
+      </w:tblPr>
+      <w:tblGrid>
+        <w:gridCol w:w="10368"/>
+      </w:tblGrid>
+      <w:tr>
+        <w:trPr>
+          <w:trHeight w:val="6768" w:hRule="atLeast"/>
+        </w:trPr>
+        <w:tc>
+          <w:tcPr>
+            <w:tcW w:type="dxa" w:w="10368"/>
+            <w:vAlign w:val="top"/>
+            <w:tcBorders>
+              <w:top w:val="single" w:sz="6" w:color="D9D9D9"/>
+              <w:left w:val="single" w:sz="6" w:color="D9D9D9"/>
+              <w:bottom w:val="single" w:sz="6" w:color="D9D9D9"/>
+              <w:right w:val="single" w:sz="6" w:color="D9D9D9"/>
+            </w:tcBorders>
+            <w:tcMar>
+              <w:top w:w="120" w:type="dxa"/>
+              <w:left w:w="120" w:type="dxa"/>
+              <w:bottom w:w="120" w:type="dxa"/>
+              <w:right w:w="120" w:type="dxa"/>
+            </w:tcMar>
+            <w:shd w:fill="F3F6F5"/>
+          </w:tcPr>
+          <w:p>
+            <w:pPr>
+              <w:spacing w:after="160"/>
+            </w:pPr>
+            <w:r>
+              <w:rPr>
+                <w:b/>
+                <w:sz w:val="26"/>
+              </w:rPr>
+              <w:t>Draw and label from memory</w:t>
+            </w:r>
+          </w:p>
+        </w:tc>
+      </w:tr>
+    </w:tbl>
+    <w:p/>
+    <w:p>
+      <w:r>
+        <w:t>Check and improve</w:t>
+        <w:br/>
+        <w:t>One idea to correct or revisit __________________________________________</w:t>
+      </w:r>
+    </w:p>
+    <w:p>
+      <w:r>
+        <w:br w:type="page"/>
+      </w:r>
+    </w:p>
+    <w:p>
+      <w:pPr>
+        <w:pStyle w:val="Title"/>
+      </w:pPr>
+      <w:r>
+        <w:t>Because but so</w:t>
+      </w:r>
+    </w:p>
+    <w:p>
+      <w:r>
+        <w:t>Topic [Your taught topic]     Name __________________     Date __________</w:t>
+      </w:r>
+    </w:p>
+    <w:p>
+      <w:r>
+        <w:t>Recall independently without notes. Check and improve after feedback.</w:t>
+      </w:r>
+    </w:p>
+    <w:tbl>
+      <w:tblPr>
+        <w:tblW w:type="auto" w:w="0"/>
+        <w:jc w:val="center"/>
+        <w:tblLayout w:type="fixed"/>
+        <w:tblLook w:firstColumn="1" w:firstRow="1" w:lastColumn="0" w:lastRow="0" w:noHBand="0" w:noVBand="1" w:val="04A0"/>
+      </w:tblPr>
+      <w:tblGrid>
+        <w:gridCol w:w="10368"/>
+      </w:tblGrid>
+      <w:tr>
+        <w:trPr>
+          <w:trHeight w:val="2256" w:hRule="atLeast"/>
+        </w:trPr>
+        <w:tc>
+          <w:tcPr>
+            <w:tcW w:type="dxa" w:w="10368"/>
+            <w:vAlign w:val="top"/>
+            <w:tcBorders>
+              <w:top w:val="single" w:sz="6" w:color="D9D9D9"/>
+              <w:left w:val="single" w:sz="6" w:color="D9D9D9"/>
+              <w:bottom w:val="single" w:sz="6" w:color="D9D9D9"/>
+              <w:right w:val="single" w:sz="6" w:color="D9D9D9"/>
+            </w:tcBorders>
+            <w:tcMar>
+              <w:top w:w="120" w:type="dxa"/>
+              <w:left w:w="120" w:type="dxa"/>
+              <w:bottom w:w="120" w:type="dxa"/>
+              <w:right w:w="120" w:type="dxa"/>
+            </w:tcMar>
+            <w:shd w:fill="F3F6F5"/>
+          </w:tcPr>
+          <w:p>
+            <w:pPr>
+              <w:spacing w:after="160"/>
+            </w:pPr>
+            <w:r>
+              <w:rPr>
+                <w:b/>
+                <w:sz w:val="26"/>
+              </w:rPr>
+              <w:t>[Your statement] because</w:t>
+            </w:r>
+          </w:p>
+        </w:tc>
+      </w:tr>
+      <w:tr>
+        <w:trPr>
+          <w:trHeight w:val="2256" w:hRule="atLeast"/>
+        </w:trPr>
+        <w:tc>
+          <w:tcPr>
+            <w:tcW w:type="dxa" w:w="10368"/>
+            <w:vAlign w:val="top"/>
+            <w:tcBorders>
+              <w:top w:val="single" w:sz="6" w:color="D9D9D9"/>
+              <w:left w:val="single" w:sz="6" w:color="D9D9D9"/>
+              <w:bottom w:val="single" w:sz="6" w:color="D9D9D9"/>
+              <w:right w:val="single" w:sz="6" w:color="D9D9D9"/>
+            </w:tcBorders>
+            <w:tcMar>
+              <w:top w:w="120" w:type="dxa"/>
+              <w:left w:w="120" w:type="dxa"/>
+              <w:bottom w:w="120" w:type="dxa"/>
+              <w:right w:w="120" w:type="dxa"/>
+            </w:tcMar>
+            <w:shd w:fill="F3F6F5"/>
+          </w:tcPr>
+          <w:p>
+            <w:pPr>
+              <w:spacing w:after="160"/>
+            </w:pPr>
+            <w:r>
+              <w:rPr>
+                <w:b/>
+                <w:sz w:val="26"/>
+              </w:rPr>
+              <w:t>[Your statement] but</w:t>
+            </w:r>
+          </w:p>
+        </w:tc>
+      </w:tr>
+      <w:tr>
+        <w:trPr>
+          <w:trHeight w:val="2256" w:hRule="atLeast"/>
+        </w:trPr>
+        <w:tc>
+          <w:tcPr>
+            <w:tcW w:type="dxa" w:w="10368"/>
+            <w:vAlign w:val="top"/>
+            <w:tcBorders>
+              <w:top w:val="single" w:sz="6" w:color="D9D9D9"/>
+              <w:left w:val="single" w:sz="6" w:color="D9D9D9"/>
+              <w:bottom w:val="single" w:sz="6" w:color="D9D9D9"/>
+              <w:right w:val="single" w:sz="6" w:color="D9D9D9"/>
+            </w:tcBorders>
+            <w:tcMar>
+              <w:top w:w="120" w:type="dxa"/>
+              <w:left w:w="120" w:type="dxa"/>
+              <w:bottom w:w="120" w:type="dxa"/>
+              <w:right w:w="120" w:type="dxa"/>
+            </w:tcMar>
+            <w:shd w:fill="F3F6F5"/>
+          </w:tcPr>
+          <w:p>
+            <w:pPr>
+              <w:spacing w:after="160"/>
+            </w:pPr>
+            <w:r>
+              <w:rPr>
+                <w:b/>
+                <w:sz w:val="26"/>
+              </w:rPr>
+              <w:t>[Your statement] so</w:t>
+            </w:r>
+          </w:p>
+        </w:tc>
+      </w:tr>
+    </w:tbl>
+    <w:p/>
+    <w:p>
+      <w:r>
+        <w:t>Check and improve</w:t>
+        <w:br/>
+        <w:t>One idea to correct or revisit __________________________________________</w:t>
+      </w:r>
+    </w:p>
+    <w:p>
+      <w:r>
+        <w:br w:type="page"/>
+      </w:r>
+    </w:p>
+    <w:p>
+      <w:pPr>
+        <w:pStyle w:val="Title"/>
+      </w:pPr>
+      <w:r>
+        <w:t>Numbered Heads Together</w:t>
+      </w:r>
+    </w:p>
+    <w:p>
+      <w:r>
+        <w:t>Topic [Your taught topic]     Name __________________     Date __________</w:t>
+      </w:r>
+    </w:p>
+    <w:p>
+      <w:r>
+        <w:t>Recall independently without notes. Check and improve after feedback.</w:t>
+      </w:r>
+    </w:p>
+    <w:tbl>
+      <w:tblPr>
+        <w:tblW w:type="auto" w:w="0"/>
+        <w:jc w:val="center"/>
+        <w:tblLayout w:type="fixed"/>
+        <w:tblLook w:firstColumn="1" w:firstRow="1" w:lastColumn="0" w:lastRow="0" w:noHBand="0" w:noVBand="1" w:val="04A0"/>
+      </w:tblPr>
+      <w:tblGrid>
+        <w:gridCol w:w="5184"/>
+        <w:gridCol w:w="5184"/>
+      </w:tblGrid>
+      <w:tr>
+        <w:trPr>
+          <w:trHeight w:val="3384" w:hRule="atLeast"/>
+        </w:trPr>
+        <w:tc>
+          <w:tcPr>
+            <w:tcW w:type="dxa" w:w="5184"/>
+            <w:vAlign w:val="top"/>
+            <w:tcBorders>
+              <w:top w:val="single" w:sz="6" w:color="D9D9D9"/>
+              <w:left w:val="single" w:sz="6" w:color="D9D9D9"/>
+              <w:bottom w:val="single" w:sz="6" w:color="D9D9D9"/>
+              <w:right w:val="single" w:sz="6" w:color="D9D9D9"/>
+            </w:tcBorders>
+            <w:tcMar>
+              <w:top w:w="120" w:type="dxa"/>
+              <w:left w:w="120" w:type="dxa"/>
+              <w:bottom w:w="120" w:type="dxa"/>
+              <w:right w:w="120" w:type="dxa"/>
+            </w:tcMar>
+            <w:shd w:fill="F3F6F5"/>
+          </w:tcPr>
+          <w:p>
+            <w:pPr>
+              <w:spacing w:after="160"/>
+            </w:pPr>
+            <w:r>
+              <w:rPr>
+                <w:b/>
+                <w:sz w:val="26"/>
+              </w:rPr>
+              <w:t>Learner 1  First recall</w:t>
+            </w:r>
+          </w:p>
+        </w:tc>
+        <w:tc>
+          <w:tcPr>
+            <w:tcW w:type="dxa" w:w="5184"/>
+            <w:vAlign w:val="top"/>
+            <w:tcBorders>
+              <w:top w:val="single" w:sz="6" w:color="D9D9D9"/>
+              <w:left w:val="single" w:sz="6" w:color="D9D9D9"/>
+              <w:bottom w:val="single" w:sz="6" w:color="D9D9D9"/>
+              <w:right w:val="single" w:sz="6" w:color="D9D9D9"/>
+            </w:tcBorders>
+            <w:tcMar>
+              <w:top w:w="120" w:type="dxa"/>
+              <w:left w:w="120" w:type="dxa"/>
+              <w:bottom w:w="120" w:type="dxa"/>
+              <w:right w:w="120" w:type="dxa"/>
+            </w:tcMar>
+            <w:shd w:fill="F3F6F5"/>
+          </w:tcPr>
+          <w:p>
+            <w:pPr>
+              <w:spacing w:after="160"/>
+            </w:pPr>
+            <w:r>
+              <w:rPr>
+                <w:b/>
+                <w:sz w:val="26"/>
+              </w:rPr>
+              <w:t>Learner 2  First recall</w:t>
+            </w:r>
+          </w:p>
+        </w:tc>
+      </w:tr>
+      <w:tr>
+        <w:trPr>
+          <w:trHeight w:val="3384" w:hRule="atLeast"/>
+        </w:trPr>
+        <w:tc>
+          <w:tcPr>
+            <w:tcW w:type="dxa" w:w="5184"/>
+            <w:vAlign w:val="top"/>
+            <w:tcBorders>
+              <w:top w:val="single" w:sz="6" w:color="D9D9D9"/>
+              <w:left w:val="single" w:sz="6" w:color="D9D9D9"/>
+              <w:bottom w:val="single" w:sz="6" w:color="D9D9D9"/>
+              <w:right w:val="single" w:sz="6" w:color="D9D9D9"/>
+            </w:tcBorders>
+            <w:tcMar>
+              <w:top w:w="120" w:type="dxa"/>
+              <w:left w:w="120" w:type="dxa"/>
+              <w:bottom w:w="120" w:type="dxa"/>
+              <w:right w:w="120" w:type="dxa"/>
+            </w:tcMar>
+            <w:shd w:fill="F3F6F5"/>
+          </w:tcPr>
+          <w:p>
+            <w:pPr>
+              <w:spacing w:after="160"/>
+            </w:pPr>
+            <w:r>
+              <w:rPr>
+                <w:b/>
+                <w:sz w:val="26"/>
+              </w:rPr>
+              <w:t>Learner 3  First recall</w:t>
+            </w:r>
+          </w:p>
+        </w:tc>
+        <w:tc>
+          <w:tcPr>
+            <w:tcW w:type="dxa" w:w="5184"/>
+            <w:vAlign w:val="top"/>
+            <w:tcBorders>
+              <w:top w:val="single" w:sz="6" w:color="D9D9D9"/>
+              <w:left w:val="single" w:sz="6" w:color="D9D9D9"/>
+              <w:bottom w:val="single" w:sz="6" w:color="D9D9D9"/>
+              <w:right w:val="single" w:sz="6" w:color="D9D9D9"/>
+            </w:tcBorders>
+            <w:tcMar>
+              <w:top w:w="120" w:type="dxa"/>
+              <w:left w:w="120" w:type="dxa"/>
+              <w:bottom w:w="120" w:type="dxa"/>
+              <w:right w:w="120" w:type="dxa"/>
+            </w:tcMar>
+            <w:shd w:fill="F3F6F5"/>
+          </w:tcPr>
+          <w:p>
+            <w:pPr>
+              <w:spacing w:after="160"/>
+            </w:pPr>
+            <w:r>
+              <w:rPr>
+                <w:b/>
+                <w:sz w:val="26"/>
+              </w:rPr>
+              <w:t>Learner 4  First recall</w:t>
+            </w:r>
+          </w:p>
+        </w:tc>
+      </w:tr>
+    </w:tbl>
+    <w:p/>
+    <w:p>
+      <w:r>
+        <w:t>Compare first attempts. Agree an explanation. Everyone prepares to answer.</w:t>
+      </w:r>
+    </w:p>
+    <w:p>
+      <w:r>
+        <w:t>Check and improve</w:t>
+        <w:br/>
+        <w:t>One idea to correct or revisit __________________________________________</w:t>
+      </w:r>
+    </w:p>
+    <w:p>
+      <w:r>
+        <w:br w:type="page"/>
+      </w:r>
+    </w:p>
+    <w:p>
+      <w:pPr>
+        <w:pStyle w:val="Title"/>
+      </w:pPr>
+      <w:r>
+        <w:t>Taboo explanations</w:t>
+      </w:r>
+    </w:p>
+    <w:p>
+      <w:r>
+        <w:t>Topic [Your taught topic]     Name __________________     Date __________</w:t>
+      </w:r>
+    </w:p>
+    <w:p>
+      <w:r>
+        <w:t>Recall independently without notes. Check and improve after feedback.</w:t>
+      </w:r>
+    </w:p>
+    <w:tbl>
+      <w:tblPr>
+        <w:tblW w:type="auto" w:w="0"/>
+        <w:jc w:val="center"/>
+        <w:tblLayout w:type="fixed"/>
+        <w:tblLook w:firstColumn="1" w:firstRow="1" w:lastColumn="0" w:lastRow="0" w:noHBand="0" w:noVBand="1" w:val="04A0"/>
+      </w:tblPr>
+      <w:tblGrid>
+        <w:gridCol w:w="5184"/>
+        <w:gridCol w:w="5184"/>
+      </w:tblGrid>
+      <w:tr>
+        <w:trPr>
+          <w:trHeight w:val="3384" w:hRule="atLeast"/>
+        </w:trPr>
+        <w:tc>
+          <w:tcPr>
+            <w:tcW w:type="dxa" w:w="5184"/>
+            <w:vAlign w:val="top"/>
+            <w:tcBorders>
+              <w:top w:val="single" w:sz="6" w:color="D9D9D9"/>
+              <w:left w:val="single" w:sz="6" w:color="D9D9D9"/>
+              <w:bottom w:val="single" w:sz="6" w:color="D9D9D9"/>
+              <w:right w:val="single" w:sz="6" w:color="D9D9D9"/>
+            </w:tcBorders>
+            <w:tcMar>
+              <w:top w:w="120" w:type="dxa"/>
+              <w:left w:w="120" w:type="dxa"/>
+              <w:bottom w:w="120" w:type="dxa"/>
+              <w:right w:w="120" w:type="dxa"/>
+            </w:tcMar>
+            <w:shd w:fill="F3F6F5"/>
+          </w:tcPr>
+          <w:p>
+            <w:pPr>
+              <w:spacing w:after="160"/>
+            </w:pPr>
+            <w:r>
+              <w:rPr>
+                <w:b/>
+                <w:sz w:val="26"/>
+              </w:rPr>
+              <w:t>Card 1</w:t>
+            </w:r>
+          </w:p>
+          <w:p>
+            <w:r>
+              <w:rPr>
+                <w:color w:val="656B69"/>
+                <w:sz w:val="20"/>
+              </w:rPr>
+              <w:t>Term [Your term]</w:t>
+              <w:br/>
+              <w:t>Avoid [Your restricted words]</w:t>
+            </w:r>
+          </w:p>
+        </w:tc>
+        <w:tc>
+          <w:tcPr>
+            <w:tcW w:type="dxa" w:w="5184"/>
+            <w:vAlign w:val="top"/>
+            <w:tcBorders>
+              <w:top w:val="single" w:sz="6" w:color="D9D9D9"/>
+              <w:left w:val="single" w:sz="6" w:color="D9D9D9"/>
+              <w:bottom w:val="single" w:sz="6" w:color="D9D9D9"/>
+              <w:right w:val="single" w:sz="6" w:color="D9D9D9"/>
+            </w:tcBorders>
+            <w:tcMar>
+              <w:top w:w="120" w:type="dxa"/>
+              <w:left w:w="120" w:type="dxa"/>
+              <w:bottom w:w="120" w:type="dxa"/>
+              <w:right w:w="120" w:type="dxa"/>
+            </w:tcMar>
+            <w:shd w:fill="F3F6F5"/>
+          </w:tcPr>
+          <w:p>
+            <w:pPr>
+              <w:spacing w:after="160"/>
+            </w:pPr>
+            <w:r>
+              <w:rPr>
+                <w:b/>
+                <w:sz w:val="26"/>
+              </w:rPr>
+              <w:t>Card 2</w:t>
+            </w:r>
+          </w:p>
+          <w:p>
+            <w:r>
+              <w:rPr>
+                <w:color w:val="656B69"/>
+                <w:sz w:val="20"/>
+              </w:rPr>
+              <w:t>Term [Your term]</w:t>
+              <w:br/>
+              <w:t>Avoid [Your restricted words]</w:t>
+            </w:r>
+          </w:p>
+        </w:tc>
+      </w:tr>
+      <w:tr>
+        <w:trPr>
+          <w:trHeight w:val="3384" w:hRule="atLeast"/>
+        </w:trPr>
+        <w:tc>
+          <w:tcPr>
+            <w:tcW w:type="dxa" w:w="5184"/>
+            <w:vAlign w:val="top"/>
+            <w:tcBorders>
+              <w:top w:val="single" w:sz="6" w:color="D9D9D9"/>
+              <w:left w:val="single" w:sz="6" w:color="D9D9D9"/>
+              <w:bottom w:val="single" w:sz="6" w:color="D9D9D9"/>
+              <w:right w:val="single" w:sz="6" w:color="D9D9D9"/>
+            </w:tcBorders>
+            <w:tcMar>
+              <w:top w:w="120" w:type="dxa"/>
+              <w:left w:w="120" w:type="dxa"/>
+              <w:bottom w:w="120" w:type="dxa"/>
+              <w:right w:w="120" w:type="dxa"/>
+            </w:tcMar>
+            <w:shd w:fill="F3F6F5"/>
+          </w:tcPr>
+          <w:p>
+            <w:pPr>
+              <w:spacing w:after="160"/>
+            </w:pPr>
+            <w:r>
+              <w:rPr>
+                <w:b/>
+                <w:sz w:val="26"/>
+              </w:rPr>
+              <w:t>Card 3</w:t>
+            </w:r>
+          </w:p>
+          <w:p>
+            <w:r>
+              <w:rPr>
+                <w:color w:val="656B69"/>
+                <w:sz w:val="20"/>
+              </w:rPr>
+              <w:t>Term [Your term]</w:t>
+              <w:br/>
+              <w:t>Avoid [Your restricted words]</w:t>
+            </w:r>
+          </w:p>
+        </w:tc>
+        <w:tc>
+          <w:tcPr>
+            <w:tcW w:type="dxa" w:w="5184"/>
+            <w:vAlign w:val="top"/>
+            <w:tcBorders>
+              <w:top w:val="single" w:sz="6" w:color="D9D9D9"/>
+              <w:left w:val="single" w:sz="6" w:color="D9D9D9"/>
+              <w:bottom w:val="single" w:sz="6" w:color="D9D9D9"/>
+              <w:right w:val="single" w:sz="6" w:color="D9D9D9"/>
+            </w:tcBorders>
+            <w:tcMar>
+              <w:top w:w="120" w:type="dxa"/>
+              <w:left w:w="120" w:type="dxa"/>
+              <w:bottom w:w="120" w:type="dxa"/>
+              <w:right w:w="120" w:type="dxa"/>
+            </w:tcMar>
+            <w:shd w:fill="F3F6F5"/>
+          </w:tcPr>
+          <w:p>
+            <w:pPr>
+              <w:spacing w:after="160"/>
+            </w:pPr>
+            <w:r>
+              <w:rPr>
+                <w:b/>
+                <w:sz w:val="26"/>
+              </w:rPr>
+              <w:t>Card 4</w:t>
+            </w:r>
+          </w:p>
+          <w:p>
+            <w:r>
+              <w:rPr>
+                <w:color w:val="656B69"/>
+                <w:sz w:val="20"/>
+              </w:rPr>
+              <w:t>Term [Your term]</w:t>
+              <w:br/>
+              <w:t>Avoid [Your restricted words]</w:t>
+            </w:r>
+          </w:p>
+        </w:tc>
+      </w:tr>
+    </w:tbl>
+    <w:p/>
+    <w:p>
+      <w:r>
+        <w:t>Keep the target term hidden from the listener. Explain it without the restricted words.</w:t>
+      </w:r>
+    </w:p>
+    <w:p>
+      <w:r>
+        <w:t>Check and improve</w:t>
+        <w:br/>
+        <w:t>One idea to correct or revisit __________________________________________</w:t>
+      </w:r>
+    </w:p>
+    <w:p>
+      <w:r>
+        <w:br w:type="page"/>
+      </w:r>
+    </w:p>
+    <w:p>
+      <w:pPr>
+        <w:pStyle w:val="Title"/>
+      </w:pPr>
+      <w:r>
+        <w:t>Frayer model from memory</w:t>
+      </w:r>
+    </w:p>
+    <w:p>
+      <w:r>
+        <w:t>Topic [Your taught topic]     Name __________________     Date __________</w:t>
+      </w:r>
+    </w:p>
+    <w:p>
+      <w:r>
+        <w:t>Recall independently without notes. Check and improve after feedback.</w:t>
+      </w:r>
+    </w:p>
+    <w:tbl>
+      <w:tblPr>
+        <w:tblW w:type="auto" w:w="0"/>
+        <w:jc w:val="center"/>
+        <w:tblLayout w:type="fixed"/>
+        <w:tblLook w:firstColumn="1" w:firstRow="1" w:lastColumn="0" w:lastRow="0" w:noHBand="0" w:noVBand="1" w:val="04A0"/>
+      </w:tblPr>
+      <w:tblGrid>
+        <w:gridCol w:w="5184"/>
+        <w:gridCol w:w="5184"/>
+      </w:tblGrid>
+      <w:tr>
+        <w:trPr>
+          <w:trHeight w:val="2088" w:hRule="atLeast"/>
+        </w:trPr>
+        <w:tc>
+          <w:tcPr>
+            <w:tcW w:type="dxa" w:w="5184"/>
+            <w:vAlign w:val="top"/>
+            <w:tcBorders>
+              <w:top w:val="single" w:sz="6" w:color="D9D9D9"/>
+              <w:left w:val="single" w:sz="6" w:color="D9D9D9"/>
+              <w:bottom w:val="single" w:sz="6" w:color="D9D9D9"/>
+              <w:right w:val="single" w:sz="6" w:color="D9D9D9"/>
+            </w:tcBorders>
+            <w:tcMar>
+              <w:top w:w="120" w:type="dxa"/>
+              <w:left w:w="120" w:type="dxa"/>
+              <w:bottom w:w="120" w:type="dxa"/>
+              <w:right w:w="120" w:type="dxa"/>
+            </w:tcMar>
+            <w:shd w:fill="F3F6F5"/>
+          </w:tcPr>
+          <w:p>
+            <w:pPr>
+              <w:spacing w:after="160"/>
+            </w:pPr>
+            <w:r>
+              <w:rPr>
+                <w:b/>
+                <w:sz w:val="26"/>
+              </w:rPr>
+              <w:t>Definition</w:t>
+            </w:r>
+          </w:p>
+        </w:tc>
+        <w:tc>
+          <w:tcPr>
+            <w:tcW w:type="dxa" w:w="5184"/>
+            <w:vAlign w:val="top"/>
+            <w:tcBorders>
+              <w:top w:val="single" w:sz="6" w:color="D9D9D9"/>
+              <w:left w:val="single" w:sz="6" w:color="D9D9D9"/>
+              <w:bottom w:val="single" w:sz="6" w:color="D9D9D9"/>
+              <w:right w:val="single" w:sz="6" w:color="D9D9D9"/>
+            </w:tcBorders>
+            <w:tcMar>
+              <w:top w:w="120" w:type="dxa"/>
+              <w:left w:w="120" w:type="dxa"/>
+              <w:bottom w:w="120" w:type="dxa"/>
+              <w:right w:w="120" w:type="dxa"/>
+            </w:tcMar>
+            <w:shd w:fill="F3F6F5"/>
+          </w:tcPr>
+          <w:p>
+            <w:pPr>
+              <w:spacing w:after="160"/>
+            </w:pPr>
+            <w:r>
+              <w:rPr>
+                <w:b/>
+                <w:sz w:val="26"/>
+              </w:rPr>
+              <w:t>Key characteristics</w:t>
+            </w:r>
+          </w:p>
+        </w:tc>
+      </w:tr>
+      <w:tr>
+        <w:trPr>
+          <w:trHeight w:val="720" w:hRule="atLeast"/>
+        </w:trPr>
+        <w:tc>
+          <w:tcPr>
+            <w:tcW w:type="dxa" w:w="10368"/>
+            <w:vAlign w:val="top"/>
+            <w:gridSpan w:val="2"/>
+            <w:tcBorders>
+              <w:top w:val="single" w:sz="6" w:color="D9D9D9"/>
+              <w:left w:val="single" w:sz="6" w:color="D9D9D9"/>
+              <w:bottom w:val="single" w:sz="6" w:color="D9D9D9"/>
+              <w:right w:val="single" w:sz="6" w:color="D9D9D9"/>
+            </w:tcBorders>
+            <w:tcMar>
+              <w:top w:w="120" w:type="dxa"/>
+              <w:left w:w="120" w:type="dxa"/>
+              <w:bottom w:w="120" w:type="dxa"/>
+              <w:right w:w="120" w:type="dxa"/>
+            </w:tcMar>
+            <w:shd w:fill="F3F6F5"/>
+            <w:shd w:fill="E7EEF0"/>
+          </w:tcPr>
+          <w:p>
+            <w:pPr>
+              <w:spacing w:after="160"/>
+            </w:pPr>
+            <w:r>
+              <w:rPr>
+                <w:b/>
+                <w:sz w:val="26"/>
+              </w:rPr>
+              <w:t>Concept [Your concept]</w:t>
+            </w:r>
+          </w:p>
+          <w:p>
+            <w:pPr>
+              <w:spacing w:after="160"/>
+            </w:pPr>
+            <w:r>
+              <w:rPr>
+                <w:b/>
+                <w:sz w:val="26"/>
+              </w:rPr>
+            </w:r>
+          </w:p>
+        </w:tc>
+      </w:tr>
+      <w:tr>
+        <w:trPr>
+          <w:trHeight w:val="2088" w:hRule="atLeast"/>
+        </w:trPr>
+        <w:tc>
+          <w:tcPr>
+            <w:tcW w:type="dxa" w:w="5184"/>
+            <w:vAlign w:val="top"/>
+            <w:tcBorders>
+              <w:top w:val="single" w:sz="6" w:color="D9D9D9"/>
+              <w:left w:val="single" w:sz="6" w:color="D9D9D9"/>
+              <w:bottom w:val="single" w:sz="6" w:color="D9D9D9"/>
+              <w:right w:val="single" w:sz="6" w:color="D9D9D9"/>
+            </w:tcBorders>
+            <w:tcMar>
+              <w:top w:w="120" w:type="dxa"/>
+              <w:left w:w="120" w:type="dxa"/>
+              <w:bottom w:w="120" w:type="dxa"/>
+              <w:right w:w="120" w:type="dxa"/>
+            </w:tcMar>
+            <w:shd w:fill="F3F6F5"/>
+          </w:tcPr>
+          <w:p>
+            <w:pPr>
+              <w:spacing w:after="160"/>
+            </w:pPr>
+            <w:r>
+              <w:rPr>
+                <w:b/>
+                <w:sz w:val="26"/>
+              </w:rPr>
+              <w:t>Examples</w:t>
+            </w:r>
+          </w:p>
+        </w:tc>
+        <w:tc>
+          <w:tcPr>
+            <w:tcW w:type="dxa" w:w="5184"/>
+            <w:vAlign w:val="top"/>
+            <w:tcBorders>
+              <w:top w:val="single" w:sz="6" w:color="D9D9D9"/>
+              <w:left w:val="single" w:sz="6" w:color="D9D9D9"/>
+              <w:bottom w:val="single" w:sz="6" w:color="D9D9D9"/>
+              <w:right w:val="single" w:sz="6" w:color="D9D9D9"/>
+            </w:tcBorders>
+            <w:tcMar>
+              <w:top w:w="120" w:type="dxa"/>
+              <w:left w:w="120" w:type="dxa"/>
+              <w:bottom w:w="120" w:type="dxa"/>
+              <w:right w:w="120" w:type="dxa"/>
+            </w:tcMar>
+            <w:shd w:fill="F3F6F5"/>
+          </w:tcPr>
+          <w:p>
+            <w:pPr>
+              <w:spacing w:after="160"/>
+            </w:pPr>
+            <w:r>
+              <w:rPr>
+                <w:b/>
+                <w:sz w:val="26"/>
+              </w:rPr>
+              <w:t>Non-examples</w:t>
+            </w:r>
+          </w:p>
+        </w:tc>
+      </w:tr>
+    </w:tbl>
+    <w:p/>
+    <w:p>
+      <w:r>
+        <w:t>Check and improve</w:t>
+        <w:br/>
+        <w:t>One idea to correct or revisit __________________________________________</w:t>
+      </w:r>
+    </w:p>
+    <w:p>
+      <w:r>
+        <w:br w:type="page"/>
+      </w:r>
+    </w:p>
+    <w:p>
+      <w:pPr>
+        <w:pStyle w:val="Title"/>
+      </w:pPr>
+      <w:r>
+        <w:t>How and why recall</w:t>
+      </w:r>
+    </w:p>
+    <w:p>
+      <w:r>
+        <w:t>Topic [Your taught topic]     Name __________________     Date __________</w:t>
+      </w:r>
+    </w:p>
+    <w:p>
+      <w:r>
+        <w:t>Recall independently without notes. Check and improve after feedback.</w:t>
+      </w:r>
+    </w:p>
+    <w:tbl>
+      <w:tblPr>
+        <w:tblW w:type="auto" w:w="0"/>
+        <w:jc w:val="center"/>
+        <w:tblLayout w:type="fixed"/>
+        <w:tblLook w:firstColumn="1" w:firstRow="1" w:lastColumn="0" w:lastRow="0" w:noHBand="0" w:noVBand="1" w:val="04A0"/>
+      </w:tblPr>
+      <w:tblGrid>
+        <w:gridCol w:w="5184"/>
+        <w:gridCol w:w="5184"/>
+      </w:tblGrid>
+      <w:tr>
+        <w:trPr>
+          <w:trHeight w:val="6768" w:hRule="atLeast"/>
+        </w:trPr>
+        <w:tc>
+          <w:tcPr>
+            <w:tcW w:type="dxa" w:w="5184"/>
+            <w:vAlign w:val="top"/>
+            <w:tcBorders>
+              <w:top w:val="single" w:sz="6" w:color="D9D9D9"/>
+              <w:left w:val="single" w:sz="6" w:color="D9D9D9"/>
+              <w:bottom w:val="single" w:sz="6" w:color="D9D9D9"/>
+              <w:right w:val="single" w:sz="6" w:color="D9D9D9"/>
+            </w:tcBorders>
+            <w:tcMar>
+              <w:top w:w="120" w:type="dxa"/>
+              <w:left w:w="120" w:type="dxa"/>
+              <w:bottom w:w="120" w:type="dxa"/>
+              <w:right w:w="120" w:type="dxa"/>
+            </w:tcMar>
+            <w:shd w:fill="F3F6F5"/>
+          </w:tcPr>
+          <w:p>
+            <w:pPr>
+              <w:spacing w:after="160"/>
+            </w:pPr>
+            <w:r>
+              <w:rPr>
+                <w:b/>
+                <w:sz w:val="26"/>
+              </w:rPr>
+              <w:t>How  [Your prompt]</w:t>
+            </w:r>
+          </w:p>
+        </w:tc>
+        <w:tc>
+          <w:tcPr>
+            <w:tcW w:type="dxa" w:w="5184"/>
+            <w:vAlign w:val="top"/>
+            <w:tcBorders>
+              <w:top w:val="single" w:sz="6" w:color="D9D9D9"/>
+              <w:left w:val="single" w:sz="6" w:color="D9D9D9"/>
+              <w:bottom w:val="single" w:sz="6" w:color="D9D9D9"/>
+              <w:right w:val="single" w:sz="6" w:color="D9D9D9"/>
+            </w:tcBorders>
+            <w:tcMar>
+              <w:top w:w="120" w:type="dxa"/>
+              <w:left w:w="120" w:type="dxa"/>
+              <w:bottom w:w="120" w:type="dxa"/>
+              <w:right w:w="120" w:type="dxa"/>
+            </w:tcMar>
+            <w:shd w:fill="F3F6F5"/>
+          </w:tcPr>
+          <w:p>
+            <w:pPr>
+              <w:spacing w:after="160"/>
+            </w:pPr>
+            <w:r>
+              <w:rPr>
+                <w:b/>
+                <w:sz w:val="26"/>
+              </w:rPr>
+              <w:t>Why  [Your prompt]</w:t>
+            </w:r>
+          </w:p>
+        </w:tc>
+      </w:tr>
+    </w:tbl>
+    <w:p/>
+    <w:p>
+      <w:r>
+        <w:t>Check and improve</w:t>
+        <w:br/>
+        <w:t>One idea to correct or revisit __________________________________________</w:t>
+      </w:r>
+    </w:p>
+    <w:p>
+      <w:r>
+        <w:br w:type="page"/>
+      </w:r>
+    </w:p>
+    <w:p>
+      <w:pPr>
+        <w:pStyle w:val="Title"/>
+      </w:pPr>
+      <w:r>
+        <w:t>Short recall write</w:t>
+      </w:r>
+    </w:p>
+    <w:p>
+      <w:r>
+        <w:t>Topic [Your taught topic]     Name __________________     Date __________</w:t>
+      </w:r>
+    </w:p>
+    <w:p>
+      <w:r>
+        <w:t>Recall independently without notes. Check and improve after feedback.</w:t>
+      </w:r>
+    </w:p>
+    <w:tbl>
+      <w:tblPr>
+        <w:tblW w:type="auto" w:w="0"/>
+        <w:jc w:val="center"/>
+        <w:tblLayout w:type="fixed"/>
+        <w:tblLook w:firstColumn="1" w:firstRow="1" w:lastColumn="0" w:lastRow="0" w:noHBand="0" w:noVBand="1" w:val="04A0"/>
+      </w:tblPr>
+      <w:tblGrid>
+        <w:gridCol w:w="10368"/>
+      </w:tblGrid>
+      <w:tr>
+        <w:trPr>
+          <w:trHeight w:val="6768" w:hRule="atLeast"/>
+        </w:trPr>
+        <w:tc>
+          <w:tcPr>
+            <w:tcW w:type="dxa" w:w="10368"/>
+            <w:vAlign w:val="top"/>
+            <w:tcBorders>
+              <w:top w:val="single" w:sz="6" w:color="D9D9D9"/>
+              <w:left w:val="single" w:sz="6" w:color="D9D9D9"/>
+              <w:bottom w:val="single" w:sz="6" w:color="D9D9D9"/>
+              <w:right w:val="single" w:sz="6" w:color="D9D9D9"/>
+            </w:tcBorders>
+            <w:tcMar>
+              <w:top w:w="120" w:type="dxa"/>
+              <w:left w:w="120" w:type="dxa"/>
+              <w:bottom w:w="120" w:type="dxa"/>
+              <w:right w:w="120" w:type="dxa"/>
+            </w:tcMar>
+            <w:shd w:fill="F3F6F5"/>
+          </w:tcPr>
+          <w:p>
+            <w:pPr>
+              <w:spacing w:after="160"/>
+            </w:pPr>
+            <w:r>
+              <w:rPr>
+                <w:b/>
+                <w:sz w:val="26"/>
+              </w:rPr>
+              <w:t>[Your focused recall question]</w:t>
+            </w:r>
+          </w:p>
+        </w:tc>
+      </w:tr>
+    </w:tbl>
+    <w:p/>
+    <w:p>
+      <w:r>
+        <w:t>Check and improve</w:t>
+        <w:br/>
+        <w:t>One idea to correct or revisit __________________________________________</w:t>
+      </w:r>
+    </w:p>
     <w:sectPr>
       <w:footerReference w:type="default" r:id="rId9"/>
       <w:pgSz w:w="12240" w:h="15840"/>

--- a/retrieval-word-templates.docx
+++ b/retrieval-word-templates.docx
@@ -158,9 +158,15 @@
       </w:r>
     </w:p>
     <w:p>
-      <w:r>
-        <w:br w:type="page"/>
-      </w:r>
+      <w:pPr>
+        <w:sectPr>
+          <w:footerReference w:type="default" r:id="rId9"/>
+          <w:pgSz w:w="12240" w:h="15840"/>
+          <w:pgMar w:top="864" w:right="936" w:bottom="864" w:left="936" w:header="720" w:footer="346" w:gutter="0"/>
+          <w:cols w:space="720"/>
+          <w:docGrid w:linePitch="360"/>
+        </w:sectPr>
+      </w:pPr>
     </w:p>
     <w:p>
       <w:pPr>
@@ -360,9 +366,15 @@
       </w:r>
     </w:p>
     <w:p>
-      <w:r>
-        <w:br w:type="page"/>
-      </w:r>
+      <w:pPr>
+        <w:sectPr>
+          <w:footerReference w:type="default" r:id="rId10"/>
+          <w:pgSz w:w="12240" w:h="15840"/>
+          <w:pgMar w:top="864" w:right="936" w:bottom="864" w:left="936" w:header="720" w:footer="346" w:gutter="0"/>
+          <w:cols w:space="720"/>
+          <w:docGrid w:linePitch="360"/>
+        </w:sectPr>
+      </w:pPr>
     </w:p>
     <w:p>
       <w:pPr>
@@ -558,9 +570,15 @@
       </w:r>
     </w:p>
     <w:p>
-      <w:r>
-        <w:br w:type="page"/>
-      </w:r>
+      <w:pPr>
+        <w:sectPr>
+          <w:footerReference w:type="default" r:id="rId11"/>
+          <w:pgSz w:w="12240" w:h="15840"/>
+          <w:pgMar w:top="864" w:right="936" w:bottom="864" w:left="936" w:header="720" w:footer="346" w:gutter="0"/>
+          <w:cols w:space="720"/>
+          <w:docGrid w:linePitch="360"/>
+        </w:sectPr>
+      </w:pPr>
     </w:p>
     <w:p>
       <w:pPr>
@@ -940,312 +958,15 @@
       </w:r>
     </w:p>
     <w:p>
-      <w:r>
-        <w:br w:type="page"/>
-      </w:r>
-    </w:p>
-    <w:p>
       <w:pPr>
-        <w:pStyle w:val="Title"/>
+        <w:sectPr>
+          <w:footerReference w:type="default" r:id="rId12"/>
+          <w:pgSz w:w="12240" w:h="15840"/>
+          <w:pgMar w:top="864" w:right="936" w:bottom="864" w:left="936" w:header="720" w:footer="346" w:gutter="0"/>
+          <w:cols w:space="720"/>
+          <w:docGrid w:linePitch="360"/>
+        </w:sectPr>
       </w:pPr>
-      <w:r>
-        <w:t>Quiz Quiz Trade</w:t>
-      </w:r>
-    </w:p>
-    <w:p>
-      <w:r>
-        <w:t>Topic [Your taught topic]     Name __________________     Date __________</w:t>
-      </w:r>
-    </w:p>
-    <w:p>
-      <w:r>
-        <w:t>Recall independently without notes. Check and improve after feedback.</w:t>
-      </w:r>
-    </w:p>
-    <w:p>
-      <w:r>
-        <w:t>Cut out each pair and fold along the centre so answers remain hidden.</w:t>
-      </w:r>
-    </w:p>
-    <w:tbl>
-      <w:tblPr>
-        <w:tblW w:type="auto" w:w="0"/>
-        <w:jc w:val="center"/>
-        <w:tblLayout w:type="fixed"/>
-        <w:tblLook w:firstColumn="1" w:firstRow="1" w:lastColumn="0" w:lastRow="0" w:noHBand="0" w:noVBand="1" w:val="04A0"/>
-      </w:tblPr>
-      <w:tblGrid>
-        <w:gridCol w:w="5184"/>
-        <w:gridCol w:w="5184"/>
-      </w:tblGrid>
-      <w:tr>
-        <w:trPr>
-          <w:trHeight w:val="2256" w:hRule="atLeast"/>
-        </w:trPr>
-        <w:tc>
-          <w:tcPr>
-            <w:tcW w:type="dxa" w:w="5184"/>
-            <w:vAlign w:val="top"/>
-            <w:tcBorders>
-              <w:top w:val="single" w:sz="6" w:color="D9D9D9"/>
-              <w:left w:val="single" w:sz="6" w:color="D9D9D9"/>
-              <w:bottom w:val="single" w:sz="6" w:color="D9D9D9"/>
-              <w:right w:val="single" w:sz="6" w:color="D9D9D9"/>
-            </w:tcBorders>
-            <w:tcMar>
-              <w:top w:w="120" w:type="dxa"/>
-              <w:left w:w="120" w:type="dxa"/>
-              <w:bottom w:w="120" w:type="dxa"/>
-              <w:right w:w="120" w:type="dxa"/>
-            </w:tcMar>
-            <w:shd w:fill="F3F6F5"/>
-          </w:tcPr>
-          <w:p>
-            <w:pPr>
-              <w:spacing w:after="160"/>
-            </w:pPr>
-            <w:r>
-              <w:rPr>
-                <w:b/>
-                <w:sz w:val="26"/>
-              </w:rPr>
-              <w:t>Prompt 1</w:t>
-            </w:r>
-          </w:p>
-          <w:p>
-            <w:r>
-              <w:rPr>
-                <w:color w:val="656B69"/>
-                <w:sz w:val="20"/>
-              </w:rPr>
-              <w:t>[Your question]</w:t>
-            </w:r>
-          </w:p>
-        </w:tc>
-        <w:tc>
-          <w:tcPr>
-            <w:tcW w:type="dxa" w:w="5184"/>
-            <w:vAlign w:val="top"/>
-            <w:tcBorders>
-              <w:top w:val="single" w:sz="6" w:color="D9D9D9"/>
-              <w:left w:val="single" w:sz="6" w:color="D9D9D9"/>
-              <w:bottom w:val="single" w:sz="6" w:color="D9D9D9"/>
-              <w:right w:val="single" w:sz="6" w:color="D9D9D9"/>
-            </w:tcBorders>
-            <w:tcMar>
-              <w:top w:w="120" w:type="dxa"/>
-              <w:left w:w="120" w:type="dxa"/>
-              <w:bottom w:w="120" w:type="dxa"/>
-              <w:right w:w="120" w:type="dxa"/>
-            </w:tcMar>
-            <w:shd w:fill="F3F6F5"/>
-          </w:tcPr>
-          <w:p>
-            <w:pPr>
-              <w:spacing w:after="160"/>
-            </w:pPr>
-            <w:r>
-              <w:rPr>
-                <w:b/>
-                <w:sz w:val="26"/>
-              </w:rPr>
-              <w:t>Answer 1</w:t>
-            </w:r>
-          </w:p>
-          <w:p>
-            <w:r>
-              <w:rPr>
-                <w:color w:val="656B69"/>
-                <w:sz w:val="20"/>
-              </w:rPr>
-              <w:t>[Your checked answer]</w:t>
-            </w:r>
-          </w:p>
-        </w:tc>
-      </w:tr>
-      <w:tr>
-        <w:trPr>
-          <w:trHeight w:val="2256" w:hRule="atLeast"/>
-        </w:trPr>
-        <w:tc>
-          <w:tcPr>
-            <w:tcW w:type="dxa" w:w="5184"/>
-            <w:vAlign w:val="top"/>
-            <w:tcBorders>
-              <w:top w:val="single" w:sz="6" w:color="D9D9D9"/>
-              <w:left w:val="single" w:sz="6" w:color="D9D9D9"/>
-              <w:bottom w:val="single" w:sz="6" w:color="D9D9D9"/>
-              <w:right w:val="single" w:sz="6" w:color="D9D9D9"/>
-            </w:tcBorders>
-            <w:tcMar>
-              <w:top w:w="120" w:type="dxa"/>
-              <w:left w:w="120" w:type="dxa"/>
-              <w:bottom w:w="120" w:type="dxa"/>
-              <w:right w:w="120" w:type="dxa"/>
-            </w:tcMar>
-            <w:shd w:fill="F3F6F5"/>
-          </w:tcPr>
-          <w:p>
-            <w:pPr>
-              <w:spacing w:after="160"/>
-            </w:pPr>
-            <w:r>
-              <w:rPr>
-                <w:b/>
-                <w:sz w:val="26"/>
-              </w:rPr>
-              <w:t>Prompt 2</w:t>
-            </w:r>
-          </w:p>
-          <w:p>
-            <w:r>
-              <w:rPr>
-                <w:color w:val="656B69"/>
-                <w:sz w:val="20"/>
-              </w:rPr>
-              <w:t>[Your question]</w:t>
-            </w:r>
-          </w:p>
-        </w:tc>
-        <w:tc>
-          <w:tcPr>
-            <w:tcW w:type="dxa" w:w="5184"/>
-            <w:vAlign w:val="top"/>
-            <w:tcBorders>
-              <w:top w:val="single" w:sz="6" w:color="D9D9D9"/>
-              <w:left w:val="single" w:sz="6" w:color="D9D9D9"/>
-              <w:bottom w:val="single" w:sz="6" w:color="D9D9D9"/>
-              <w:right w:val="single" w:sz="6" w:color="D9D9D9"/>
-            </w:tcBorders>
-            <w:tcMar>
-              <w:top w:w="120" w:type="dxa"/>
-              <w:left w:w="120" w:type="dxa"/>
-              <w:bottom w:w="120" w:type="dxa"/>
-              <w:right w:w="120" w:type="dxa"/>
-            </w:tcMar>
-            <w:shd w:fill="F3F6F5"/>
-          </w:tcPr>
-          <w:p>
-            <w:pPr>
-              <w:spacing w:after="160"/>
-            </w:pPr>
-            <w:r>
-              <w:rPr>
-                <w:b/>
-                <w:sz w:val="26"/>
-              </w:rPr>
-              <w:t>Answer 2</w:t>
-            </w:r>
-          </w:p>
-          <w:p>
-            <w:r>
-              <w:rPr>
-                <w:color w:val="656B69"/>
-                <w:sz w:val="20"/>
-              </w:rPr>
-              <w:t>[Your checked answer]</w:t>
-            </w:r>
-          </w:p>
-        </w:tc>
-      </w:tr>
-      <w:tr>
-        <w:trPr>
-          <w:trHeight w:val="2256" w:hRule="atLeast"/>
-        </w:trPr>
-        <w:tc>
-          <w:tcPr>
-            <w:tcW w:type="dxa" w:w="5184"/>
-            <w:vAlign w:val="top"/>
-            <w:tcBorders>
-              <w:top w:val="single" w:sz="6" w:color="D9D9D9"/>
-              <w:left w:val="single" w:sz="6" w:color="D9D9D9"/>
-              <w:bottom w:val="single" w:sz="6" w:color="D9D9D9"/>
-              <w:right w:val="single" w:sz="6" w:color="D9D9D9"/>
-            </w:tcBorders>
-            <w:tcMar>
-              <w:top w:w="120" w:type="dxa"/>
-              <w:left w:w="120" w:type="dxa"/>
-              <w:bottom w:w="120" w:type="dxa"/>
-              <w:right w:w="120" w:type="dxa"/>
-            </w:tcMar>
-            <w:shd w:fill="F3F6F5"/>
-          </w:tcPr>
-          <w:p>
-            <w:pPr>
-              <w:spacing w:after="160"/>
-            </w:pPr>
-            <w:r>
-              <w:rPr>
-                <w:b/>
-                <w:sz w:val="26"/>
-              </w:rPr>
-              <w:t>Prompt 3</w:t>
-            </w:r>
-          </w:p>
-          <w:p>
-            <w:r>
-              <w:rPr>
-                <w:color w:val="656B69"/>
-                <w:sz w:val="20"/>
-              </w:rPr>
-              <w:t>[Your question]</w:t>
-            </w:r>
-          </w:p>
-        </w:tc>
-        <w:tc>
-          <w:tcPr>
-            <w:tcW w:type="dxa" w:w="5184"/>
-            <w:vAlign w:val="top"/>
-            <w:tcBorders>
-              <w:top w:val="single" w:sz="6" w:color="D9D9D9"/>
-              <w:left w:val="single" w:sz="6" w:color="D9D9D9"/>
-              <w:bottom w:val="single" w:sz="6" w:color="D9D9D9"/>
-              <w:right w:val="single" w:sz="6" w:color="D9D9D9"/>
-            </w:tcBorders>
-            <w:tcMar>
-              <w:top w:w="120" w:type="dxa"/>
-              <w:left w:w="120" w:type="dxa"/>
-              <w:bottom w:w="120" w:type="dxa"/>
-              <w:right w:w="120" w:type="dxa"/>
-            </w:tcMar>
-            <w:shd w:fill="F3F6F5"/>
-          </w:tcPr>
-          <w:p>
-            <w:pPr>
-              <w:spacing w:after="160"/>
-            </w:pPr>
-            <w:r>
-              <w:rPr>
-                <w:b/>
-                <w:sz w:val="26"/>
-              </w:rPr>
-              <w:t>Answer 3</w:t>
-            </w:r>
-          </w:p>
-          <w:p>
-            <w:r>
-              <w:rPr>
-                <w:color w:val="656B69"/>
-                <w:sz w:val="20"/>
-              </w:rPr>
-              <w:t>[Your checked answer]</w:t>
-            </w:r>
-          </w:p>
-        </w:tc>
-      </w:tr>
-    </w:tbl>
-    <w:p/>
-    <w:p>
-      <w:r>
-        <w:t>Check and improve</w:t>
-        <w:br/>
-        <w:t>One idea to correct or revisit __________________________________________</w:t>
-      </w:r>
-    </w:p>
-    <w:p>
-      <w:r>
-        <w:br w:type="page"/>
-      </w:r>
     </w:p>
     <w:p>
       <w:pPr>
@@ -1546,9 +1267,15 @@
       </w:r>
     </w:p>
     <w:p>
-      <w:r>
-        <w:br w:type="page"/>
-      </w:r>
+      <w:pPr>
+        <w:sectPr>
+          <w:footerReference w:type="default" r:id="rId13"/>
+          <w:pgSz w:w="12240" w:h="15840"/>
+          <w:pgMar w:top="864" w:right="936" w:bottom="864" w:left="936" w:header="720" w:footer="346" w:gutter="0"/>
+          <w:cols w:space="720"/>
+          <w:docGrid w:linePitch="360"/>
+        </w:sectPr>
+      </w:pPr>
     </w:p>
     <w:p>
       <w:pPr>
@@ -1704,9 +1431,15 @@
       </w:r>
     </w:p>
     <w:p>
-      <w:r>
-        <w:br w:type="page"/>
-      </w:r>
+      <w:pPr>
+        <w:sectPr>
+          <w:footerReference w:type="default" r:id="rId14"/>
+          <w:pgSz w:w="12240" w:h="15840"/>
+          <w:pgMar w:top="864" w:right="936" w:bottom="864" w:left="936" w:header="720" w:footer="346" w:gutter="0"/>
+          <w:cols w:space="720"/>
+          <w:docGrid w:linePitch="360"/>
+        </w:sectPr>
+      </w:pPr>
     </w:p>
     <w:p>
       <w:pPr>
@@ -1814,9 +1547,15 @@
       </w:r>
     </w:p>
     <w:p>
-      <w:r>
-        <w:br w:type="page"/>
-      </w:r>
+      <w:pPr>
+        <w:sectPr>
+          <w:footerReference w:type="default" r:id="rId15"/>
+          <w:pgSz w:w="12240" w:h="15840"/>
+          <w:pgMar w:top="864" w:right="936" w:bottom="864" w:left="936" w:header="720" w:footer="346" w:gutter="0"/>
+          <w:cols w:space="720"/>
+          <w:docGrid w:linePitch="360"/>
+        </w:sectPr>
+      </w:pPr>
     </w:p>
     <w:p>
       <w:pPr>
@@ -1915,16 +1654,22 @@
       </w:r>
     </w:p>
     <w:p>
-      <w:r>
-        <w:br w:type="page"/>
-      </w:r>
+      <w:pPr>
+        <w:sectPr>
+          <w:footerReference w:type="default" r:id="rId16"/>
+          <w:pgSz w:w="12240" w:h="15840"/>
+          <w:pgMar w:top="864" w:right="936" w:bottom="864" w:left="936" w:header="720" w:footer="346" w:gutter="0"/>
+          <w:cols w:space="720"/>
+          <w:docGrid w:linePitch="360"/>
+        </w:sectPr>
+      </w:pPr>
     </w:p>
     <w:p>
       <w:pPr>
         <w:pStyle w:val="Title"/>
       </w:pPr>
       <w:r>
-        <w:t>Retrieval placemat</w:t>
+        <w:t>Group recall placemat</w:t>
       </w:r>
     </w:p>
     <w:p>
@@ -2246,9 +1991,15 @@
       </w:r>
     </w:p>
     <w:p>
-      <w:r>
-        <w:br w:type="page"/>
-      </w:r>
+      <w:pPr>
+        <w:sectPr>
+          <w:footerReference w:type="default" r:id="rId17"/>
+          <w:pgSz w:w="12240" w:h="15840"/>
+          <w:pgMar w:top="864" w:right="936" w:bottom="864" w:left="936" w:header="720" w:footer="346" w:gutter="0"/>
+          <w:cols w:space="720"/>
+          <w:docGrid w:linePitch="360"/>
+        </w:sectPr>
+      </w:pPr>
     </w:p>
     <w:p>
       <w:pPr>
@@ -2620,9 +2371,15 @@
       </w:r>
     </w:p>
     <w:p>
-      <w:r>
-        <w:br w:type="page"/>
-      </w:r>
+      <w:pPr>
+        <w:sectPr>
+          <w:footerReference w:type="default" r:id="rId18"/>
+          <w:pgSz w:w="12240" w:h="15840"/>
+          <w:pgMar w:top="864" w:right="936" w:bottom="864" w:left="936" w:header="720" w:footer="346" w:gutter="0"/>
+          <w:cols w:space="720"/>
+          <w:docGrid w:linePitch="360"/>
+        </w:sectPr>
+      </w:pPr>
     </w:p>
     <w:p>
       <w:pPr>
@@ -2903,9 +2660,15 @@
       </w:r>
     </w:p>
     <w:p>
-      <w:r>
-        <w:br w:type="page"/>
-      </w:r>
+      <w:pPr>
+        <w:sectPr>
+          <w:footerReference w:type="default" r:id="rId19"/>
+          <w:pgSz w:w="12240" w:h="15840"/>
+          <w:pgMar w:top="864" w:right="936" w:bottom="864" w:left="936" w:header="720" w:footer="346" w:gutter="0"/>
+          <w:cols w:space="720"/>
+          <w:docGrid w:linePitch="360"/>
+        </w:sectPr>
+      </w:pPr>
     </w:p>
     <w:p>
       <w:pPr>
@@ -3045,9 +2808,15 @@
       </w:r>
     </w:p>
     <w:p>
-      <w:r>
-        <w:br w:type="page"/>
-      </w:r>
+      <w:pPr>
+        <w:sectPr>
+          <w:footerReference w:type="default" r:id="rId20"/>
+          <w:pgSz w:w="12240" w:h="15840"/>
+          <w:pgMar w:top="864" w:right="936" w:bottom="864" w:left="936" w:header="720" w:footer="346" w:gutter="0"/>
+          <w:cols w:space="720"/>
+          <w:docGrid w:linePitch="360"/>
+        </w:sectPr>
+      </w:pPr>
     </w:p>
     <w:p>
       <w:pPr>
@@ -3222,9 +2991,15 @@
       </w:r>
     </w:p>
     <w:p>
-      <w:r>
-        <w:br w:type="page"/>
-      </w:r>
+      <w:pPr>
+        <w:sectPr>
+          <w:footerReference w:type="default" r:id="rId21"/>
+          <w:pgSz w:w="12240" w:h="15840"/>
+          <w:pgMar w:top="864" w:right="936" w:bottom="864" w:left="936" w:header="720" w:footer="346" w:gutter="0"/>
+          <w:cols w:space="720"/>
+          <w:docGrid w:linePitch="360"/>
+        </w:sectPr>
+      </w:pPr>
     </w:p>
     <w:p>
       <w:pPr>
@@ -3408,9 +3183,15 @@
       </w:r>
     </w:p>
     <w:p>
-      <w:r>
-        <w:br w:type="page"/>
-      </w:r>
+      <w:pPr>
+        <w:sectPr>
+          <w:footerReference w:type="default" r:id="rId22"/>
+          <w:pgSz w:w="12240" w:h="15840"/>
+          <w:pgMar w:top="864" w:right="936" w:bottom="864" w:left="936" w:header="720" w:footer="346" w:gutter="0"/>
+          <w:cols w:space="720"/>
+          <w:docGrid w:linePitch="360"/>
+        </w:sectPr>
+      </w:pPr>
     </w:p>
     <w:p>
       <w:pPr>
@@ -3652,9 +3433,15 @@
       </w:r>
     </w:p>
     <w:p>
-      <w:r>
-        <w:br w:type="page"/>
-      </w:r>
+      <w:pPr>
+        <w:sectPr>
+          <w:footerReference w:type="default" r:id="rId23"/>
+          <w:pgSz w:w="12240" w:h="15840"/>
+          <w:pgMar w:top="864" w:right="936" w:bottom="864" w:left="936" w:header="720" w:footer="346" w:gutter="0"/>
+          <w:cols w:space="720"/>
+          <w:docGrid w:linePitch="360"/>
+        </w:sectPr>
+      </w:pPr>
     </w:p>
     <w:p>
       <w:pPr>
@@ -3829,9 +3616,15 @@
       </w:r>
     </w:p>
     <w:p>
-      <w:r>
-        <w:br w:type="page"/>
-      </w:r>
+      <w:pPr>
+        <w:sectPr>
+          <w:footerReference w:type="default" r:id="rId24"/>
+          <w:pgSz w:w="12240" w:h="15840"/>
+          <w:pgMar w:top="864" w:right="936" w:bottom="864" w:left="936" w:header="720" w:footer="346" w:gutter="0"/>
+          <w:cols w:space="720"/>
+          <w:docGrid w:linePitch="360"/>
+        </w:sectPr>
+      </w:pPr>
     </w:p>
     <w:p>
       <w:pPr>
@@ -3979,9 +3772,15 @@
       </w:r>
     </w:p>
     <w:p>
-      <w:r>
-        <w:br w:type="page"/>
-      </w:r>
+      <w:pPr>
+        <w:sectPr>
+          <w:footerReference w:type="default" r:id="rId25"/>
+          <w:pgSz w:w="12240" w:h="15840"/>
+          <w:pgMar w:top="864" w:right="936" w:bottom="864" w:left="936" w:header="720" w:footer="346" w:gutter="0"/>
+          <w:cols w:space="720"/>
+          <w:docGrid w:linePitch="360"/>
+        </w:sectPr>
+      </w:pPr>
     </w:p>
     <w:p>
       <w:pPr>
@@ -4322,9 +4121,15 @@
       </w:r>
     </w:p>
     <w:p>
-      <w:r>
-        <w:br w:type="page"/>
-      </w:r>
+      <w:pPr>
+        <w:sectPr>
+          <w:footerReference w:type="default" r:id="rId26"/>
+          <w:pgSz w:w="12240" w:h="15840"/>
+          <w:pgMar w:top="864" w:right="936" w:bottom="864" w:left="936" w:header="720" w:footer="346" w:gutter="0"/>
+          <w:cols w:space="720"/>
+          <w:docGrid w:linePitch="360"/>
+        </w:sectPr>
+      </w:pPr>
     </w:p>
     <w:p>
       <w:pPr>
@@ -4665,9 +4470,15 @@
       </w:r>
     </w:p>
     <w:p>
-      <w:r>
-        <w:br w:type="page"/>
-      </w:r>
+      <w:pPr>
+        <w:sectPr>
+          <w:footerReference w:type="default" r:id="rId27"/>
+          <w:pgSz w:w="12240" w:h="15840"/>
+          <w:pgMar w:top="864" w:right="936" w:bottom="864" w:left="936" w:header="720" w:footer="346" w:gutter="0"/>
+          <w:cols w:space="720"/>
+          <w:docGrid w:linePitch="360"/>
+        </w:sectPr>
+      </w:pPr>
     </w:p>
     <w:p>
       <w:pPr>
@@ -4815,9 +4626,15 @@
       </w:r>
     </w:p>
     <w:p>
-      <w:r>
-        <w:br w:type="page"/>
-      </w:r>
+      <w:pPr>
+        <w:sectPr>
+          <w:footerReference w:type="default" r:id="rId28"/>
+          <w:pgSz w:w="12240" w:h="15840"/>
+          <w:pgMar w:top="864" w:right="936" w:bottom="864" w:left="936" w:header="720" w:footer="346" w:gutter="0"/>
+          <w:cols w:space="720"/>
+          <w:docGrid w:linePitch="360"/>
+        </w:sectPr>
+      </w:pPr>
     </w:p>
     <w:p>
       <w:pPr>
@@ -5007,9 +4824,15 @@
       </w:r>
     </w:p>
     <w:p>
-      <w:r>
-        <w:br w:type="page"/>
-      </w:r>
+      <w:pPr>
+        <w:sectPr>
+          <w:footerReference w:type="default" r:id="rId29"/>
+          <w:pgSz w:w="12240" w:h="15840"/>
+          <w:pgMar w:top="864" w:right="936" w:bottom="864" w:left="936" w:header="720" w:footer="346" w:gutter="0"/>
+          <w:cols w:space="720"/>
+          <w:docGrid w:linePitch="360"/>
+        </w:sectPr>
+      </w:pPr>
     </w:p>
     <w:p>
       <w:pPr>
@@ -5184,9 +5007,15 @@
       </w:r>
     </w:p>
     <w:p>
-      <w:r>
-        <w:br w:type="page"/>
-      </w:r>
+      <w:pPr>
+        <w:sectPr>
+          <w:footerReference w:type="default" r:id="rId30"/>
+          <w:pgSz w:w="12240" w:h="15840"/>
+          <w:pgMar w:top="864" w:right="936" w:bottom="864" w:left="936" w:header="720" w:footer="346" w:gutter="0"/>
+          <w:cols w:space="720"/>
+          <w:docGrid w:linePitch="360"/>
+        </w:sectPr>
+      </w:pPr>
     </w:p>
     <w:p>
       <w:pPr>
@@ -5522,9 +5351,15 @@
       </w:r>
     </w:p>
     <w:p>
-      <w:r>
-        <w:br w:type="page"/>
-      </w:r>
+      <w:pPr>
+        <w:sectPr>
+          <w:footerReference w:type="default" r:id="rId31"/>
+          <w:pgSz w:w="12240" w:h="15840"/>
+          <w:pgMar w:top="864" w:right="936" w:bottom="864" w:left="936" w:header="720" w:footer="346" w:gutter="0"/>
+          <w:cols w:space="720"/>
+          <w:docGrid w:linePitch="360"/>
+        </w:sectPr>
+      </w:pPr>
     </w:p>
     <w:p>
       <w:pPr>
@@ -5664,9 +5499,15 @@
       </w:r>
     </w:p>
     <w:p>
-      <w:r>
-        <w:br w:type="page"/>
-      </w:r>
+      <w:pPr>
+        <w:sectPr>
+          <w:footerReference w:type="default" r:id="rId32"/>
+          <w:pgSz w:w="12240" w:h="15840"/>
+          <w:pgMar w:top="864" w:right="936" w:bottom="864" w:left="936" w:header="720" w:footer="346" w:gutter="0"/>
+          <w:cols w:space="720"/>
+          <w:docGrid w:linePitch="360"/>
+        </w:sectPr>
+      </w:pPr>
     </w:p>
     <w:p>
       <w:pPr>
@@ -5890,9 +5731,15 @@
       </w:r>
     </w:p>
     <w:p>
-      <w:r>
-        <w:br w:type="page"/>
-      </w:r>
+      <w:pPr>
+        <w:sectPr>
+          <w:footerReference w:type="default" r:id="rId33"/>
+          <w:pgSz w:w="12240" w:h="15840"/>
+          <w:pgMar w:top="864" w:right="936" w:bottom="864" w:left="936" w:header="720" w:footer="346" w:gutter="0"/>
+          <w:cols w:space="720"/>
+          <w:docGrid w:linePitch="360"/>
+        </w:sectPr>
+      </w:pPr>
     </w:p>
     <w:p>
       <w:pPr>
@@ -6040,9 +5887,15 @@
       </w:r>
     </w:p>
     <w:p>
-      <w:r>
-        <w:br w:type="page"/>
-      </w:r>
+      <w:pPr>
+        <w:sectPr>
+          <w:footerReference w:type="default" r:id="rId34"/>
+          <w:pgSz w:w="12240" w:h="15840"/>
+          <w:pgMar w:top="864" w:right="936" w:bottom="864" w:left="936" w:header="720" w:footer="346" w:gutter="0"/>
+          <w:cols w:space="720"/>
+          <w:docGrid w:linePitch="360"/>
+        </w:sectPr>
+      </w:pPr>
     </w:p>
     <w:p>
       <w:pPr>
@@ -6280,9 +6133,15 @@
       </w:r>
     </w:p>
     <w:p>
-      <w:r>
-        <w:br w:type="page"/>
-      </w:r>
+      <w:pPr>
+        <w:sectPr>
+          <w:footerReference w:type="default" r:id="rId35"/>
+          <w:pgSz w:w="12240" w:h="15840"/>
+          <w:pgMar w:top="864" w:right="936" w:bottom="864" w:left="936" w:header="720" w:footer="346" w:gutter="0"/>
+          <w:cols w:space="720"/>
+          <w:docGrid w:linePitch="360"/>
+        </w:sectPr>
+      </w:pPr>
     </w:p>
     <w:p>
       <w:pPr>
@@ -6358,9 +6217,15 @@
       </w:r>
     </w:p>
     <w:p>
-      <w:r>
-        <w:br w:type="page"/>
-      </w:r>
+      <w:pPr>
+        <w:sectPr>
+          <w:footerReference w:type="default" r:id="rId36"/>
+          <w:pgSz w:w="12240" w:h="15840"/>
+          <w:pgMar w:top="864" w:right="936" w:bottom="864" w:left="936" w:header="720" w:footer="346" w:gutter="0"/>
+          <w:cols w:space="720"/>
+          <w:docGrid w:linePitch="360"/>
+        </w:sectPr>
+      </w:pPr>
     </w:p>
     <w:p>
       <w:pPr>
@@ -6436,9 +6301,15 @@
       </w:r>
     </w:p>
     <w:p>
-      <w:r>
-        <w:br w:type="page"/>
-      </w:r>
+      <w:pPr>
+        <w:sectPr>
+          <w:footerReference w:type="default" r:id="rId37"/>
+          <w:pgSz w:w="12240" w:h="15840"/>
+          <w:pgMar w:top="864" w:right="936" w:bottom="864" w:left="936" w:header="720" w:footer="346" w:gutter="0"/>
+          <w:cols w:space="720"/>
+          <w:docGrid w:linePitch="360"/>
+        </w:sectPr>
+      </w:pPr>
     </w:p>
     <w:p>
       <w:pPr>
@@ -6586,191 +6457,15 @@
       </w:r>
     </w:p>
     <w:p>
-      <w:r>
-        <w:br w:type="page"/>
-      </w:r>
-    </w:p>
-    <w:p>
       <w:pPr>
-        <w:pStyle w:val="Title"/>
+        <w:sectPr>
+          <w:footerReference w:type="default" r:id="rId38"/>
+          <w:pgSz w:w="12240" w:h="15840"/>
+          <w:pgMar w:top="864" w:right="936" w:bottom="864" w:left="936" w:header="720" w:footer="346" w:gutter="0"/>
+          <w:cols w:space="720"/>
+          <w:docGrid w:linePitch="360"/>
+        </w:sectPr>
       </w:pPr>
-      <w:r>
-        <w:t>Numbered Heads Together</w:t>
-      </w:r>
-    </w:p>
-    <w:p>
-      <w:r>
-        <w:t>Topic [Your taught topic]     Name __________________     Date __________</w:t>
-      </w:r>
-    </w:p>
-    <w:p>
-      <w:r>
-        <w:t>Recall independently without notes. Check and improve after feedback.</w:t>
-      </w:r>
-    </w:p>
-    <w:tbl>
-      <w:tblPr>
-        <w:tblW w:type="auto" w:w="0"/>
-        <w:jc w:val="center"/>
-        <w:tblLayout w:type="fixed"/>
-        <w:tblLook w:firstColumn="1" w:firstRow="1" w:lastColumn="0" w:lastRow="0" w:noHBand="0" w:noVBand="1" w:val="04A0"/>
-      </w:tblPr>
-      <w:tblGrid>
-        <w:gridCol w:w="5184"/>
-        <w:gridCol w:w="5184"/>
-      </w:tblGrid>
-      <w:tr>
-        <w:trPr>
-          <w:trHeight w:val="3384" w:hRule="atLeast"/>
-        </w:trPr>
-        <w:tc>
-          <w:tcPr>
-            <w:tcW w:type="dxa" w:w="5184"/>
-            <w:vAlign w:val="top"/>
-            <w:tcBorders>
-              <w:top w:val="single" w:sz="6" w:color="D9D9D9"/>
-              <w:left w:val="single" w:sz="6" w:color="D9D9D9"/>
-              <w:bottom w:val="single" w:sz="6" w:color="D9D9D9"/>
-              <w:right w:val="single" w:sz="6" w:color="D9D9D9"/>
-            </w:tcBorders>
-            <w:tcMar>
-              <w:top w:w="120" w:type="dxa"/>
-              <w:left w:w="120" w:type="dxa"/>
-              <w:bottom w:w="120" w:type="dxa"/>
-              <w:right w:w="120" w:type="dxa"/>
-            </w:tcMar>
-            <w:shd w:fill="F3F6F5"/>
-          </w:tcPr>
-          <w:p>
-            <w:pPr>
-              <w:spacing w:after="160"/>
-            </w:pPr>
-            <w:r>
-              <w:rPr>
-                <w:b/>
-                <w:sz w:val="26"/>
-              </w:rPr>
-              <w:t>Learner 1  First recall</w:t>
-            </w:r>
-          </w:p>
-        </w:tc>
-        <w:tc>
-          <w:tcPr>
-            <w:tcW w:type="dxa" w:w="5184"/>
-            <w:vAlign w:val="top"/>
-            <w:tcBorders>
-              <w:top w:val="single" w:sz="6" w:color="D9D9D9"/>
-              <w:left w:val="single" w:sz="6" w:color="D9D9D9"/>
-              <w:bottom w:val="single" w:sz="6" w:color="D9D9D9"/>
-              <w:right w:val="single" w:sz="6" w:color="D9D9D9"/>
-            </w:tcBorders>
-            <w:tcMar>
-              <w:top w:w="120" w:type="dxa"/>
-              <w:left w:w="120" w:type="dxa"/>
-              <w:bottom w:w="120" w:type="dxa"/>
-              <w:right w:w="120" w:type="dxa"/>
-            </w:tcMar>
-            <w:shd w:fill="F3F6F5"/>
-          </w:tcPr>
-          <w:p>
-            <w:pPr>
-              <w:spacing w:after="160"/>
-            </w:pPr>
-            <w:r>
-              <w:rPr>
-                <w:b/>
-                <w:sz w:val="26"/>
-              </w:rPr>
-              <w:t>Learner 2  First recall</w:t>
-            </w:r>
-          </w:p>
-        </w:tc>
-      </w:tr>
-      <w:tr>
-        <w:trPr>
-          <w:trHeight w:val="3384" w:hRule="atLeast"/>
-        </w:trPr>
-        <w:tc>
-          <w:tcPr>
-            <w:tcW w:type="dxa" w:w="5184"/>
-            <w:vAlign w:val="top"/>
-            <w:tcBorders>
-              <w:top w:val="single" w:sz="6" w:color="D9D9D9"/>
-              <w:left w:val="single" w:sz="6" w:color="D9D9D9"/>
-              <w:bottom w:val="single" w:sz="6" w:color="D9D9D9"/>
-              <w:right w:val="single" w:sz="6" w:color="D9D9D9"/>
-            </w:tcBorders>
-            <w:tcMar>
-              <w:top w:w="120" w:type="dxa"/>
-              <w:left w:w="120" w:type="dxa"/>
-              <w:bottom w:w="120" w:type="dxa"/>
-              <w:right w:w="120" w:type="dxa"/>
-            </w:tcMar>
-            <w:shd w:fill="F3F6F5"/>
-          </w:tcPr>
-          <w:p>
-            <w:pPr>
-              <w:spacing w:after="160"/>
-            </w:pPr>
-            <w:r>
-              <w:rPr>
-                <w:b/>
-                <w:sz w:val="26"/>
-              </w:rPr>
-              <w:t>Learner 3  First recall</w:t>
-            </w:r>
-          </w:p>
-        </w:tc>
-        <w:tc>
-          <w:tcPr>
-            <w:tcW w:type="dxa" w:w="5184"/>
-            <w:vAlign w:val="top"/>
-            <w:tcBorders>
-              <w:top w:val="single" w:sz="6" w:color="D9D9D9"/>
-              <w:left w:val="single" w:sz="6" w:color="D9D9D9"/>
-              <w:bottom w:val="single" w:sz="6" w:color="D9D9D9"/>
-              <w:right w:val="single" w:sz="6" w:color="D9D9D9"/>
-            </w:tcBorders>
-            <w:tcMar>
-              <w:top w:w="120" w:type="dxa"/>
-              <w:left w:w="120" w:type="dxa"/>
-              <w:bottom w:w="120" w:type="dxa"/>
-              <w:right w:w="120" w:type="dxa"/>
-            </w:tcMar>
-            <w:shd w:fill="F3F6F5"/>
-          </w:tcPr>
-          <w:p>
-            <w:pPr>
-              <w:spacing w:after="160"/>
-            </w:pPr>
-            <w:r>
-              <w:rPr>
-                <w:b/>
-                <w:sz w:val="26"/>
-              </w:rPr>
-              <w:t>Learner 4  First recall</w:t>
-            </w:r>
-          </w:p>
-        </w:tc>
-      </w:tr>
-    </w:tbl>
-    <w:p/>
-    <w:p>
-      <w:r>
-        <w:t>Compare first attempts. Agree an explanation. Everyone prepares to answer.</w:t>
-      </w:r>
-    </w:p>
-    <w:p>
-      <w:r>
-        <w:t>Check and improve</w:t>
-        <w:br/>
-        <w:t>One idea to correct or revisit __________________________________________</w:t>
-      </w:r>
-    </w:p>
-    <w:p>
-      <w:r>
-        <w:br w:type="page"/>
-      </w:r>
     </w:p>
     <w:p>
       <w:pPr>
@@ -6994,9 +6689,15 @@
       </w:r>
     </w:p>
     <w:p>
-      <w:r>
-        <w:br w:type="page"/>
-      </w:r>
+      <w:pPr>
+        <w:sectPr>
+          <w:footerReference w:type="default" r:id="rId39"/>
+          <w:pgSz w:w="12240" w:h="15840"/>
+          <w:pgMar w:top="864" w:right="936" w:bottom="864" w:left="936" w:header="720" w:footer="346" w:gutter="0"/>
+          <w:cols w:space="720"/>
+          <w:docGrid w:linePitch="360"/>
+        </w:sectPr>
+      </w:pPr>
     </w:p>
     <w:p>
       <w:pPr>
@@ -7220,9 +6921,15 @@
       </w:r>
     </w:p>
     <w:p>
-      <w:r>
-        <w:br w:type="page"/>
-      </w:r>
+      <w:pPr>
+        <w:sectPr>
+          <w:footerReference w:type="default" r:id="rId40"/>
+          <w:pgSz w:w="12240" w:h="15840"/>
+          <w:pgMar w:top="864" w:right="936" w:bottom="864" w:left="936" w:header="720" w:footer="346" w:gutter="0"/>
+          <w:cols w:space="720"/>
+          <w:docGrid w:linePitch="360"/>
+        </w:sectPr>
+      </w:pPr>
     </w:p>
     <w:p>
       <w:pPr>
@@ -7330,9 +7037,15 @@
       </w:r>
     </w:p>
     <w:p>
-      <w:r>
-        <w:br w:type="page"/>
-      </w:r>
+      <w:pPr>
+        <w:sectPr>
+          <w:footerReference w:type="default" r:id="rId41"/>
+          <w:pgSz w:w="12240" w:h="15840"/>
+          <w:pgMar w:top="864" w:right="936" w:bottom="864" w:left="936" w:header="720" w:footer="346" w:gutter="0"/>
+          <w:cols w:space="720"/>
+          <w:docGrid w:linePitch="360"/>
+        </w:sectPr>
+      </w:pPr>
     </w:p>
     <w:p>
       <w:pPr>
@@ -7408,9 +7121,9 @@
       </w:r>
     </w:p>
     <w:sectPr>
-      <w:footerReference w:type="default" r:id="rId9"/>
+      <w:footerReference w:type="default" r:id="rId42"/>
       <w:pgSz w:w="12240" w:h="15840"/>
-      <w:pgMar w:top="864" w:right="936" w:bottom="864" w:left="936" w:header="720" w:footer="720" w:gutter="0"/>
+      <w:pgMar w:top="864" w:right="936" w:bottom="864" w:left="936" w:header="720" w:footer="346" w:gutter="0"/>
       <w:cols w:space="720"/>
       <w:docGrid w:linePitch="360"/>
     </w:sectPr>
@@ -7423,13 +7136,1833 @@
   <w:p>
     <w:pPr>
       <w:pStyle w:val="Footer"/>
+      <w:spacing w:after="20" w:line="240" w:lineRule="auto"/>
     </w:pPr>
     <w:r>
       <w:rPr>
-        <w:sz w:val="18"/>
-      </w:rPr>
-      <w:t>Recall from memory first. Check and improve in a different colour.</w:t>
+        <w:rFonts w:ascii="Calibri" w:hAnsi="Calibri"/>
+        <w:color w:val="566663"/>
+        <w:sz w:val="16"/>
+      </w:rPr>
+      <w:t xml:space="preserve">Source: </w:t>
     </w:r>
+    <w:hyperlink r:id="rId1">
+      <w:r>
+        <w:rPr>
+          <w:rFonts w:ascii="Calibri" w:hAnsi="Calibri"/>
+          <w:sz w:val="16"/>
+          <w:color w:val="566663"/>
+          <w:u w:val="single"/>
+        </w:rPr>
+        <w:t>Pooja K. Agarwal — classroom guidance</w:t>
+      </w:r>
+    </w:hyperlink>
+  </w:p>
+  <w:p>
+    <w:pPr>
+      <w:spacing w:after="0" w:line="240" w:lineRule="auto"/>
+    </w:pPr>
+    <w:r>
+      <w:rPr>
+        <w:rFonts w:ascii="Calibri" w:hAnsi="Calibri"/>
+        <w:color w:val="566663"/>
+        <w:sz w:val="16"/>
+      </w:rPr>
+      <w:t xml:space="preserve">Independent classroom adaptation. </w:t>
+    </w:r>
+    <w:hyperlink r:id="rId2">
+      <w:r>
+        <w:rPr>
+          <w:rFonts w:ascii="Calibri" w:hAnsi="Calibri"/>
+          <w:sz w:val="16"/>
+          <w:color w:val="566663"/>
+          <w:u w:val="single"/>
+        </w:rPr>
+        <w:t>Activity guide and full credit</w:t>
+      </w:r>
+    </w:hyperlink>
+  </w:p>
+</w:ftr>
+</file>
+
+<file path=word/footer10.xml><?xml version="1.0" encoding="utf-8"?>
+<w:ftr xmlns:m="http://schemas.openxmlformats.org/officeDocument/2006/math" xmlns:mc="http://schemas.openxmlformats.org/markup-compatibility/2006" xmlns:mo="http://schemas.microsoft.com/office/mac/office/2008/main" xmlns:mv="urn:schemas-microsoft-com:mac:vml" xmlns:o="urn:schemas-microsoft-com:office:office" xmlns:r="http://schemas.openxmlformats.org/officeDocument/2006/relationships" xmlns:v="urn:schemas-microsoft-com:vml" xmlns:w10="urn:schemas-microsoft-com:office:word" xmlns:w14="http://schemas.microsoft.com/office/word/2010/wordml" xmlns:w="http://schemas.openxmlformats.org/wordprocessingml/2006/main" xmlns:wne="http://schemas.microsoft.com/office/word/2006/wordml" xmlns:wp14="http://schemas.microsoft.com/office/word/2010/wordprocessingDrawing" xmlns:wp="http://schemas.openxmlformats.org/drawingml/2006/wordprocessingDrawing" xmlns:wpc="http://schemas.microsoft.com/office/word/2010/wordprocessingCanvas" xmlns:wpg="http://schemas.microsoft.com/office/word/2010/wordprocessingGroup" xmlns:wpi="http://schemas.microsoft.com/office/word/2010/wordprocessingInk" xmlns:wps="http://schemas.microsoft.com/office/word/2010/wordprocessingShape" mc:Ignorable="w14 wp14">
+  <w:p>
+    <w:pPr>
+      <w:pStyle w:val="Footer"/>
+      <w:spacing w:after="20" w:line="240" w:lineRule="auto"/>
+    </w:pPr>
+    <w:r>
+      <w:rPr>
+        <w:rFonts w:ascii="Calibri" w:hAnsi="Calibri"/>
+        <w:color w:val="566663"/>
+        <w:sz w:val="16"/>
+      </w:rPr>
+      <w:t xml:space="preserve">Source: </w:t>
+    </w:r>
+    <w:hyperlink r:id="rId1">
+      <w:r>
+        <w:rPr>
+          <w:rFonts w:ascii="Calibri" w:hAnsi="Calibri"/>
+          <w:sz w:val="16"/>
+          <w:color w:val="566663"/>
+          <w:u w:val="single"/>
+        </w:rPr>
+        <w:t>Shared dice-selection format; TNT classroom adaptation</w:t>
+      </w:r>
+    </w:hyperlink>
+  </w:p>
+  <w:p>
+    <w:pPr>
+      <w:spacing w:after="0" w:line="240" w:lineRule="auto"/>
+    </w:pPr>
+    <w:r>
+      <w:rPr>
+        <w:rFonts w:ascii="Calibri" w:hAnsi="Calibri"/>
+        <w:color w:val="566663"/>
+        <w:sz w:val="16"/>
+      </w:rPr>
+      <w:t xml:space="preserve">Independent classroom adaptation. </w:t>
+    </w:r>
+    <w:hyperlink r:id="rId2">
+      <w:r>
+        <w:rPr>
+          <w:rFonts w:ascii="Calibri" w:hAnsi="Calibri"/>
+          <w:sz w:val="16"/>
+          <w:color w:val="566663"/>
+          <w:u w:val="single"/>
+        </w:rPr>
+        <w:t>Activity guide and full credit</w:t>
+      </w:r>
+    </w:hyperlink>
+  </w:p>
+</w:ftr>
+</file>
+
+<file path=word/footer11.xml><?xml version="1.0" encoding="utf-8"?>
+<w:ftr xmlns:m="http://schemas.openxmlformats.org/officeDocument/2006/math" xmlns:mc="http://schemas.openxmlformats.org/markup-compatibility/2006" xmlns:mo="http://schemas.microsoft.com/office/mac/office/2008/main" xmlns:mv="urn:schemas-microsoft-com:mac:vml" xmlns:o="urn:schemas-microsoft-com:office:office" xmlns:r="http://schemas.openxmlformats.org/officeDocument/2006/relationships" xmlns:v="urn:schemas-microsoft-com:vml" xmlns:w10="urn:schemas-microsoft-com:office:word" xmlns:w14="http://schemas.microsoft.com/office/word/2010/wordml" xmlns:w="http://schemas.openxmlformats.org/wordprocessingml/2006/main" xmlns:wne="http://schemas.microsoft.com/office/word/2006/wordml" xmlns:wp14="http://schemas.microsoft.com/office/word/2010/wordprocessingDrawing" xmlns:wp="http://schemas.openxmlformats.org/drawingml/2006/wordprocessingDrawing" xmlns:wpc="http://schemas.microsoft.com/office/word/2010/wordprocessingCanvas" xmlns:wpg="http://schemas.microsoft.com/office/word/2010/wordprocessingGroup" xmlns:wpi="http://schemas.microsoft.com/office/word/2010/wordprocessingInk" xmlns:wps="http://schemas.microsoft.com/office/word/2010/wordprocessingShape" mc:Ignorable="w14 wp14">
+  <w:p>
+    <w:pPr>
+      <w:pStyle w:val="Footer"/>
+      <w:spacing w:after="20" w:line="240" w:lineRule="auto"/>
+    </w:pPr>
+    <w:r>
+      <w:rPr>
+        <w:rFonts w:ascii="Calibri" w:hAnsi="Calibri"/>
+        <w:color w:val="566663"/>
+        <w:sz w:val="16"/>
+      </w:rPr>
+      <w:t xml:space="preserve">Source: </w:t>
+    </w:r>
+    <w:hyperlink r:id="rId1">
+      <w:r>
+        <w:rPr>
+          <w:rFonts w:ascii="Calibri" w:hAnsi="Calibri"/>
+          <w:sz w:val="16"/>
+          <w:color w:val="566663"/>
+          <w:u w:val="single"/>
+        </w:rPr>
+        <w:t>Becky Russell — revision clock; acknowledged by Kate Jones</w:t>
+      </w:r>
+    </w:hyperlink>
+  </w:p>
+  <w:p>
+    <w:pPr>
+      <w:spacing w:after="0" w:line="240" w:lineRule="auto"/>
+    </w:pPr>
+    <w:r>
+      <w:rPr>
+        <w:rFonts w:ascii="Calibri" w:hAnsi="Calibri"/>
+        <w:color w:val="566663"/>
+        <w:sz w:val="16"/>
+      </w:rPr>
+      <w:t xml:space="preserve">Independent classroom adaptation. </w:t>
+    </w:r>
+    <w:hyperlink r:id="rId2">
+      <w:r>
+        <w:rPr>
+          <w:rFonts w:ascii="Calibri" w:hAnsi="Calibri"/>
+          <w:sz w:val="16"/>
+          <w:color w:val="566663"/>
+          <w:u w:val="single"/>
+        </w:rPr>
+        <w:t>Activity guide and full credit</w:t>
+      </w:r>
+    </w:hyperlink>
+  </w:p>
+</w:ftr>
+</file>
+
+<file path=word/footer12.xml><?xml version="1.0" encoding="utf-8"?>
+<w:ftr xmlns:m="http://schemas.openxmlformats.org/officeDocument/2006/math" xmlns:mc="http://schemas.openxmlformats.org/markup-compatibility/2006" xmlns:mo="http://schemas.microsoft.com/office/mac/office/2008/main" xmlns:mv="urn:schemas-microsoft-com:mac:vml" xmlns:o="urn:schemas-microsoft-com:office:office" xmlns:r="http://schemas.openxmlformats.org/officeDocument/2006/relationships" xmlns:v="urn:schemas-microsoft-com:vml" xmlns:w10="urn:schemas-microsoft-com:office:word" xmlns:w14="http://schemas.microsoft.com/office/word/2010/wordml" xmlns:w="http://schemas.openxmlformats.org/wordprocessingml/2006/main" xmlns:wne="http://schemas.microsoft.com/office/word/2006/wordml" xmlns:wp14="http://schemas.microsoft.com/office/word/2010/wordprocessingDrawing" xmlns:wp="http://schemas.openxmlformats.org/drawingml/2006/wordprocessingDrawing" xmlns:wpc="http://schemas.microsoft.com/office/word/2010/wordprocessingCanvas" xmlns:wpg="http://schemas.microsoft.com/office/word/2010/wordprocessingGroup" xmlns:wpi="http://schemas.microsoft.com/office/word/2010/wordprocessingInk" xmlns:wps="http://schemas.microsoft.com/office/word/2010/wordprocessingShape" mc:Ignorable="w14 wp14">
+  <w:p>
+    <w:pPr>
+      <w:pStyle w:val="Footer"/>
+      <w:spacing w:after="20" w:line="240" w:lineRule="auto"/>
+    </w:pPr>
+    <w:r>
+      <w:rPr>
+        <w:rFonts w:ascii="Calibri" w:hAnsi="Calibri"/>
+        <w:color w:val="566663"/>
+        <w:sz w:val="16"/>
+      </w:rPr>
+      <w:t xml:space="preserve">Source: </w:t>
+    </w:r>
+    <w:hyperlink r:id="rId1">
+      <w:r>
+        <w:rPr>
+          <w:rFonts w:ascii="Calibri" w:hAnsi="Calibri"/>
+          <w:sz w:val="16"/>
+          <w:color w:val="566663"/>
+          <w:u w:val="single"/>
+        </w:rPr>
+        <w:t>Pooja K. Agarwal — retrieval adaptation of Think–Pair–Share</w:t>
+      </w:r>
+    </w:hyperlink>
+  </w:p>
+  <w:p>
+    <w:pPr>
+      <w:spacing w:after="0" w:line="240" w:lineRule="auto"/>
+    </w:pPr>
+    <w:r>
+      <w:rPr>
+        <w:rFonts w:ascii="Calibri" w:hAnsi="Calibri"/>
+        <w:color w:val="566663"/>
+        <w:sz w:val="16"/>
+      </w:rPr>
+      <w:t xml:space="preserve">Independent classroom adaptation. </w:t>
+    </w:r>
+    <w:hyperlink r:id="rId2">
+      <w:r>
+        <w:rPr>
+          <w:rFonts w:ascii="Calibri" w:hAnsi="Calibri"/>
+          <w:sz w:val="16"/>
+          <w:color w:val="566663"/>
+          <w:u w:val="single"/>
+        </w:rPr>
+        <w:t>Activity guide and full credit</w:t>
+      </w:r>
+    </w:hyperlink>
+  </w:p>
+</w:ftr>
+</file>
+
+<file path=word/footer13.xml><?xml version="1.0" encoding="utf-8"?>
+<w:ftr xmlns:m="http://schemas.openxmlformats.org/officeDocument/2006/math" xmlns:mc="http://schemas.openxmlformats.org/markup-compatibility/2006" xmlns:mo="http://schemas.microsoft.com/office/mac/office/2008/main" xmlns:mv="urn:schemas-microsoft-com:mac:vml" xmlns:o="urn:schemas-microsoft-com:office:office" xmlns:r="http://schemas.openxmlformats.org/officeDocument/2006/relationships" xmlns:v="urn:schemas-microsoft-com:vml" xmlns:w10="urn:schemas-microsoft-com:office:word" xmlns:w14="http://schemas.microsoft.com/office/word/2010/wordml" xmlns:w="http://schemas.openxmlformats.org/wordprocessingml/2006/main" xmlns:wne="http://schemas.microsoft.com/office/word/2006/wordml" xmlns:wp14="http://schemas.microsoft.com/office/word/2010/wordprocessingDrawing" xmlns:wp="http://schemas.openxmlformats.org/drawingml/2006/wordprocessingDrawing" xmlns:wpc="http://schemas.microsoft.com/office/word/2010/wordprocessingCanvas" xmlns:wpg="http://schemas.microsoft.com/office/word/2010/wordprocessingGroup" xmlns:wpi="http://schemas.microsoft.com/office/word/2010/wordprocessingInk" xmlns:wps="http://schemas.microsoft.com/office/word/2010/wordprocessingShape" mc:Ignorable="w14 wp14">
+  <w:p>
+    <w:pPr>
+      <w:pStyle w:val="Footer"/>
+      <w:spacing w:after="20" w:line="240" w:lineRule="auto"/>
+    </w:pPr>
+    <w:r>
+      <w:rPr>
+        <w:rFonts w:ascii="Calibri" w:hAnsi="Calibri"/>
+        <w:color w:val="566663"/>
+        <w:sz w:val="16"/>
+      </w:rPr>
+      <w:t xml:space="preserve">Source: </w:t>
+    </w:r>
+    <w:hyperlink r:id="rId1">
+      <w:r>
+        <w:rPr>
+          <w:rFonts w:ascii="Calibri" w:hAnsi="Calibri"/>
+          <w:sz w:val="16"/>
+          <w:color w:val="566663"/>
+          <w:u w:val="single"/>
+        </w:rPr>
+        <w:t>James M. Lang — Connection Notebooks; explained by Pooja K. Agarwal</w:t>
+      </w:r>
+    </w:hyperlink>
+  </w:p>
+  <w:p>
+    <w:pPr>
+      <w:spacing w:after="0" w:line="240" w:lineRule="auto"/>
+    </w:pPr>
+    <w:r>
+      <w:rPr>
+        <w:rFonts w:ascii="Calibri" w:hAnsi="Calibri"/>
+        <w:color w:val="566663"/>
+        <w:sz w:val="16"/>
+      </w:rPr>
+      <w:t xml:space="preserve">Independent classroom adaptation. </w:t>
+    </w:r>
+    <w:hyperlink r:id="rId2">
+      <w:r>
+        <w:rPr>
+          <w:rFonts w:ascii="Calibri" w:hAnsi="Calibri"/>
+          <w:sz w:val="16"/>
+          <w:color w:val="566663"/>
+          <w:u w:val="single"/>
+        </w:rPr>
+        <w:t>Activity guide and full credit</w:t>
+      </w:r>
+    </w:hyperlink>
+  </w:p>
+</w:ftr>
+</file>
+
+<file path=word/footer14.xml><?xml version="1.0" encoding="utf-8"?>
+<w:ftr xmlns:m="http://schemas.openxmlformats.org/officeDocument/2006/math" xmlns:mc="http://schemas.openxmlformats.org/markup-compatibility/2006" xmlns:mo="http://schemas.microsoft.com/office/mac/office/2008/main" xmlns:mv="urn:schemas-microsoft-com:mac:vml" xmlns:o="urn:schemas-microsoft-com:office:office" xmlns:r="http://schemas.openxmlformats.org/officeDocument/2006/relationships" xmlns:v="urn:schemas-microsoft-com:vml" xmlns:w10="urn:schemas-microsoft-com:office:word" xmlns:w14="http://schemas.microsoft.com/office/word/2010/wordml" xmlns:w="http://schemas.openxmlformats.org/wordprocessingml/2006/main" xmlns:wne="http://schemas.microsoft.com/office/word/2006/wordml" xmlns:wp14="http://schemas.microsoft.com/office/word/2010/wordprocessingDrawing" xmlns:wp="http://schemas.openxmlformats.org/drawingml/2006/wordprocessingDrawing" xmlns:wpc="http://schemas.microsoft.com/office/word/2010/wordprocessingCanvas" xmlns:wpg="http://schemas.microsoft.com/office/word/2010/wordprocessingGroup" xmlns:wpi="http://schemas.microsoft.com/office/word/2010/wordprocessingInk" xmlns:wps="http://schemas.microsoft.com/office/word/2010/wordprocessingShape" mc:Ignorable="w14 wp14">
+  <w:p>
+    <w:pPr>
+      <w:pStyle w:val="Footer"/>
+      <w:spacing w:after="20" w:line="240" w:lineRule="auto"/>
+    </w:pPr>
+    <w:r>
+      <w:rPr>
+        <w:rFonts w:ascii="Calibri" w:hAnsi="Calibri"/>
+        <w:color w:val="566663"/>
+        <w:sz w:val="16"/>
+      </w:rPr>
+      <w:t xml:space="preserve">Source: </w:t>
+    </w:r>
+    <w:hyperlink r:id="rId1">
+      <w:r>
+        <w:rPr>
+          <w:rFonts w:ascii="Calibri" w:hAnsi="Calibri"/>
+          <w:sz w:val="16"/>
+          <w:color w:val="566663"/>
+          <w:u w:val="single"/>
+        </w:rPr>
+        <w:t>Pooja K. Agarwal &amp; Patrice M. Bain — mini-quiz classroom guidance</w:t>
+      </w:r>
+    </w:hyperlink>
+  </w:p>
+  <w:p>
+    <w:pPr>
+      <w:spacing w:after="0" w:line="240" w:lineRule="auto"/>
+    </w:pPr>
+    <w:r>
+      <w:rPr>
+        <w:rFonts w:ascii="Calibri" w:hAnsi="Calibri"/>
+        <w:color w:val="566663"/>
+        <w:sz w:val="16"/>
+      </w:rPr>
+      <w:t xml:space="preserve">Independent classroom adaptation. </w:t>
+    </w:r>
+    <w:hyperlink r:id="rId2">
+      <w:r>
+        <w:rPr>
+          <w:rFonts w:ascii="Calibri" w:hAnsi="Calibri"/>
+          <w:sz w:val="16"/>
+          <w:color w:val="566663"/>
+          <w:u w:val="single"/>
+        </w:rPr>
+        <w:t>Activity guide and full credit</w:t>
+      </w:r>
+    </w:hyperlink>
+  </w:p>
+</w:ftr>
+</file>
+
+<file path=word/footer15.xml><?xml version="1.0" encoding="utf-8"?>
+<w:ftr xmlns:m="http://schemas.openxmlformats.org/officeDocument/2006/math" xmlns:mc="http://schemas.openxmlformats.org/markup-compatibility/2006" xmlns:mo="http://schemas.microsoft.com/office/mac/office/2008/main" xmlns:mv="urn:schemas-microsoft-com:mac:vml" xmlns:o="urn:schemas-microsoft-com:office:office" xmlns:r="http://schemas.openxmlformats.org/officeDocument/2006/relationships" xmlns:v="urn:schemas-microsoft-com:vml" xmlns:w10="urn:schemas-microsoft-com:office:word" xmlns:w14="http://schemas.microsoft.com/office/word/2010/wordml" xmlns:w="http://schemas.openxmlformats.org/wordprocessingml/2006/main" xmlns:wne="http://schemas.microsoft.com/office/word/2006/wordml" xmlns:wp14="http://schemas.microsoft.com/office/word/2010/wordprocessingDrawing" xmlns:wp="http://schemas.openxmlformats.org/drawingml/2006/wordprocessingDrawing" xmlns:wpc="http://schemas.microsoft.com/office/word/2010/wordprocessingCanvas" xmlns:wpg="http://schemas.microsoft.com/office/word/2010/wordprocessingGroup" xmlns:wpi="http://schemas.microsoft.com/office/word/2010/wordprocessingInk" xmlns:wps="http://schemas.microsoft.com/office/word/2010/wordprocessingShape" mc:Ignorable="w14 wp14">
+  <w:p>
+    <w:pPr>
+      <w:pStyle w:val="Footer"/>
+      <w:spacing w:after="20" w:line="240" w:lineRule="auto"/>
+    </w:pPr>
+    <w:r>
+      <w:rPr>
+        <w:rFonts w:ascii="Calibri" w:hAnsi="Calibri"/>
+        <w:color w:val="566663"/>
+        <w:sz w:val="16"/>
+      </w:rPr>
+      <w:t xml:space="preserve">Source: </w:t>
+    </w:r>
+    <w:hyperlink r:id="rId1">
+      <w:r>
+        <w:rPr>
+          <w:rFonts w:ascii="Calibri" w:hAnsi="Calibri"/>
+          <w:sz w:val="16"/>
+          <w:color w:val="566663"/>
+          <w:u w:val="single"/>
+        </w:rPr>
+        <w:t>Kate Jones — Retrieval Relay, Seneca CPD</w:t>
+      </w:r>
+    </w:hyperlink>
+  </w:p>
+  <w:p>
+    <w:pPr>
+      <w:spacing w:after="0" w:line="240" w:lineRule="auto"/>
+    </w:pPr>
+    <w:r>
+      <w:rPr>
+        <w:rFonts w:ascii="Calibri" w:hAnsi="Calibri"/>
+        <w:color w:val="566663"/>
+        <w:sz w:val="16"/>
+      </w:rPr>
+      <w:t xml:space="preserve">Independent classroom adaptation. </w:t>
+    </w:r>
+    <w:hyperlink r:id="rId2">
+      <w:r>
+        <w:rPr>
+          <w:rFonts w:ascii="Calibri" w:hAnsi="Calibri"/>
+          <w:sz w:val="16"/>
+          <w:color w:val="566663"/>
+          <w:u w:val="single"/>
+        </w:rPr>
+        <w:t>Activity guide and full credit</w:t>
+      </w:r>
+    </w:hyperlink>
+  </w:p>
+</w:ftr>
+</file>
+
+<file path=word/footer16.xml><?xml version="1.0" encoding="utf-8"?>
+<w:ftr xmlns:m="http://schemas.openxmlformats.org/officeDocument/2006/math" xmlns:mc="http://schemas.openxmlformats.org/markup-compatibility/2006" xmlns:mo="http://schemas.microsoft.com/office/mac/office/2008/main" xmlns:mv="urn:schemas-microsoft-com:mac:vml" xmlns:o="urn:schemas-microsoft-com:office:office" xmlns:r="http://schemas.openxmlformats.org/officeDocument/2006/relationships" xmlns:v="urn:schemas-microsoft-com:vml" xmlns:w10="urn:schemas-microsoft-com:office:word" xmlns:w14="http://schemas.microsoft.com/office/word/2010/wordml" xmlns:w="http://schemas.openxmlformats.org/wordprocessingml/2006/main" xmlns:wne="http://schemas.microsoft.com/office/word/2006/wordml" xmlns:wp14="http://schemas.microsoft.com/office/word/2010/wordprocessingDrawing" xmlns:wp="http://schemas.openxmlformats.org/drawingml/2006/wordprocessingDrawing" xmlns:wpc="http://schemas.microsoft.com/office/word/2010/wordprocessingCanvas" xmlns:wpg="http://schemas.microsoft.com/office/word/2010/wordprocessingGroup" xmlns:wpi="http://schemas.microsoft.com/office/word/2010/wordprocessingInk" xmlns:wps="http://schemas.microsoft.com/office/word/2010/wordprocessingShape" mc:Ignorable="w14 wp14">
+  <w:p>
+    <w:pPr>
+      <w:pStyle w:val="Footer"/>
+      <w:spacing w:after="20" w:line="240" w:lineRule="auto"/>
+    </w:pPr>
+    <w:r>
+      <w:rPr>
+        <w:rFonts w:ascii="Calibri" w:hAnsi="Calibri"/>
+        <w:color w:val="566663"/>
+        <w:sz w:val="16"/>
+      </w:rPr>
+      <w:t xml:space="preserve">Source: </w:t>
+    </w:r>
+    <w:hyperlink r:id="rId1">
+      <w:r>
+        <w:rPr>
+          <w:rFonts w:ascii="Calibri" w:hAnsi="Calibri"/>
+          <w:sz w:val="16"/>
+          <w:color w:val="566663"/>
+          <w:u w:val="single"/>
+        </w:rPr>
+        <w:t>Hall Houston — published classroom activity</w:t>
+      </w:r>
+    </w:hyperlink>
+  </w:p>
+  <w:p>
+    <w:pPr>
+      <w:spacing w:after="0" w:line="240" w:lineRule="auto"/>
+    </w:pPr>
+    <w:r>
+      <w:rPr>
+        <w:rFonts w:ascii="Calibri" w:hAnsi="Calibri"/>
+        <w:color w:val="566663"/>
+        <w:sz w:val="16"/>
+      </w:rPr>
+      <w:t xml:space="preserve">Independent classroom adaptation. </w:t>
+    </w:r>
+    <w:hyperlink r:id="rId2">
+      <w:r>
+        <w:rPr>
+          <w:rFonts w:ascii="Calibri" w:hAnsi="Calibri"/>
+          <w:sz w:val="16"/>
+          <w:color w:val="566663"/>
+          <w:u w:val="single"/>
+        </w:rPr>
+        <w:t>Activity guide and full credit</w:t>
+      </w:r>
+    </w:hyperlink>
+  </w:p>
+</w:ftr>
+</file>
+
+<file path=word/footer17.xml><?xml version="1.0" encoding="utf-8"?>
+<w:ftr xmlns:m="http://schemas.openxmlformats.org/officeDocument/2006/math" xmlns:mc="http://schemas.openxmlformats.org/markup-compatibility/2006" xmlns:mo="http://schemas.microsoft.com/office/mac/office/2008/main" xmlns:mv="urn:schemas-microsoft-com:mac:vml" xmlns:o="urn:schemas-microsoft-com:office:office" xmlns:r="http://schemas.openxmlformats.org/officeDocument/2006/relationships" xmlns:v="urn:schemas-microsoft-com:vml" xmlns:w10="urn:schemas-microsoft-com:office:word" xmlns:w14="http://schemas.microsoft.com/office/word/2010/wordml" xmlns:w="http://schemas.openxmlformats.org/wordprocessingml/2006/main" xmlns:wne="http://schemas.microsoft.com/office/word/2006/wordml" xmlns:wp14="http://schemas.microsoft.com/office/word/2010/wordprocessingDrawing" xmlns:wp="http://schemas.openxmlformats.org/drawingml/2006/wordprocessingDrawing" xmlns:wpc="http://schemas.microsoft.com/office/word/2010/wordprocessingCanvas" xmlns:wpg="http://schemas.microsoft.com/office/word/2010/wordprocessingGroup" xmlns:wpi="http://schemas.microsoft.com/office/word/2010/wordprocessingInk" xmlns:wps="http://schemas.microsoft.com/office/word/2010/wordprocessingShape" mc:Ignorable="w14 wp14">
+  <w:p>
+    <w:pPr>
+      <w:pStyle w:val="Footer"/>
+      <w:spacing w:after="20" w:line="240" w:lineRule="auto"/>
+    </w:pPr>
+    <w:r>
+      <w:rPr>
+        <w:rFonts w:ascii="Calibri" w:hAnsi="Calibri"/>
+        <w:color w:val="566663"/>
+        <w:sz w:val="16"/>
+      </w:rPr>
+      <w:t xml:space="preserve">Source: </w:t>
+    </w:r>
+    <w:hyperlink r:id="rId1">
+      <w:r>
+        <w:rPr>
+          <w:rFonts w:ascii="Calibri" w:hAnsi="Calibri"/>
+          <w:sz w:val="16"/>
+          <w:color w:val="566663"/>
+          <w:u w:val="single"/>
+        </w:rPr>
+        <w:t>Hall Houston — published classroom activity</w:t>
+      </w:r>
+    </w:hyperlink>
+  </w:p>
+  <w:p>
+    <w:pPr>
+      <w:spacing w:after="0" w:line="240" w:lineRule="auto"/>
+    </w:pPr>
+    <w:r>
+      <w:rPr>
+        <w:rFonts w:ascii="Calibri" w:hAnsi="Calibri"/>
+        <w:color w:val="566663"/>
+        <w:sz w:val="16"/>
+      </w:rPr>
+      <w:t xml:space="preserve">Independent classroom adaptation. </w:t>
+    </w:r>
+    <w:hyperlink r:id="rId2">
+      <w:r>
+        <w:rPr>
+          <w:rFonts w:ascii="Calibri" w:hAnsi="Calibri"/>
+          <w:sz w:val="16"/>
+          <w:color w:val="566663"/>
+          <w:u w:val="single"/>
+        </w:rPr>
+        <w:t>Activity guide and full credit</w:t>
+      </w:r>
+    </w:hyperlink>
+  </w:p>
+</w:ftr>
+</file>
+
+<file path=word/footer18.xml><?xml version="1.0" encoding="utf-8"?>
+<w:ftr xmlns:m="http://schemas.openxmlformats.org/officeDocument/2006/math" xmlns:mc="http://schemas.openxmlformats.org/markup-compatibility/2006" xmlns:mo="http://schemas.microsoft.com/office/mac/office/2008/main" xmlns:mv="urn:schemas-microsoft-com:mac:vml" xmlns:o="urn:schemas-microsoft-com:office:office" xmlns:r="http://schemas.openxmlformats.org/officeDocument/2006/relationships" xmlns:v="urn:schemas-microsoft-com:vml" xmlns:w10="urn:schemas-microsoft-com:office:word" xmlns:w14="http://schemas.microsoft.com/office/word/2010/wordml" xmlns:w="http://schemas.openxmlformats.org/wordprocessingml/2006/main" xmlns:wne="http://schemas.microsoft.com/office/word/2006/wordml" xmlns:wp14="http://schemas.microsoft.com/office/word/2010/wordprocessingDrawing" xmlns:wp="http://schemas.openxmlformats.org/drawingml/2006/wordprocessingDrawing" xmlns:wpc="http://schemas.microsoft.com/office/word/2010/wordprocessingCanvas" xmlns:wpg="http://schemas.microsoft.com/office/word/2010/wordprocessingGroup" xmlns:wpi="http://schemas.microsoft.com/office/word/2010/wordprocessingInk" xmlns:wps="http://schemas.microsoft.com/office/word/2010/wordprocessingShape" mc:Ignorable="w14 wp14">
+  <w:p>
+    <w:pPr>
+      <w:pStyle w:val="Footer"/>
+      <w:spacing w:after="20" w:line="240" w:lineRule="auto"/>
+    </w:pPr>
+    <w:r>
+      <w:rPr>
+        <w:rFonts w:ascii="Calibri" w:hAnsi="Calibri"/>
+        <w:color w:val="566663"/>
+        <w:sz w:val="16"/>
+      </w:rPr>
+      <w:t xml:space="preserve">Source: </w:t>
+    </w:r>
+    <w:hyperlink r:id="rId1">
+      <w:r>
+        <w:rPr>
+          <w:rFonts w:ascii="Calibri" w:hAnsi="Calibri"/>
+          <w:sz w:val="16"/>
+          <w:color w:val="566663"/>
+          <w:u w:val="single"/>
+        </w:rPr>
+        <w:t>Kate Jones — published Walkabout Bingo; summarised by Hall Houston</w:t>
+      </w:r>
+    </w:hyperlink>
+  </w:p>
+  <w:p>
+    <w:pPr>
+      <w:spacing w:after="0" w:line="240" w:lineRule="auto"/>
+    </w:pPr>
+    <w:r>
+      <w:rPr>
+        <w:rFonts w:ascii="Calibri" w:hAnsi="Calibri"/>
+        <w:color w:val="566663"/>
+        <w:sz w:val="16"/>
+      </w:rPr>
+      <w:t xml:space="preserve">Independent classroom adaptation. </w:t>
+    </w:r>
+    <w:hyperlink r:id="rId2">
+      <w:r>
+        <w:rPr>
+          <w:rFonts w:ascii="Calibri" w:hAnsi="Calibri"/>
+          <w:sz w:val="16"/>
+          <w:color w:val="566663"/>
+          <w:u w:val="single"/>
+        </w:rPr>
+        <w:t>Activity guide and full credit</w:t>
+      </w:r>
+    </w:hyperlink>
+  </w:p>
+</w:ftr>
+</file>
+
+<file path=word/footer19.xml><?xml version="1.0" encoding="utf-8"?>
+<w:ftr xmlns:m="http://schemas.openxmlformats.org/officeDocument/2006/math" xmlns:mc="http://schemas.openxmlformats.org/markup-compatibility/2006" xmlns:mo="http://schemas.microsoft.com/office/mac/office/2008/main" xmlns:mv="urn:schemas-microsoft-com:mac:vml" xmlns:o="urn:schemas-microsoft-com:office:office" xmlns:r="http://schemas.openxmlformats.org/officeDocument/2006/relationships" xmlns:v="urn:schemas-microsoft-com:vml" xmlns:w10="urn:schemas-microsoft-com:office:word" xmlns:w14="http://schemas.microsoft.com/office/word/2010/wordml" xmlns:w="http://schemas.openxmlformats.org/wordprocessingml/2006/main" xmlns:wne="http://schemas.microsoft.com/office/word/2006/wordml" xmlns:wp14="http://schemas.microsoft.com/office/word/2010/wordprocessingDrawing" xmlns:wp="http://schemas.openxmlformats.org/drawingml/2006/wordprocessingDrawing" xmlns:wpc="http://schemas.microsoft.com/office/word/2010/wordprocessingCanvas" xmlns:wpg="http://schemas.microsoft.com/office/word/2010/wordprocessingGroup" xmlns:wpi="http://schemas.microsoft.com/office/word/2010/wordprocessingInk" xmlns:wps="http://schemas.microsoft.com/office/word/2010/wordprocessingShape" mc:Ignorable="w14 wp14">
+  <w:p>
+    <w:pPr>
+      <w:pStyle w:val="Footer"/>
+      <w:spacing w:after="20" w:line="240" w:lineRule="auto"/>
+    </w:pPr>
+    <w:r>
+      <w:rPr>
+        <w:rFonts w:ascii="Calibri" w:hAnsi="Calibri"/>
+        <w:color w:val="566663"/>
+        <w:sz w:val="16"/>
+      </w:rPr>
+      <w:t xml:space="preserve">Source: </w:t>
+    </w:r>
+    <w:hyperlink r:id="rId1">
+      <w:r>
+        <w:rPr>
+          <w:rFonts w:ascii="Calibri" w:hAnsi="Calibri"/>
+          <w:sz w:val="16"/>
+          <w:color w:val="566663"/>
+          <w:u w:val="single"/>
+        </w:rPr>
+        <w:t>Laura Webb — published classroom example</w:t>
+      </w:r>
+    </w:hyperlink>
+  </w:p>
+  <w:p>
+    <w:pPr>
+      <w:spacing w:after="0" w:line="240" w:lineRule="auto"/>
+    </w:pPr>
+    <w:r>
+      <w:rPr>
+        <w:rFonts w:ascii="Calibri" w:hAnsi="Calibri"/>
+        <w:color w:val="566663"/>
+        <w:sz w:val="16"/>
+      </w:rPr>
+      <w:t xml:space="preserve">Independent classroom adaptation. </w:t>
+    </w:r>
+    <w:hyperlink r:id="rId2">
+      <w:r>
+        <w:rPr>
+          <w:rFonts w:ascii="Calibri" w:hAnsi="Calibri"/>
+          <w:sz w:val="16"/>
+          <w:color w:val="566663"/>
+          <w:u w:val="single"/>
+        </w:rPr>
+        <w:t>Activity guide and full credit</w:t>
+      </w:r>
+    </w:hyperlink>
+  </w:p>
+</w:ftr>
+</file>
+
+<file path=word/footer2.xml><?xml version="1.0" encoding="utf-8"?>
+<w:ftr xmlns:m="http://schemas.openxmlformats.org/officeDocument/2006/math" xmlns:mc="http://schemas.openxmlformats.org/markup-compatibility/2006" xmlns:mo="http://schemas.microsoft.com/office/mac/office/2008/main" xmlns:mv="urn:schemas-microsoft-com:mac:vml" xmlns:o="urn:schemas-microsoft-com:office:office" xmlns:r="http://schemas.openxmlformats.org/officeDocument/2006/relationships" xmlns:v="urn:schemas-microsoft-com:vml" xmlns:w10="urn:schemas-microsoft-com:office:word" xmlns:w14="http://schemas.microsoft.com/office/word/2010/wordml" xmlns:w="http://schemas.openxmlformats.org/wordprocessingml/2006/main" xmlns:wne="http://schemas.microsoft.com/office/word/2006/wordml" xmlns:wp14="http://schemas.microsoft.com/office/word/2010/wordprocessingDrawing" xmlns:wp="http://schemas.openxmlformats.org/drawingml/2006/wordprocessingDrawing" xmlns:wpc="http://schemas.microsoft.com/office/word/2010/wordprocessingCanvas" xmlns:wpg="http://schemas.microsoft.com/office/word/2010/wordprocessingGroup" xmlns:wpi="http://schemas.microsoft.com/office/word/2010/wordprocessingInk" xmlns:wps="http://schemas.microsoft.com/office/word/2010/wordprocessingShape" mc:Ignorable="w14 wp14">
+  <w:p>
+    <w:pPr>
+      <w:pStyle w:val="Footer"/>
+      <w:spacing w:after="20" w:line="240" w:lineRule="auto"/>
+    </w:pPr>
+    <w:r>
+      <w:rPr>
+        <w:rFonts w:ascii="Calibri" w:hAnsi="Calibri"/>
+        <w:color w:val="566663"/>
+        <w:sz w:val="16"/>
+      </w:rPr>
+      <w:t xml:space="preserve">Source: </w:t>
+    </w:r>
+    <w:hyperlink r:id="rId1">
+      <w:r>
+        <w:rPr>
+          <w:rFonts w:ascii="Calibri" w:hAnsi="Calibri"/>
+          <w:sz w:val="16"/>
+          <w:color w:val="566663"/>
+          <w:u w:val="single"/>
+        </w:rPr>
+        <w:t>Pooja K. Agarwal — named classroom strategy</w:t>
+      </w:r>
+    </w:hyperlink>
+  </w:p>
+  <w:p>
+    <w:pPr>
+      <w:spacing w:after="0" w:line="240" w:lineRule="auto"/>
+    </w:pPr>
+    <w:r>
+      <w:rPr>
+        <w:rFonts w:ascii="Calibri" w:hAnsi="Calibri"/>
+        <w:color w:val="566663"/>
+        <w:sz w:val="16"/>
+      </w:rPr>
+      <w:t xml:space="preserve">Independent classroom adaptation. </w:t>
+    </w:r>
+    <w:hyperlink r:id="rId2">
+      <w:r>
+        <w:rPr>
+          <w:rFonts w:ascii="Calibri" w:hAnsi="Calibri"/>
+          <w:sz w:val="16"/>
+          <w:color w:val="566663"/>
+          <w:u w:val="single"/>
+        </w:rPr>
+        <w:t>Activity guide and full credit</w:t>
+      </w:r>
+    </w:hyperlink>
+  </w:p>
+</w:ftr>
+</file>
+
+<file path=word/footer20.xml><?xml version="1.0" encoding="utf-8"?>
+<w:ftr xmlns:m="http://schemas.openxmlformats.org/officeDocument/2006/math" xmlns:mc="http://schemas.openxmlformats.org/markup-compatibility/2006" xmlns:mo="http://schemas.microsoft.com/office/mac/office/2008/main" xmlns:mv="urn:schemas-microsoft-com:mac:vml" xmlns:o="urn:schemas-microsoft-com:office:office" xmlns:r="http://schemas.openxmlformats.org/officeDocument/2006/relationships" xmlns:v="urn:schemas-microsoft-com:vml" xmlns:w10="urn:schemas-microsoft-com:office:word" xmlns:w14="http://schemas.microsoft.com/office/word/2010/wordml" xmlns:w="http://schemas.openxmlformats.org/wordprocessingml/2006/main" xmlns:wne="http://schemas.microsoft.com/office/word/2006/wordml" xmlns:wp14="http://schemas.microsoft.com/office/word/2010/wordprocessingDrawing" xmlns:wp="http://schemas.openxmlformats.org/drawingml/2006/wordprocessingDrawing" xmlns:wpc="http://schemas.microsoft.com/office/word/2010/wordprocessingCanvas" xmlns:wpg="http://schemas.microsoft.com/office/word/2010/wordprocessingGroup" xmlns:wpi="http://schemas.microsoft.com/office/word/2010/wordprocessingInk" xmlns:wps="http://schemas.microsoft.com/office/word/2010/wordprocessingShape" mc:Ignorable="w14 wp14">
+  <w:p>
+    <w:pPr>
+      <w:pStyle w:val="Footer"/>
+      <w:spacing w:after="20" w:line="240" w:lineRule="auto"/>
+    </w:pPr>
+    <w:r>
+      <w:rPr>
+        <w:rFonts w:ascii="Calibri" w:hAnsi="Calibri"/>
+        <w:color w:val="566663"/>
+        <w:sz w:val="16"/>
+      </w:rPr>
+      <w:t xml:space="preserve">Source: </w:t>
+    </w:r>
+    <w:hyperlink r:id="rId1">
+      <w:r>
+        <w:rPr>
+          <w:rFonts w:ascii="Calibri" w:hAnsi="Calibri"/>
+          <w:sz w:val="16"/>
+          <w:color w:val="566663"/>
+          <w:u w:val="single"/>
+        </w:rPr>
+        <w:t>Laura Webb — published classroom example</w:t>
+      </w:r>
+    </w:hyperlink>
+  </w:p>
+  <w:p>
+    <w:pPr>
+      <w:spacing w:after="0" w:line="240" w:lineRule="auto"/>
+    </w:pPr>
+    <w:r>
+      <w:rPr>
+        <w:rFonts w:ascii="Calibri" w:hAnsi="Calibri"/>
+        <w:color w:val="566663"/>
+        <w:sz w:val="16"/>
+      </w:rPr>
+      <w:t xml:space="preserve">Independent classroom adaptation. </w:t>
+    </w:r>
+    <w:hyperlink r:id="rId2">
+      <w:r>
+        <w:rPr>
+          <w:rFonts w:ascii="Calibri" w:hAnsi="Calibri"/>
+          <w:sz w:val="16"/>
+          <w:color w:val="566663"/>
+          <w:u w:val="single"/>
+        </w:rPr>
+        <w:t>Activity guide and full credit</w:t>
+      </w:r>
+    </w:hyperlink>
+  </w:p>
+</w:ftr>
+</file>
+
+<file path=word/footer21.xml><?xml version="1.0" encoding="utf-8"?>
+<w:ftr xmlns:m="http://schemas.openxmlformats.org/officeDocument/2006/math" xmlns:mc="http://schemas.openxmlformats.org/markup-compatibility/2006" xmlns:mo="http://schemas.microsoft.com/office/mac/office/2008/main" xmlns:mv="urn:schemas-microsoft-com:mac:vml" xmlns:o="urn:schemas-microsoft-com:office:office" xmlns:r="http://schemas.openxmlformats.org/officeDocument/2006/relationships" xmlns:v="urn:schemas-microsoft-com:vml" xmlns:w10="urn:schemas-microsoft-com:office:word" xmlns:w14="http://schemas.microsoft.com/office/word/2010/wordml" xmlns:w="http://schemas.openxmlformats.org/wordprocessingml/2006/main" xmlns:wne="http://schemas.microsoft.com/office/word/2006/wordml" xmlns:wp14="http://schemas.microsoft.com/office/word/2010/wordprocessingDrawing" xmlns:wp="http://schemas.openxmlformats.org/drawingml/2006/wordprocessingDrawing" xmlns:wpc="http://schemas.microsoft.com/office/word/2010/wordprocessingCanvas" xmlns:wpg="http://schemas.microsoft.com/office/word/2010/wordprocessingGroup" xmlns:wpi="http://schemas.microsoft.com/office/word/2010/wordprocessingInk" xmlns:wps="http://schemas.microsoft.com/office/word/2010/wordprocessingShape" mc:Ignorable="w14 wp14">
+  <w:p>
+    <w:pPr>
+      <w:pStyle w:val="Footer"/>
+      <w:spacing w:after="20" w:line="240" w:lineRule="auto"/>
+    </w:pPr>
+    <w:r>
+      <w:rPr>
+        <w:rFonts w:ascii="Calibri" w:hAnsi="Calibri"/>
+        <w:color w:val="566663"/>
+        <w:sz w:val="16"/>
+      </w:rPr>
+      <w:t xml:space="preserve">Source: </w:t>
+    </w:r>
+    <w:hyperlink r:id="rId1">
+      <w:r>
+        <w:rPr>
+          <w:rFonts w:ascii="Calibri" w:hAnsi="Calibri"/>
+          <w:sz w:val="16"/>
+          <w:color w:val="566663"/>
+          <w:u w:val="single"/>
+        </w:rPr>
+        <w:t>Laura Webb — published classroom example</w:t>
+      </w:r>
+    </w:hyperlink>
+  </w:p>
+  <w:p>
+    <w:pPr>
+      <w:spacing w:after="0" w:line="240" w:lineRule="auto"/>
+    </w:pPr>
+    <w:r>
+      <w:rPr>
+        <w:rFonts w:ascii="Calibri" w:hAnsi="Calibri"/>
+        <w:color w:val="566663"/>
+        <w:sz w:val="16"/>
+      </w:rPr>
+      <w:t xml:space="preserve">Independent classroom adaptation. </w:t>
+    </w:r>
+    <w:hyperlink r:id="rId2">
+      <w:r>
+        <w:rPr>
+          <w:rFonts w:ascii="Calibri" w:hAnsi="Calibri"/>
+          <w:sz w:val="16"/>
+          <w:color w:val="566663"/>
+          <w:u w:val="single"/>
+        </w:rPr>
+        <w:t>Activity guide and full credit</w:t>
+      </w:r>
+    </w:hyperlink>
+  </w:p>
+</w:ftr>
+</file>
+
+<file path=word/footer22.xml><?xml version="1.0" encoding="utf-8"?>
+<w:ftr xmlns:m="http://schemas.openxmlformats.org/officeDocument/2006/math" xmlns:mc="http://schemas.openxmlformats.org/markup-compatibility/2006" xmlns:mo="http://schemas.microsoft.com/office/mac/office/2008/main" xmlns:mv="urn:schemas-microsoft-com:mac:vml" xmlns:o="urn:schemas-microsoft-com:office:office" xmlns:r="http://schemas.openxmlformats.org/officeDocument/2006/relationships" xmlns:v="urn:schemas-microsoft-com:vml" xmlns:w10="urn:schemas-microsoft-com:office:word" xmlns:w14="http://schemas.microsoft.com/office/word/2010/wordml" xmlns:w="http://schemas.openxmlformats.org/wordprocessingml/2006/main" xmlns:wne="http://schemas.microsoft.com/office/word/2006/wordml" xmlns:wp14="http://schemas.microsoft.com/office/word/2010/wordprocessingDrawing" xmlns:wp="http://schemas.openxmlformats.org/drawingml/2006/wordprocessingDrawing" xmlns:wpc="http://schemas.microsoft.com/office/word/2010/wordprocessingCanvas" xmlns:wpg="http://schemas.microsoft.com/office/word/2010/wordprocessingGroup" xmlns:wpi="http://schemas.microsoft.com/office/word/2010/wordprocessingInk" xmlns:wps="http://schemas.microsoft.com/office/word/2010/wordprocessingShape" mc:Ignorable="w14 wp14">
+  <w:p>
+    <w:pPr>
+      <w:pStyle w:val="Footer"/>
+      <w:spacing w:after="20" w:line="240" w:lineRule="auto"/>
+    </w:pPr>
+    <w:r>
+      <w:rPr>
+        <w:rFonts w:ascii="Calibri" w:hAnsi="Calibri"/>
+        <w:color w:val="566663"/>
+        <w:sz w:val="16"/>
+      </w:rPr>
+      <w:t xml:space="preserve">Source: </w:t>
+    </w:r>
+    <w:hyperlink r:id="rId1">
+      <w:r>
+        <w:rPr>
+          <w:rFonts w:ascii="Calibri" w:hAnsi="Calibri"/>
+          <w:sz w:val="16"/>
+          <w:color w:val="566663"/>
+          <w:u w:val="single"/>
+        </w:rPr>
+        <w:t>Jenny Campbell — published classroom example, Collins</w:t>
+      </w:r>
+    </w:hyperlink>
+  </w:p>
+  <w:p>
+    <w:pPr>
+      <w:spacing w:after="0" w:line="240" w:lineRule="auto"/>
+    </w:pPr>
+    <w:r>
+      <w:rPr>
+        <w:rFonts w:ascii="Calibri" w:hAnsi="Calibri"/>
+        <w:color w:val="566663"/>
+        <w:sz w:val="16"/>
+      </w:rPr>
+      <w:t xml:space="preserve">Independent classroom adaptation. </w:t>
+    </w:r>
+    <w:hyperlink r:id="rId2">
+      <w:r>
+        <w:rPr>
+          <w:rFonts w:ascii="Calibri" w:hAnsi="Calibri"/>
+          <w:sz w:val="16"/>
+          <w:color w:val="566663"/>
+          <w:u w:val="single"/>
+        </w:rPr>
+        <w:t>Activity guide and full credit</w:t>
+      </w:r>
+    </w:hyperlink>
+  </w:p>
+</w:ftr>
+</file>
+
+<file path=word/footer23.xml><?xml version="1.0" encoding="utf-8"?>
+<w:ftr xmlns:m="http://schemas.openxmlformats.org/officeDocument/2006/math" xmlns:mc="http://schemas.openxmlformats.org/markup-compatibility/2006" xmlns:mo="http://schemas.microsoft.com/office/mac/office/2008/main" xmlns:mv="urn:schemas-microsoft-com:mac:vml" xmlns:o="urn:schemas-microsoft-com:office:office" xmlns:r="http://schemas.openxmlformats.org/officeDocument/2006/relationships" xmlns:v="urn:schemas-microsoft-com:vml" xmlns:w10="urn:schemas-microsoft-com:office:word" xmlns:w14="http://schemas.microsoft.com/office/word/2010/wordml" xmlns:w="http://schemas.openxmlformats.org/wordprocessingml/2006/main" xmlns:wne="http://schemas.microsoft.com/office/word/2006/wordml" xmlns:wp14="http://schemas.microsoft.com/office/word/2010/wordprocessingDrawing" xmlns:wp="http://schemas.openxmlformats.org/drawingml/2006/wordprocessingDrawing" xmlns:wpc="http://schemas.microsoft.com/office/word/2010/wordprocessingCanvas" xmlns:wpg="http://schemas.microsoft.com/office/word/2010/wordprocessingGroup" xmlns:wpi="http://schemas.microsoft.com/office/word/2010/wordprocessingInk" xmlns:wps="http://schemas.microsoft.com/office/word/2010/wordprocessingShape" mc:Ignorable="w14 wp14">
+  <w:p>
+    <w:pPr>
+      <w:pStyle w:val="Footer"/>
+      <w:spacing w:after="20" w:line="240" w:lineRule="auto"/>
+    </w:pPr>
+    <w:r>
+      <w:rPr>
+        <w:rFonts w:ascii="Calibri" w:hAnsi="Calibri"/>
+        <w:color w:val="566663"/>
+        <w:sz w:val="16"/>
+      </w:rPr>
+      <w:t xml:space="preserve">Source: </w:t>
+    </w:r>
+    <w:hyperlink r:id="rId1">
+      <w:r>
+        <w:rPr>
+          <w:rFonts w:ascii="Calibri" w:hAnsi="Calibri"/>
+          <w:sz w:val="16"/>
+          <w:color w:val="566663"/>
+          <w:u w:val="single"/>
+        </w:rPr>
+        <w:t>Jenny Campbell — published classroom example, Collins</w:t>
+      </w:r>
+    </w:hyperlink>
+  </w:p>
+  <w:p>
+    <w:pPr>
+      <w:spacing w:after="0" w:line="240" w:lineRule="auto"/>
+    </w:pPr>
+    <w:r>
+      <w:rPr>
+        <w:rFonts w:ascii="Calibri" w:hAnsi="Calibri"/>
+        <w:color w:val="566663"/>
+        <w:sz w:val="16"/>
+      </w:rPr>
+      <w:t xml:space="preserve">Independent classroom adaptation. </w:t>
+    </w:r>
+    <w:hyperlink r:id="rId2">
+      <w:r>
+        <w:rPr>
+          <w:rFonts w:ascii="Calibri" w:hAnsi="Calibri"/>
+          <w:sz w:val="16"/>
+          <w:color w:val="566663"/>
+          <w:u w:val="single"/>
+        </w:rPr>
+        <w:t>Activity guide and full credit</w:t>
+      </w:r>
+    </w:hyperlink>
+  </w:p>
+</w:ftr>
+</file>
+
+<file path=word/footer24.xml><?xml version="1.0" encoding="utf-8"?>
+<w:ftr xmlns:m="http://schemas.openxmlformats.org/officeDocument/2006/math" xmlns:mc="http://schemas.openxmlformats.org/markup-compatibility/2006" xmlns:mo="http://schemas.microsoft.com/office/mac/office/2008/main" xmlns:mv="urn:schemas-microsoft-com:mac:vml" xmlns:o="urn:schemas-microsoft-com:office:office" xmlns:r="http://schemas.openxmlformats.org/officeDocument/2006/relationships" xmlns:v="urn:schemas-microsoft-com:vml" xmlns:w10="urn:schemas-microsoft-com:office:word" xmlns:w14="http://schemas.microsoft.com/office/word/2010/wordml" xmlns:w="http://schemas.openxmlformats.org/wordprocessingml/2006/main" xmlns:wne="http://schemas.microsoft.com/office/word/2006/wordml" xmlns:wp14="http://schemas.microsoft.com/office/word/2010/wordprocessingDrawing" xmlns:wp="http://schemas.openxmlformats.org/drawingml/2006/wordprocessingDrawing" xmlns:wpc="http://schemas.microsoft.com/office/word/2010/wordprocessingCanvas" xmlns:wpg="http://schemas.microsoft.com/office/word/2010/wordprocessingGroup" xmlns:wpi="http://schemas.microsoft.com/office/word/2010/wordprocessingInk" xmlns:wps="http://schemas.microsoft.com/office/word/2010/wordprocessingShape" mc:Ignorable="w14 wp14">
+  <w:p>
+    <w:pPr>
+      <w:pStyle w:val="Footer"/>
+      <w:spacing w:after="20" w:line="240" w:lineRule="auto"/>
+    </w:pPr>
+    <w:r>
+      <w:rPr>
+        <w:rFonts w:ascii="Calibri" w:hAnsi="Calibri"/>
+        <w:color w:val="566663"/>
+        <w:sz w:val="16"/>
+      </w:rPr>
+      <w:t xml:space="preserve">Source: </w:t>
+    </w:r>
+    <w:hyperlink r:id="rId1">
+      <w:r>
+        <w:rPr>
+          <w:rFonts w:ascii="Calibri" w:hAnsi="Calibri"/>
+          <w:sz w:val="16"/>
+          <w:color w:val="566663"/>
+          <w:u w:val="single"/>
+        </w:rPr>
+        <w:t>Aidan Severs — classroom guidance</w:t>
+      </w:r>
+    </w:hyperlink>
+  </w:p>
+  <w:p>
+    <w:pPr>
+      <w:spacing w:after="0" w:line="240" w:lineRule="auto"/>
+    </w:pPr>
+    <w:r>
+      <w:rPr>
+        <w:rFonts w:ascii="Calibri" w:hAnsi="Calibri"/>
+        <w:color w:val="566663"/>
+        <w:sz w:val="16"/>
+      </w:rPr>
+      <w:t xml:space="preserve">Independent classroom adaptation. </w:t>
+    </w:r>
+    <w:hyperlink r:id="rId2">
+      <w:r>
+        <w:rPr>
+          <w:rFonts w:ascii="Calibri" w:hAnsi="Calibri"/>
+          <w:sz w:val="16"/>
+          <w:color w:val="566663"/>
+          <w:u w:val="single"/>
+        </w:rPr>
+        <w:t>Activity guide and full credit</w:t>
+      </w:r>
+    </w:hyperlink>
+  </w:p>
+</w:ftr>
+</file>
+
+<file path=word/footer25.xml><?xml version="1.0" encoding="utf-8"?>
+<w:ftr xmlns:m="http://schemas.openxmlformats.org/officeDocument/2006/math" xmlns:mc="http://schemas.openxmlformats.org/markup-compatibility/2006" xmlns:mo="http://schemas.microsoft.com/office/mac/office/2008/main" xmlns:mv="urn:schemas-microsoft-com:mac:vml" xmlns:o="urn:schemas-microsoft-com:office:office" xmlns:r="http://schemas.openxmlformats.org/officeDocument/2006/relationships" xmlns:v="urn:schemas-microsoft-com:vml" xmlns:w10="urn:schemas-microsoft-com:office:word" xmlns:w14="http://schemas.microsoft.com/office/word/2010/wordml" xmlns:w="http://schemas.openxmlformats.org/wordprocessingml/2006/main" xmlns:wne="http://schemas.microsoft.com/office/word/2006/wordml" xmlns:wp14="http://schemas.microsoft.com/office/word/2010/wordprocessingDrawing" xmlns:wp="http://schemas.openxmlformats.org/drawingml/2006/wordprocessingDrawing" xmlns:wpc="http://schemas.microsoft.com/office/word/2010/wordprocessingCanvas" xmlns:wpg="http://schemas.microsoft.com/office/word/2010/wordprocessingGroup" xmlns:wpi="http://schemas.microsoft.com/office/word/2010/wordprocessingInk" xmlns:wps="http://schemas.microsoft.com/office/word/2010/wordprocessingShape" mc:Ignorable="w14 wp14">
+  <w:p>
+    <w:pPr>
+      <w:pStyle w:val="Footer"/>
+      <w:spacing w:after="20" w:line="240" w:lineRule="auto"/>
+    </w:pPr>
+    <w:r>
+      <w:rPr>
+        <w:rFonts w:ascii="Calibri" w:hAnsi="Calibri"/>
+        <w:color w:val="566663"/>
+        <w:sz w:val="16"/>
+      </w:rPr>
+      <w:t xml:space="preserve">Source: </w:t>
+    </w:r>
+    <w:hyperlink r:id="rId1">
+      <w:r>
+        <w:rPr>
+          <w:rFonts w:ascii="Calibri" w:hAnsi="Calibri"/>
+          <w:sz w:val="16"/>
+          <w:color w:val="566663"/>
+          <w:u w:val="single"/>
+        </w:rPr>
+        <w:t>Aidan Severs — classroom guidance</w:t>
+      </w:r>
+    </w:hyperlink>
+  </w:p>
+  <w:p>
+    <w:pPr>
+      <w:spacing w:after="0" w:line="240" w:lineRule="auto"/>
+    </w:pPr>
+    <w:r>
+      <w:rPr>
+        <w:rFonts w:ascii="Calibri" w:hAnsi="Calibri"/>
+        <w:color w:val="566663"/>
+        <w:sz w:val="16"/>
+      </w:rPr>
+      <w:t xml:space="preserve">Independent classroom adaptation. </w:t>
+    </w:r>
+    <w:hyperlink r:id="rId2">
+      <w:r>
+        <w:rPr>
+          <w:rFonts w:ascii="Calibri" w:hAnsi="Calibri"/>
+          <w:sz w:val="16"/>
+          <w:color w:val="566663"/>
+          <w:u w:val="single"/>
+        </w:rPr>
+        <w:t>Activity guide and full credit</w:t>
+      </w:r>
+    </w:hyperlink>
+  </w:p>
+</w:ftr>
+</file>
+
+<file path=word/footer26.xml><?xml version="1.0" encoding="utf-8"?>
+<w:ftr xmlns:m="http://schemas.openxmlformats.org/officeDocument/2006/math" xmlns:mc="http://schemas.openxmlformats.org/markup-compatibility/2006" xmlns:mo="http://schemas.microsoft.com/office/mac/office/2008/main" xmlns:mv="urn:schemas-microsoft-com:mac:vml" xmlns:o="urn:schemas-microsoft-com:office:office" xmlns:r="http://schemas.openxmlformats.org/officeDocument/2006/relationships" xmlns:v="urn:schemas-microsoft-com:vml" xmlns:w10="urn:schemas-microsoft-com:office:word" xmlns:w14="http://schemas.microsoft.com/office/word/2010/wordml" xmlns:w="http://schemas.openxmlformats.org/wordprocessingml/2006/main" xmlns:wne="http://schemas.microsoft.com/office/word/2006/wordml" xmlns:wp14="http://schemas.microsoft.com/office/word/2010/wordprocessingDrawing" xmlns:wp="http://schemas.openxmlformats.org/drawingml/2006/wordprocessingDrawing" xmlns:wpc="http://schemas.microsoft.com/office/word/2010/wordprocessingCanvas" xmlns:wpg="http://schemas.microsoft.com/office/word/2010/wordprocessingGroup" xmlns:wpi="http://schemas.microsoft.com/office/word/2010/wordprocessingInk" xmlns:wps="http://schemas.microsoft.com/office/word/2010/wordprocessingShape" mc:Ignorable="w14 wp14">
+  <w:p>
+    <w:pPr>
+      <w:pStyle w:val="Footer"/>
+      <w:spacing w:after="20" w:line="240" w:lineRule="auto"/>
+    </w:pPr>
+    <w:r>
+      <w:rPr>
+        <w:rFonts w:ascii="Calibri" w:hAnsi="Calibri"/>
+        <w:color w:val="566663"/>
+        <w:sz w:val="16"/>
+      </w:rPr>
+      <w:t xml:space="preserve">Source: </w:t>
+    </w:r>
+    <w:hyperlink r:id="rId1">
+      <w:r>
+        <w:rPr>
+          <w:rFonts w:ascii="Calibri" w:hAnsi="Calibri"/>
+          <w:sz w:val="16"/>
+          <w:color w:val="566663"/>
+          <w:u w:val="single"/>
+        </w:rPr>
+        <w:t>Lindsey Albracht, Baruch College — teaching guide</w:t>
+      </w:r>
+    </w:hyperlink>
+  </w:p>
+  <w:p>
+    <w:pPr>
+      <w:spacing w:after="0" w:line="240" w:lineRule="auto"/>
+    </w:pPr>
+    <w:r>
+      <w:rPr>
+        <w:rFonts w:ascii="Calibri" w:hAnsi="Calibri"/>
+        <w:color w:val="566663"/>
+        <w:sz w:val="16"/>
+      </w:rPr>
+      <w:t xml:space="preserve">Independent classroom adaptation. </w:t>
+    </w:r>
+    <w:hyperlink r:id="rId2">
+      <w:r>
+        <w:rPr>
+          <w:rFonts w:ascii="Calibri" w:hAnsi="Calibri"/>
+          <w:sz w:val="16"/>
+          <w:color w:val="566663"/>
+          <w:u w:val="single"/>
+        </w:rPr>
+        <w:t>Activity guide and full credit</w:t>
+      </w:r>
+    </w:hyperlink>
+  </w:p>
+</w:ftr>
+</file>
+
+<file path=word/footer27.xml><?xml version="1.0" encoding="utf-8"?>
+<w:ftr xmlns:m="http://schemas.openxmlformats.org/officeDocument/2006/math" xmlns:mc="http://schemas.openxmlformats.org/markup-compatibility/2006" xmlns:mo="http://schemas.microsoft.com/office/mac/office/2008/main" xmlns:mv="urn:schemas-microsoft-com:mac:vml" xmlns:o="urn:schemas-microsoft-com:office:office" xmlns:r="http://schemas.openxmlformats.org/officeDocument/2006/relationships" xmlns:v="urn:schemas-microsoft-com:vml" xmlns:w10="urn:schemas-microsoft-com:office:word" xmlns:w14="http://schemas.microsoft.com/office/word/2010/wordml" xmlns:w="http://schemas.openxmlformats.org/wordprocessingml/2006/main" xmlns:wne="http://schemas.microsoft.com/office/word/2006/wordml" xmlns:wp14="http://schemas.microsoft.com/office/word/2010/wordprocessingDrawing" xmlns:wp="http://schemas.openxmlformats.org/drawingml/2006/wordprocessingDrawing" xmlns:wpc="http://schemas.microsoft.com/office/word/2010/wordprocessingCanvas" xmlns:wpg="http://schemas.microsoft.com/office/word/2010/wordprocessingGroup" xmlns:wpi="http://schemas.microsoft.com/office/word/2010/wordprocessingInk" xmlns:wps="http://schemas.microsoft.com/office/word/2010/wordprocessingShape" mc:Ignorable="w14 wp14">
+  <w:p>
+    <w:pPr>
+      <w:pStyle w:val="Footer"/>
+      <w:spacing w:after="20" w:line="240" w:lineRule="auto"/>
+    </w:pPr>
+    <w:r>
+      <w:rPr>
+        <w:rFonts w:ascii="Calibri" w:hAnsi="Calibri"/>
+        <w:color w:val="566663"/>
+        <w:sz w:val="16"/>
+      </w:rPr>
+      <w:t xml:space="preserve">Source: </w:t>
+    </w:r>
+    <w:hyperlink r:id="rId1">
+      <w:r>
+        <w:rPr>
+          <w:rFonts w:ascii="Calibri" w:hAnsi="Calibri"/>
+          <w:sz w:val="16"/>
+          <w:color w:val="566663"/>
+          <w:u w:val="single"/>
+        </w:rPr>
+        <w:t>Geographical Association — classroom guidance</w:t>
+      </w:r>
+    </w:hyperlink>
+  </w:p>
+  <w:p>
+    <w:pPr>
+      <w:spacing w:after="0" w:line="240" w:lineRule="auto"/>
+    </w:pPr>
+    <w:r>
+      <w:rPr>
+        <w:rFonts w:ascii="Calibri" w:hAnsi="Calibri"/>
+        <w:color w:val="566663"/>
+        <w:sz w:val="16"/>
+      </w:rPr>
+      <w:t xml:space="preserve">Independent classroom adaptation. </w:t>
+    </w:r>
+    <w:hyperlink r:id="rId2">
+      <w:r>
+        <w:rPr>
+          <w:rFonts w:ascii="Calibri" w:hAnsi="Calibri"/>
+          <w:sz w:val="16"/>
+          <w:color w:val="566663"/>
+          <w:u w:val="single"/>
+        </w:rPr>
+        <w:t>Activity guide and full credit</w:t>
+      </w:r>
+    </w:hyperlink>
+  </w:p>
+</w:ftr>
+</file>
+
+<file path=word/footer28.xml><?xml version="1.0" encoding="utf-8"?>
+<w:ftr xmlns:m="http://schemas.openxmlformats.org/officeDocument/2006/math" xmlns:mc="http://schemas.openxmlformats.org/markup-compatibility/2006" xmlns:mo="http://schemas.microsoft.com/office/mac/office/2008/main" xmlns:mv="urn:schemas-microsoft-com:mac:vml" xmlns:o="urn:schemas-microsoft-com:office:office" xmlns:r="http://schemas.openxmlformats.org/officeDocument/2006/relationships" xmlns:v="urn:schemas-microsoft-com:vml" xmlns:w10="urn:schemas-microsoft-com:office:word" xmlns:w14="http://schemas.microsoft.com/office/word/2010/wordml" xmlns:w="http://schemas.openxmlformats.org/wordprocessingml/2006/main" xmlns:wne="http://schemas.microsoft.com/office/word/2006/wordml" xmlns:wp14="http://schemas.microsoft.com/office/word/2010/wordprocessingDrawing" xmlns:wp="http://schemas.openxmlformats.org/drawingml/2006/wordprocessingDrawing" xmlns:wpc="http://schemas.microsoft.com/office/word/2010/wordprocessingCanvas" xmlns:wpg="http://schemas.microsoft.com/office/word/2010/wordprocessingGroup" xmlns:wpi="http://schemas.microsoft.com/office/word/2010/wordprocessingInk" xmlns:wps="http://schemas.microsoft.com/office/word/2010/wordprocessingShape" mc:Ignorable="w14 wp14">
+  <w:p>
+    <w:pPr>
+      <w:pStyle w:val="Footer"/>
+      <w:spacing w:after="20" w:line="240" w:lineRule="auto"/>
+    </w:pPr>
+    <w:r>
+      <w:rPr>
+        <w:rFonts w:ascii="Calibri" w:hAnsi="Calibri"/>
+        <w:color w:val="566663"/>
+        <w:sz w:val="16"/>
+      </w:rPr>
+      <w:t xml:space="preserve">Source: </w:t>
+    </w:r>
+    <w:hyperlink r:id="rId1">
+      <w:r>
+        <w:rPr>
+          <w:rFonts w:ascii="Calibri" w:hAnsi="Calibri"/>
+          <w:sz w:val="16"/>
+          <w:color w:val="566663"/>
+          <w:u w:val="single"/>
+        </w:rPr>
+        <w:t>Kate Jones — cued retrieval guidance, Evidence Based Education</w:t>
+      </w:r>
+    </w:hyperlink>
+  </w:p>
+  <w:p>
+    <w:pPr>
+      <w:spacing w:after="0" w:line="240" w:lineRule="auto"/>
+    </w:pPr>
+    <w:r>
+      <w:rPr>
+        <w:rFonts w:ascii="Calibri" w:hAnsi="Calibri"/>
+        <w:color w:val="566663"/>
+        <w:sz w:val="16"/>
+      </w:rPr>
+      <w:t xml:space="preserve">Independent classroom adaptation. </w:t>
+    </w:r>
+    <w:hyperlink r:id="rId2">
+      <w:r>
+        <w:rPr>
+          <w:rFonts w:ascii="Calibri" w:hAnsi="Calibri"/>
+          <w:sz w:val="16"/>
+          <w:color w:val="566663"/>
+          <w:u w:val="single"/>
+        </w:rPr>
+        <w:t>Activity guide and full credit</w:t>
+      </w:r>
+    </w:hyperlink>
+  </w:p>
+</w:ftr>
+</file>
+
+<file path=word/footer29.xml><?xml version="1.0" encoding="utf-8"?>
+<w:ftr xmlns:m="http://schemas.openxmlformats.org/officeDocument/2006/math" xmlns:mc="http://schemas.openxmlformats.org/markup-compatibility/2006" xmlns:mo="http://schemas.microsoft.com/office/mac/office/2008/main" xmlns:mv="urn:schemas-microsoft-com:mac:vml" xmlns:o="urn:schemas-microsoft-com:office:office" xmlns:r="http://schemas.openxmlformats.org/officeDocument/2006/relationships" xmlns:v="urn:schemas-microsoft-com:vml" xmlns:w10="urn:schemas-microsoft-com:office:word" xmlns:w14="http://schemas.microsoft.com/office/word/2010/wordml" xmlns:w="http://schemas.openxmlformats.org/wordprocessingml/2006/main" xmlns:wne="http://schemas.microsoft.com/office/word/2006/wordml" xmlns:wp14="http://schemas.microsoft.com/office/word/2010/wordprocessingDrawing" xmlns:wp="http://schemas.openxmlformats.org/drawingml/2006/wordprocessingDrawing" xmlns:wpc="http://schemas.microsoft.com/office/word/2010/wordprocessingCanvas" xmlns:wpg="http://schemas.microsoft.com/office/word/2010/wordprocessingGroup" xmlns:wpi="http://schemas.microsoft.com/office/word/2010/wordprocessingInk" xmlns:wps="http://schemas.microsoft.com/office/word/2010/wordprocessingShape" mc:Ignorable="w14 wp14">
+  <w:p>
+    <w:pPr>
+      <w:pStyle w:val="Footer"/>
+      <w:spacing w:after="20" w:line="240" w:lineRule="auto"/>
+    </w:pPr>
+    <w:r>
+      <w:rPr>
+        <w:rFonts w:ascii="Calibri" w:hAnsi="Calibri"/>
+        <w:color w:val="566663"/>
+        <w:sz w:val="16"/>
+      </w:rPr>
+      <w:t xml:space="preserve">Source: </w:t>
+    </w:r>
+    <w:hyperlink r:id="rId1">
+      <w:r>
+        <w:rPr>
+          <w:rFonts w:ascii="Calibri" w:hAnsi="Calibri"/>
+          <w:sz w:val="16"/>
+          <w:color w:val="566663"/>
+          <w:u w:val="single"/>
+        </w:rPr>
+        <w:t>The Learning Scientists — drawing from memory guidance</w:t>
+      </w:r>
+    </w:hyperlink>
+  </w:p>
+  <w:p>
+    <w:pPr>
+      <w:spacing w:after="0" w:line="240" w:lineRule="auto"/>
+    </w:pPr>
+    <w:r>
+      <w:rPr>
+        <w:rFonts w:ascii="Calibri" w:hAnsi="Calibri"/>
+        <w:color w:val="566663"/>
+        <w:sz w:val="16"/>
+      </w:rPr>
+      <w:t xml:space="preserve">Independent classroom adaptation. </w:t>
+    </w:r>
+    <w:hyperlink r:id="rId2">
+      <w:r>
+        <w:rPr>
+          <w:rFonts w:ascii="Calibri" w:hAnsi="Calibri"/>
+          <w:sz w:val="16"/>
+          <w:color w:val="566663"/>
+          <w:u w:val="single"/>
+        </w:rPr>
+        <w:t>Activity guide and full credit</w:t>
+      </w:r>
+    </w:hyperlink>
+  </w:p>
+</w:ftr>
+</file>
+
+<file path=word/footer3.xml><?xml version="1.0" encoding="utf-8"?>
+<w:ftr xmlns:m="http://schemas.openxmlformats.org/officeDocument/2006/math" xmlns:mc="http://schemas.openxmlformats.org/markup-compatibility/2006" xmlns:mo="http://schemas.microsoft.com/office/mac/office/2008/main" xmlns:mv="urn:schemas-microsoft-com:mac:vml" xmlns:o="urn:schemas-microsoft-com:office:office" xmlns:r="http://schemas.openxmlformats.org/officeDocument/2006/relationships" xmlns:v="urn:schemas-microsoft-com:vml" xmlns:w10="urn:schemas-microsoft-com:office:word" xmlns:w14="http://schemas.microsoft.com/office/word/2010/wordml" xmlns:w="http://schemas.openxmlformats.org/wordprocessingml/2006/main" xmlns:wne="http://schemas.microsoft.com/office/word/2006/wordml" xmlns:wp14="http://schemas.microsoft.com/office/word/2010/wordprocessingDrawing" xmlns:wp="http://schemas.openxmlformats.org/drawingml/2006/wordprocessingDrawing" xmlns:wpc="http://schemas.microsoft.com/office/word/2010/wordprocessingCanvas" xmlns:wpg="http://schemas.microsoft.com/office/word/2010/wordprocessingGroup" xmlns:wpi="http://schemas.microsoft.com/office/word/2010/wordprocessingInk" xmlns:wps="http://schemas.microsoft.com/office/word/2010/wordprocessingShape" mc:Ignorable="w14 wp14">
+  <w:p>
+    <w:pPr>
+      <w:pStyle w:val="Footer"/>
+      <w:spacing w:after="20" w:line="240" w:lineRule="auto"/>
+    </w:pPr>
+    <w:r>
+      <w:rPr>
+        <w:rFonts w:ascii="Calibri" w:hAnsi="Calibri"/>
+        <w:color w:val="566663"/>
+        <w:sz w:val="16"/>
+      </w:rPr>
+      <w:t xml:space="preserve">Source: </w:t>
+    </w:r>
+    <w:hyperlink r:id="rId1">
+      <w:r>
+        <w:rPr>
+          <w:rFonts w:ascii="Calibri" w:hAnsi="Calibri"/>
+          <w:sz w:val="16"/>
+          <w:color w:val="566663"/>
+          <w:u w:val="single"/>
+        </w:rPr>
+        <w:t>Kate Jones — published classroom resource</w:t>
+      </w:r>
+    </w:hyperlink>
+  </w:p>
+  <w:p>
+    <w:pPr>
+      <w:spacing w:after="0" w:line="240" w:lineRule="auto"/>
+    </w:pPr>
+    <w:r>
+      <w:rPr>
+        <w:rFonts w:ascii="Calibri" w:hAnsi="Calibri"/>
+        <w:color w:val="566663"/>
+        <w:sz w:val="16"/>
+      </w:rPr>
+      <w:t xml:space="preserve">Independent classroom adaptation. </w:t>
+    </w:r>
+    <w:hyperlink r:id="rId2">
+      <w:r>
+        <w:rPr>
+          <w:rFonts w:ascii="Calibri" w:hAnsi="Calibri"/>
+          <w:sz w:val="16"/>
+          <w:color w:val="566663"/>
+          <w:u w:val="single"/>
+        </w:rPr>
+        <w:t>Activity guide and full credit</w:t>
+      </w:r>
+    </w:hyperlink>
+  </w:p>
+</w:ftr>
+</file>
+
+<file path=word/footer30.xml><?xml version="1.0" encoding="utf-8"?>
+<w:ftr xmlns:m="http://schemas.openxmlformats.org/officeDocument/2006/math" xmlns:mc="http://schemas.openxmlformats.org/markup-compatibility/2006" xmlns:mo="http://schemas.microsoft.com/office/mac/office/2008/main" xmlns:mv="urn:schemas-microsoft-com:mac:vml" xmlns:o="urn:schemas-microsoft-com:office:office" xmlns:r="http://schemas.openxmlformats.org/officeDocument/2006/relationships" xmlns:v="urn:schemas-microsoft-com:vml" xmlns:w10="urn:schemas-microsoft-com:office:word" xmlns:w14="http://schemas.microsoft.com/office/word/2010/wordml" xmlns:w="http://schemas.openxmlformats.org/wordprocessingml/2006/main" xmlns:wne="http://schemas.microsoft.com/office/word/2006/wordml" xmlns:wp14="http://schemas.microsoft.com/office/word/2010/wordprocessingDrawing" xmlns:wp="http://schemas.openxmlformats.org/drawingml/2006/wordprocessingDrawing" xmlns:wpc="http://schemas.microsoft.com/office/word/2010/wordprocessingCanvas" xmlns:wpg="http://schemas.microsoft.com/office/word/2010/wordprocessingGroup" xmlns:wpi="http://schemas.microsoft.com/office/word/2010/wordprocessingInk" xmlns:wps="http://schemas.microsoft.com/office/word/2010/wordprocessingShape" mc:Ignorable="w14 wp14">
+  <w:p>
+    <w:pPr>
+      <w:pStyle w:val="Footer"/>
+      <w:spacing w:after="20" w:line="240" w:lineRule="auto"/>
+    </w:pPr>
+    <w:r>
+      <w:rPr>
+        <w:rFonts w:ascii="Calibri" w:hAnsi="Calibri"/>
+        <w:color w:val="566663"/>
+        <w:sz w:val="16"/>
+      </w:rPr>
+      <w:t xml:space="preserve">Source: </w:t>
+    </w:r>
+    <w:hyperlink r:id="rId1">
+      <w:r>
+        <w:rPr>
+          <w:rFonts w:ascii="Calibri" w:hAnsi="Calibri"/>
+          <w:sz w:val="16"/>
+          <w:color w:val="566663"/>
+          <w:u w:val="single"/>
+        </w:rPr>
+        <w:t>Judith C. Hochman &amp; Natalie Wexler — The Writing Revolution; Bradford Research School adaptation</w:t>
+      </w:r>
+    </w:hyperlink>
+  </w:p>
+  <w:p>
+    <w:pPr>
+      <w:spacing w:after="0" w:line="240" w:lineRule="auto"/>
+    </w:pPr>
+    <w:r>
+      <w:rPr>
+        <w:rFonts w:ascii="Calibri" w:hAnsi="Calibri"/>
+        <w:color w:val="566663"/>
+        <w:sz w:val="16"/>
+      </w:rPr>
+      <w:t xml:space="preserve">Independent classroom adaptation. </w:t>
+    </w:r>
+    <w:hyperlink r:id="rId2">
+      <w:r>
+        <w:rPr>
+          <w:rFonts w:ascii="Calibri" w:hAnsi="Calibri"/>
+          <w:sz w:val="16"/>
+          <w:color w:val="566663"/>
+          <w:u w:val="single"/>
+        </w:rPr>
+        <w:t>Activity guide and full credit</w:t>
+      </w:r>
+    </w:hyperlink>
+  </w:p>
+</w:ftr>
+</file>
+
+<file path=word/footer31.xml><?xml version="1.0" encoding="utf-8"?>
+<w:ftr xmlns:m="http://schemas.openxmlformats.org/officeDocument/2006/math" xmlns:mc="http://schemas.openxmlformats.org/markup-compatibility/2006" xmlns:mo="http://schemas.microsoft.com/office/mac/office/2008/main" xmlns:mv="urn:schemas-microsoft-com:mac:vml" xmlns:o="urn:schemas-microsoft-com:office:office" xmlns:r="http://schemas.openxmlformats.org/officeDocument/2006/relationships" xmlns:v="urn:schemas-microsoft-com:vml" xmlns:w10="urn:schemas-microsoft-com:office:word" xmlns:w14="http://schemas.microsoft.com/office/word/2010/wordml" xmlns:w="http://schemas.openxmlformats.org/wordprocessingml/2006/main" xmlns:wne="http://schemas.microsoft.com/office/word/2006/wordml" xmlns:wp14="http://schemas.microsoft.com/office/word/2010/wordprocessingDrawing" xmlns:wp="http://schemas.openxmlformats.org/drawingml/2006/wordprocessingDrawing" xmlns:wpc="http://schemas.microsoft.com/office/word/2010/wordprocessingCanvas" xmlns:wpg="http://schemas.microsoft.com/office/word/2010/wordprocessingGroup" xmlns:wpi="http://schemas.microsoft.com/office/word/2010/wordprocessingInk" xmlns:wps="http://schemas.microsoft.com/office/word/2010/wordprocessingShape" mc:Ignorable="w14 wp14">
+  <w:p>
+    <w:pPr>
+      <w:pStyle w:val="Footer"/>
+      <w:spacing w:after="20" w:line="240" w:lineRule="auto"/>
+    </w:pPr>
+    <w:r>
+      <w:rPr>
+        <w:rFonts w:ascii="Calibri" w:hAnsi="Calibri"/>
+        <w:color w:val="566663"/>
+        <w:sz w:val="16"/>
+      </w:rPr>
+      <w:t xml:space="preserve">Source: </w:t>
+    </w:r>
+    <w:hyperlink r:id="rId1">
+      <w:r>
+        <w:rPr>
+          <w:rFonts w:ascii="Calibri" w:hAnsi="Calibri"/>
+          <w:sz w:val="16"/>
+          <w:color w:val="566663"/>
+          <w:u w:val="single"/>
+        </w:rPr>
+        <w:t>Geographical Association — classroom guidance</w:t>
+      </w:r>
+    </w:hyperlink>
+  </w:p>
+  <w:p>
+    <w:pPr>
+      <w:spacing w:after="0" w:line="240" w:lineRule="auto"/>
+    </w:pPr>
+    <w:r>
+      <w:rPr>
+        <w:rFonts w:ascii="Calibri" w:hAnsi="Calibri"/>
+        <w:color w:val="566663"/>
+        <w:sz w:val="16"/>
+      </w:rPr>
+      <w:t xml:space="preserve">Independent classroom adaptation. </w:t>
+    </w:r>
+    <w:hyperlink r:id="rId2">
+      <w:r>
+        <w:rPr>
+          <w:rFonts w:ascii="Calibri" w:hAnsi="Calibri"/>
+          <w:sz w:val="16"/>
+          <w:color w:val="566663"/>
+          <w:u w:val="single"/>
+        </w:rPr>
+        <w:t>Activity guide and full credit</w:t>
+      </w:r>
+    </w:hyperlink>
+  </w:p>
+</w:ftr>
+</file>
+
+<file path=word/footer32.xml><?xml version="1.0" encoding="utf-8"?>
+<w:ftr xmlns:m="http://schemas.openxmlformats.org/officeDocument/2006/math" xmlns:mc="http://schemas.openxmlformats.org/markup-compatibility/2006" xmlns:mo="http://schemas.microsoft.com/office/mac/office/2008/main" xmlns:mv="urn:schemas-microsoft-com:mac:vml" xmlns:o="urn:schemas-microsoft-com:office:office" xmlns:r="http://schemas.openxmlformats.org/officeDocument/2006/relationships" xmlns:v="urn:schemas-microsoft-com:vml" xmlns:w10="urn:schemas-microsoft-com:office:word" xmlns:w14="http://schemas.microsoft.com/office/word/2010/wordml" xmlns:w="http://schemas.openxmlformats.org/wordprocessingml/2006/main" xmlns:wne="http://schemas.microsoft.com/office/word/2006/wordml" xmlns:wp14="http://schemas.microsoft.com/office/word/2010/wordprocessingDrawing" xmlns:wp="http://schemas.openxmlformats.org/drawingml/2006/wordprocessingDrawing" xmlns:wpc="http://schemas.microsoft.com/office/word/2010/wordprocessingCanvas" xmlns:wpg="http://schemas.microsoft.com/office/word/2010/wordprocessingGroup" xmlns:wpi="http://schemas.microsoft.com/office/word/2010/wordprocessingInk" xmlns:wps="http://schemas.microsoft.com/office/word/2010/wordprocessingShape" mc:Ignorable="w14 wp14">
+  <w:p>
+    <w:pPr>
+      <w:pStyle w:val="Footer"/>
+      <w:spacing w:after="20" w:line="240" w:lineRule="auto"/>
+    </w:pPr>
+    <w:r>
+      <w:rPr>
+        <w:rFonts w:ascii="Calibri" w:hAnsi="Calibri"/>
+        <w:color w:val="566663"/>
+        <w:sz w:val="16"/>
+      </w:rPr>
+      <w:t xml:space="preserve">Source: </w:t>
+    </w:r>
+    <w:hyperlink r:id="rId1">
+      <w:r>
+        <w:rPr>
+          <w:rFonts w:ascii="Calibri" w:hAnsi="Calibri"/>
+          <w:sz w:val="16"/>
+          <w:color w:val="566663"/>
+          <w:u w:val="single"/>
+        </w:rPr>
+        <w:t>Dorothy Frayer &amp; colleagues — Frayer model; retrieval example by Marilee Sprenger</w:t>
+      </w:r>
+    </w:hyperlink>
+  </w:p>
+  <w:p>
+    <w:pPr>
+      <w:spacing w:after="0" w:line="240" w:lineRule="auto"/>
+    </w:pPr>
+    <w:r>
+      <w:rPr>
+        <w:rFonts w:ascii="Calibri" w:hAnsi="Calibri"/>
+        <w:color w:val="566663"/>
+        <w:sz w:val="16"/>
+      </w:rPr>
+      <w:t xml:space="preserve">Independent classroom adaptation. </w:t>
+    </w:r>
+    <w:hyperlink r:id="rId2">
+      <w:r>
+        <w:rPr>
+          <w:rFonts w:ascii="Calibri" w:hAnsi="Calibri"/>
+          <w:sz w:val="16"/>
+          <w:color w:val="566663"/>
+          <w:u w:val="single"/>
+        </w:rPr>
+        <w:t>Activity guide and full credit</w:t>
+      </w:r>
+    </w:hyperlink>
+  </w:p>
+</w:ftr>
+</file>
+
+<file path=word/footer33.xml><?xml version="1.0" encoding="utf-8"?>
+<w:ftr xmlns:m="http://schemas.openxmlformats.org/officeDocument/2006/math" xmlns:mc="http://schemas.openxmlformats.org/markup-compatibility/2006" xmlns:mo="http://schemas.microsoft.com/office/mac/office/2008/main" xmlns:mv="urn:schemas-microsoft-com:mac:vml" xmlns:o="urn:schemas-microsoft-com:office:office" xmlns:r="http://schemas.openxmlformats.org/officeDocument/2006/relationships" xmlns:v="urn:schemas-microsoft-com:vml" xmlns:w10="urn:schemas-microsoft-com:office:word" xmlns:w14="http://schemas.microsoft.com/office/word/2010/wordml" xmlns:w="http://schemas.openxmlformats.org/wordprocessingml/2006/main" xmlns:wne="http://schemas.microsoft.com/office/word/2006/wordml" xmlns:wp14="http://schemas.microsoft.com/office/word/2010/wordprocessingDrawing" xmlns:wp="http://schemas.openxmlformats.org/drawingml/2006/wordprocessingDrawing" xmlns:wpc="http://schemas.microsoft.com/office/word/2010/wordprocessingCanvas" xmlns:wpg="http://schemas.microsoft.com/office/word/2010/wordprocessingGroup" xmlns:wpi="http://schemas.microsoft.com/office/word/2010/wordprocessingInk" xmlns:wps="http://schemas.microsoft.com/office/word/2010/wordprocessingShape" mc:Ignorable="w14 wp14">
+  <w:p>
+    <w:pPr>
+      <w:pStyle w:val="Footer"/>
+      <w:spacing w:after="20" w:line="240" w:lineRule="auto"/>
+    </w:pPr>
+    <w:r>
+      <w:rPr>
+        <w:rFonts w:ascii="Calibri" w:hAnsi="Calibri"/>
+        <w:color w:val="566663"/>
+        <w:sz w:val="16"/>
+      </w:rPr>
+      <w:t xml:space="preserve">Source: </w:t>
+    </w:r>
+    <w:hyperlink r:id="rId1">
+      <w:r>
+        <w:rPr>
+          <w:rFonts w:ascii="Calibri" w:hAnsi="Calibri"/>
+          <w:sz w:val="16"/>
+          <w:color w:val="566663"/>
+          <w:u w:val="single"/>
+        </w:rPr>
+        <w:t>The Learning Scientists — elaboration combined with retrieval</w:t>
+      </w:r>
+    </w:hyperlink>
+  </w:p>
+  <w:p>
+    <w:pPr>
+      <w:spacing w:after="0" w:line="240" w:lineRule="auto"/>
+    </w:pPr>
+    <w:r>
+      <w:rPr>
+        <w:rFonts w:ascii="Calibri" w:hAnsi="Calibri"/>
+        <w:color w:val="566663"/>
+        <w:sz w:val="16"/>
+      </w:rPr>
+      <w:t xml:space="preserve">Independent classroom adaptation. </w:t>
+    </w:r>
+    <w:hyperlink r:id="rId2">
+      <w:r>
+        <w:rPr>
+          <w:rFonts w:ascii="Calibri" w:hAnsi="Calibri"/>
+          <w:sz w:val="16"/>
+          <w:color w:val="566663"/>
+          <w:u w:val="single"/>
+        </w:rPr>
+        <w:t>Activity guide and full credit</w:t>
+      </w:r>
+    </w:hyperlink>
+  </w:p>
+</w:ftr>
+</file>
+
+<file path=word/footer34.xml><?xml version="1.0" encoding="utf-8"?>
+<w:ftr xmlns:m="http://schemas.openxmlformats.org/officeDocument/2006/math" xmlns:mc="http://schemas.openxmlformats.org/markup-compatibility/2006" xmlns:mo="http://schemas.microsoft.com/office/mac/office/2008/main" xmlns:mv="urn:schemas-microsoft-com:mac:vml" xmlns:o="urn:schemas-microsoft-com:office:office" xmlns:r="http://schemas.openxmlformats.org/officeDocument/2006/relationships" xmlns:v="urn:schemas-microsoft-com:vml" xmlns:w10="urn:schemas-microsoft-com:office:word" xmlns:w14="http://schemas.microsoft.com/office/word/2010/wordml" xmlns:w="http://schemas.openxmlformats.org/wordprocessingml/2006/main" xmlns:wne="http://schemas.microsoft.com/office/word/2006/wordml" xmlns:wp14="http://schemas.microsoft.com/office/word/2010/wordprocessingDrawing" xmlns:wp="http://schemas.openxmlformats.org/drawingml/2006/wordprocessingDrawing" xmlns:wpc="http://schemas.microsoft.com/office/word/2010/wordprocessingCanvas" xmlns:wpg="http://schemas.microsoft.com/office/word/2010/wordprocessingGroup" xmlns:wpi="http://schemas.microsoft.com/office/word/2010/wordprocessingInk" xmlns:wps="http://schemas.microsoft.com/office/word/2010/wordprocessingShape" mc:Ignorable="w14 wp14">
+  <w:p>
+    <w:pPr>
+      <w:pStyle w:val="Footer"/>
+      <w:spacing w:after="20" w:line="240" w:lineRule="auto"/>
+    </w:pPr>
+    <w:r>
+      <w:rPr>
+        <w:rFonts w:ascii="Calibri" w:hAnsi="Calibri"/>
+        <w:color w:val="566663"/>
+        <w:sz w:val="16"/>
+      </w:rPr>
+      <w:t xml:space="preserve">Source: </w:t>
+    </w:r>
+    <w:hyperlink r:id="rId1">
+      <w:r>
+        <w:rPr>
+          <w:rFonts w:ascii="Calibri" w:hAnsi="Calibri"/>
+          <w:sz w:val="16"/>
+          <w:color w:val="566663"/>
+          <w:u w:val="single"/>
+        </w:rPr>
+        <w:t>Tom Needham — 10-minute writes classroom example</w:t>
+      </w:r>
+    </w:hyperlink>
+  </w:p>
+  <w:p>
+    <w:pPr>
+      <w:spacing w:after="0" w:line="240" w:lineRule="auto"/>
+    </w:pPr>
+    <w:r>
+      <w:rPr>
+        <w:rFonts w:ascii="Calibri" w:hAnsi="Calibri"/>
+        <w:color w:val="566663"/>
+        <w:sz w:val="16"/>
+      </w:rPr>
+      <w:t xml:space="preserve">Independent classroom adaptation. </w:t>
+    </w:r>
+    <w:hyperlink r:id="rId2">
+      <w:r>
+        <w:rPr>
+          <w:rFonts w:ascii="Calibri" w:hAnsi="Calibri"/>
+          <w:sz w:val="16"/>
+          <w:color w:val="566663"/>
+          <w:u w:val="single"/>
+        </w:rPr>
+        <w:t>Activity guide and full credit</w:t>
+      </w:r>
+    </w:hyperlink>
+  </w:p>
+</w:ftr>
+</file>
+
+<file path=word/footer4.xml><?xml version="1.0" encoding="utf-8"?>
+<w:ftr xmlns:m="http://schemas.openxmlformats.org/officeDocument/2006/math" xmlns:mc="http://schemas.openxmlformats.org/markup-compatibility/2006" xmlns:mo="http://schemas.microsoft.com/office/mac/office/2008/main" xmlns:mv="urn:schemas-microsoft-com:mac:vml" xmlns:o="urn:schemas-microsoft-com:office:office" xmlns:r="http://schemas.openxmlformats.org/officeDocument/2006/relationships" xmlns:v="urn:schemas-microsoft-com:vml" xmlns:w10="urn:schemas-microsoft-com:office:word" xmlns:w14="http://schemas.microsoft.com/office/word/2010/wordml" xmlns:w="http://schemas.openxmlformats.org/wordprocessingml/2006/main" xmlns:wne="http://schemas.microsoft.com/office/word/2006/wordml" xmlns:wp14="http://schemas.microsoft.com/office/word/2010/wordprocessingDrawing" xmlns:wp="http://schemas.openxmlformats.org/drawingml/2006/wordprocessingDrawing" xmlns:wpc="http://schemas.microsoft.com/office/word/2010/wordprocessingCanvas" xmlns:wpg="http://schemas.microsoft.com/office/word/2010/wordprocessingGroup" xmlns:wpi="http://schemas.microsoft.com/office/word/2010/wordprocessingInk" xmlns:wps="http://schemas.microsoft.com/office/word/2010/wordprocessingShape" mc:Ignorable="w14 wp14">
+  <w:p>
+    <w:pPr>
+      <w:pStyle w:val="Footer"/>
+      <w:spacing w:after="20" w:line="240" w:lineRule="auto"/>
+    </w:pPr>
+    <w:r>
+      <w:rPr>
+        <w:rFonts w:ascii="Calibri" w:hAnsi="Calibri"/>
+        <w:color w:val="566663"/>
+        <w:sz w:val="16"/>
+      </w:rPr>
+      <w:t xml:space="preserve">Source: </w:t>
+    </w:r>
+    <w:hyperlink r:id="rId1">
+      <w:r>
+        <w:rPr>
+          <w:rFonts w:ascii="Calibri" w:hAnsi="Calibri"/>
+          <w:sz w:val="16"/>
+          <w:color w:val="566663"/>
+          <w:u w:val="single"/>
+        </w:rPr>
+        <w:t>Kate Jones — Retrieval Practice Challenge Grids</w:t>
+      </w:r>
+    </w:hyperlink>
+  </w:p>
+  <w:p>
+    <w:pPr>
+      <w:spacing w:after="0" w:line="240" w:lineRule="auto"/>
+    </w:pPr>
+    <w:r>
+      <w:rPr>
+        <w:rFonts w:ascii="Calibri" w:hAnsi="Calibri"/>
+        <w:color w:val="566663"/>
+        <w:sz w:val="16"/>
+      </w:rPr>
+      <w:t xml:space="preserve">Independent classroom adaptation. </w:t>
+    </w:r>
+    <w:hyperlink r:id="rId2">
+      <w:r>
+        <w:rPr>
+          <w:rFonts w:ascii="Calibri" w:hAnsi="Calibri"/>
+          <w:sz w:val="16"/>
+          <w:color w:val="566663"/>
+          <w:u w:val="single"/>
+        </w:rPr>
+        <w:t>Activity guide and full credit</w:t>
+      </w:r>
+    </w:hyperlink>
+  </w:p>
+</w:ftr>
+</file>
+
+<file path=word/footer5.xml><?xml version="1.0" encoding="utf-8"?>
+<w:ftr xmlns:m="http://schemas.openxmlformats.org/officeDocument/2006/math" xmlns:mc="http://schemas.openxmlformats.org/markup-compatibility/2006" xmlns:mo="http://schemas.microsoft.com/office/mac/office/2008/main" xmlns:mv="urn:schemas-microsoft-com:mac:vml" xmlns:o="urn:schemas-microsoft-com:office:office" xmlns:r="http://schemas.openxmlformats.org/officeDocument/2006/relationships" xmlns:v="urn:schemas-microsoft-com:vml" xmlns:w10="urn:schemas-microsoft-com:office:word" xmlns:w14="http://schemas.microsoft.com/office/word/2010/wordml" xmlns:w="http://schemas.openxmlformats.org/wordprocessingml/2006/main" xmlns:wne="http://schemas.microsoft.com/office/word/2006/wordml" xmlns:wp14="http://schemas.microsoft.com/office/word/2010/wordprocessingDrawing" xmlns:wp="http://schemas.openxmlformats.org/drawingml/2006/wordprocessingDrawing" xmlns:wpc="http://schemas.microsoft.com/office/word/2010/wordprocessingCanvas" xmlns:wpg="http://schemas.microsoft.com/office/word/2010/wordprocessingGroup" xmlns:wpi="http://schemas.microsoft.com/office/word/2010/wordprocessingInk" xmlns:wps="http://schemas.microsoft.com/office/word/2010/wordprocessingShape" mc:Ignorable="w14 wp14">
+  <w:p>
+    <w:pPr>
+      <w:pStyle w:val="Footer"/>
+      <w:spacing w:after="20" w:line="240" w:lineRule="auto"/>
+    </w:pPr>
+    <w:r>
+      <w:rPr>
+        <w:rFonts w:ascii="Calibri" w:hAnsi="Calibri"/>
+        <w:color w:val="566663"/>
+        <w:sz w:val="16"/>
+      </w:rPr>
+      <w:t xml:space="preserve">Source: </w:t>
+    </w:r>
+    <w:hyperlink r:id="rId1">
+      <w:r>
+        <w:rPr>
+          <w:rFonts w:ascii="Calibri" w:hAnsi="Calibri"/>
+          <w:sz w:val="16"/>
+          <w:color w:val="566663"/>
+          <w:u w:val="single"/>
+        </w:rPr>
+        <w:t>Pooja K. Agarwal — flashcard guidance</w:t>
+      </w:r>
+    </w:hyperlink>
+  </w:p>
+  <w:p>
+    <w:pPr>
+      <w:spacing w:after="0" w:line="240" w:lineRule="auto"/>
+    </w:pPr>
+    <w:r>
+      <w:rPr>
+        <w:rFonts w:ascii="Calibri" w:hAnsi="Calibri"/>
+        <w:color w:val="566663"/>
+        <w:sz w:val="16"/>
+      </w:rPr>
+      <w:t xml:space="preserve">Independent classroom adaptation. </w:t>
+    </w:r>
+    <w:hyperlink r:id="rId2">
+      <w:r>
+        <w:rPr>
+          <w:rFonts w:ascii="Calibri" w:hAnsi="Calibri"/>
+          <w:sz w:val="16"/>
+          <w:color w:val="566663"/>
+          <w:u w:val="single"/>
+        </w:rPr>
+        <w:t>Activity guide and full credit</w:t>
+      </w:r>
+    </w:hyperlink>
+  </w:p>
+</w:ftr>
+</file>
+
+<file path=word/footer6.xml><?xml version="1.0" encoding="utf-8"?>
+<w:ftr xmlns:m="http://schemas.openxmlformats.org/officeDocument/2006/math" xmlns:mc="http://schemas.openxmlformats.org/markup-compatibility/2006" xmlns:mo="http://schemas.microsoft.com/office/mac/office/2008/main" xmlns:mv="urn:schemas-microsoft-com:mac:vml" xmlns:o="urn:schemas-microsoft-com:office:office" xmlns:r="http://schemas.openxmlformats.org/officeDocument/2006/relationships" xmlns:v="urn:schemas-microsoft-com:vml" xmlns:w10="urn:schemas-microsoft-com:office:word" xmlns:w14="http://schemas.microsoft.com/office/word/2010/wordml" xmlns:w="http://schemas.openxmlformats.org/wordprocessingml/2006/main" xmlns:wne="http://schemas.microsoft.com/office/word/2006/wordml" xmlns:wp14="http://schemas.microsoft.com/office/word/2010/wordprocessingDrawing" xmlns:wp="http://schemas.openxmlformats.org/drawingml/2006/wordprocessingDrawing" xmlns:wpc="http://schemas.microsoft.com/office/word/2010/wordprocessingCanvas" xmlns:wpg="http://schemas.microsoft.com/office/word/2010/wordprocessingGroup" xmlns:wpi="http://schemas.microsoft.com/office/word/2010/wordprocessingInk" xmlns:wps="http://schemas.microsoft.com/office/word/2010/wordprocessingShape" mc:Ignorable="w14 wp14">
+  <w:p>
+    <w:pPr>
+      <w:pStyle w:val="Footer"/>
+      <w:spacing w:after="20" w:line="240" w:lineRule="auto"/>
+    </w:pPr>
+    <w:r>
+      <w:rPr>
+        <w:rFonts w:ascii="Calibri" w:hAnsi="Calibri"/>
+        <w:color w:val="566663"/>
+        <w:sz w:val="16"/>
+      </w:rPr>
+      <w:t xml:space="preserve">Source: </w:t>
+    </w:r>
+    <w:hyperlink r:id="rId1">
+      <w:r>
+        <w:rPr>
+          <w:rFonts w:ascii="Calibri" w:hAnsi="Calibri"/>
+          <w:sz w:val="16"/>
+          <w:color w:val="566663"/>
+          <w:u w:val="single"/>
+        </w:rPr>
+        <w:t>Shared concept-mapping method; public explanation by The Learning Scientists</w:t>
+      </w:r>
+    </w:hyperlink>
+  </w:p>
+  <w:p>
+    <w:pPr>
+      <w:spacing w:after="0" w:line="240" w:lineRule="auto"/>
+    </w:pPr>
+    <w:r>
+      <w:rPr>
+        <w:rFonts w:ascii="Calibri" w:hAnsi="Calibri"/>
+        <w:color w:val="566663"/>
+        <w:sz w:val="16"/>
+      </w:rPr>
+      <w:t xml:space="preserve">Independent classroom adaptation. </w:t>
+    </w:r>
+    <w:hyperlink r:id="rId2">
+      <w:r>
+        <w:rPr>
+          <w:rFonts w:ascii="Calibri" w:hAnsi="Calibri"/>
+          <w:sz w:val="16"/>
+          <w:color w:val="566663"/>
+          <w:u w:val="single"/>
+        </w:rPr>
+        <w:t>Activity guide and full credit</w:t>
+      </w:r>
+    </w:hyperlink>
+  </w:p>
+</w:ftr>
+</file>
+
+<file path=word/footer7.xml><?xml version="1.0" encoding="utf-8"?>
+<w:ftr xmlns:m="http://schemas.openxmlformats.org/officeDocument/2006/math" xmlns:mc="http://schemas.openxmlformats.org/markup-compatibility/2006" xmlns:mo="http://schemas.microsoft.com/office/mac/office/2008/main" xmlns:mv="urn:schemas-microsoft-com:mac:vml" xmlns:o="urn:schemas-microsoft-com:office:office" xmlns:r="http://schemas.openxmlformats.org/officeDocument/2006/relationships" xmlns:v="urn:schemas-microsoft-com:vml" xmlns:w10="urn:schemas-microsoft-com:office:word" xmlns:w14="http://schemas.microsoft.com/office/word/2010/wordml" xmlns:w="http://schemas.openxmlformats.org/wordprocessingml/2006/main" xmlns:wne="http://schemas.microsoft.com/office/word/2006/wordml" xmlns:wp14="http://schemas.microsoft.com/office/word/2010/wordprocessingDrawing" xmlns:wp="http://schemas.openxmlformats.org/drawingml/2006/wordprocessingDrawing" xmlns:wpc="http://schemas.microsoft.com/office/word/2010/wordprocessingCanvas" xmlns:wpg="http://schemas.microsoft.com/office/word/2010/wordprocessingGroup" xmlns:wpi="http://schemas.microsoft.com/office/word/2010/wordprocessingInk" xmlns:wps="http://schemas.microsoft.com/office/word/2010/wordprocessingShape" mc:Ignorable="w14 wp14">
+  <w:p>
+    <w:pPr>
+      <w:pStyle w:val="Footer"/>
+      <w:spacing w:after="20" w:line="240" w:lineRule="auto"/>
+    </w:pPr>
+    <w:r>
+      <w:rPr>
+        <w:rFonts w:ascii="Calibri" w:hAnsi="Calibri"/>
+        <w:color w:val="566663"/>
+        <w:sz w:val="16"/>
+      </w:rPr>
+      <w:t xml:space="preserve">Source: </w:t>
+    </w:r>
+    <w:hyperlink r:id="rId1">
+      <w:r>
+        <w:rPr>
+          <w:rFonts w:ascii="Calibri" w:hAnsi="Calibri"/>
+          <w:sz w:val="16"/>
+          <w:color w:val="566663"/>
+          <w:u w:val="single"/>
+        </w:rPr>
+        <w:t>Shared visual-cue method; TNT classroom adaptation</w:t>
+      </w:r>
+    </w:hyperlink>
+  </w:p>
+  <w:p>
+    <w:pPr>
+      <w:spacing w:after="0" w:line="240" w:lineRule="auto"/>
+    </w:pPr>
+    <w:r>
+      <w:rPr>
+        <w:rFonts w:ascii="Calibri" w:hAnsi="Calibri"/>
+        <w:color w:val="566663"/>
+        <w:sz w:val="16"/>
+      </w:rPr>
+      <w:t xml:space="preserve">Independent classroom adaptation. </w:t>
+    </w:r>
+    <w:hyperlink r:id="rId2">
+      <w:r>
+        <w:rPr>
+          <w:rFonts w:ascii="Calibri" w:hAnsi="Calibri"/>
+          <w:sz w:val="16"/>
+          <w:color w:val="566663"/>
+          <w:u w:val="single"/>
+        </w:rPr>
+        <w:t>Activity guide and full credit</w:t>
+      </w:r>
+    </w:hyperlink>
+  </w:p>
+</w:ftr>
+</file>
+
+<file path=word/footer8.xml><?xml version="1.0" encoding="utf-8"?>
+<w:ftr xmlns:m="http://schemas.openxmlformats.org/officeDocument/2006/math" xmlns:mc="http://schemas.openxmlformats.org/markup-compatibility/2006" xmlns:mo="http://schemas.microsoft.com/office/mac/office/2008/main" xmlns:mv="urn:schemas-microsoft-com:mac:vml" xmlns:o="urn:schemas-microsoft-com:office:office" xmlns:r="http://schemas.openxmlformats.org/officeDocument/2006/relationships" xmlns:v="urn:schemas-microsoft-com:vml" xmlns:w10="urn:schemas-microsoft-com:office:word" xmlns:w14="http://schemas.microsoft.com/office/word/2010/wordml" xmlns:w="http://schemas.openxmlformats.org/wordprocessingml/2006/main" xmlns:wne="http://schemas.microsoft.com/office/word/2006/wordml" xmlns:wp14="http://schemas.microsoft.com/office/word/2010/wordprocessingDrawing" xmlns:wp="http://schemas.openxmlformats.org/drawingml/2006/wordprocessingDrawing" xmlns:wpc="http://schemas.microsoft.com/office/word/2010/wordprocessingCanvas" xmlns:wpg="http://schemas.microsoft.com/office/word/2010/wordprocessingGroup" xmlns:wpi="http://schemas.microsoft.com/office/word/2010/wordprocessingInk" xmlns:wps="http://schemas.microsoft.com/office/word/2010/wordprocessingShape" mc:Ignorable="w14 wp14">
+  <w:p>
+    <w:pPr>
+      <w:pStyle w:val="Footer"/>
+      <w:spacing w:after="20" w:line="240" w:lineRule="auto"/>
+    </w:pPr>
+    <w:r>
+      <w:rPr>
+        <w:rFonts w:ascii="Calibri" w:hAnsi="Calibri"/>
+        <w:color w:val="566663"/>
+        <w:sz w:val="16"/>
+      </w:rPr>
+      <w:t xml:space="preserve">Source: </w:t>
+    </w:r>
+    <w:hyperlink r:id="rId1">
+      <w:r>
+        <w:rPr>
+          <w:rFonts w:ascii="Calibri" w:hAnsi="Calibri"/>
+          <w:sz w:val="16"/>
+          <w:color w:val="566663"/>
+          <w:u w:val="single"/>
+        </w:rPr>
+        <w:t>Kate Jones — published List It! classroom strategy</w:t>
+      </w:r>
+    </w:hyperlink>
+  </w:p>
+  <w:p>
+    <w:pPr>
+      <w:spacing w:after="0" w:line="240" w:lineRule="auto"/>
+    </w:pPr>
+    <w:r>
+      <w:rPr>
+        <w:rFonts w:ascii="Calibri" w:hAnsi="Calibri"/>
+        <w:color w:val="566663"/>
+        <w:sz w:val="16"/>
+      </w:rPr>
+      <w:t xml:space="preserve">Independent classroom adaptation. </w:t>
+    </w:r>
+    <w:hyperlink r:id="rId2">
+      <w:r>
+        <w:rPr>
+          <w:rFonts w:ascii="Calibri" w:hAnsi="Calibri"/>
+          <w:sz w:val="16"/>
+          <w:color w:val="566663"/>
+          <w:u w:val="single"/>
+        </w:rPr>
+        <w:t>Activity guide and full credit</w:t>
+      </w:r>
+    </w:hyperlink>
+  </w:p>
+</w:ftr>
+</file>
+
+<file path=word/footer9.xml><?xml version="1.0" encoding="utf-8"?>
+<w:ftr xmlns:m="http://schemas.openxmlformats.org/officeDocument/2006/math" xmlns:mc="http://schemas.openxmlformats.org/markup-compatibility/2006" xmlns:mo="http://schemas.microsoft.com/office/mac/office/2008/main" xmlns:mv="urn:schemas-microsoft-com:mac:vml" xmlns:o="urn:schemas-microsoft-com:office:office" xmlns:r="http://schemas.openxmlformats.org/officeDocument/2006/relationships" xmlns:v="urn:schemas-microsoft-com:vml" xmlns:w10="urn:schemas-microsoft-com:office:word" xmlns:w14="http://schemas.microsoft.com/office/word/2010/wordml" xmlns:w="http://schemas.openxmlformats.org/wordprocessingml/2006/main" xmlns:wne="http://schemas.microsoft.com/office/word/2006/wordml" xmlns:wp14="http://schemas.microsoft.com/office/word/2010/wordprocessingDrawing" xmlns:wp="http://schemas.openxmlformats.org/drawingml/2006/wordprocessingDrawing" xmlns:wpc="http://schemas.microsoft.com/office/word/2010/wordprocessingCanvas" xmlns:wpg="http://schemas.microsoft.com/office/word/2010/wordprocessingGroup" xmlns:wpi="http://schemas.microsoft.com/office/word/2010/wordprocessingInk" xmlns:wps="http://schemas.microsoft.com/office/word/2010/wordprocessingShape" mc:Ignorable="w14 wp14">
+  <w:p>
+    <w:pPr>
+      <w:pStyle w:val="Footer"/>
+      <w:spacing w:after="20" w:line="240" w:lineRule="auto"/>
+    </w:pPr>
+    <w:r>
+      <w:rPr>
+        <w:rFonts w:ascii="Calibri" w:hAnsi="Calibri"/>
+        <w:color w:val="566663"/>
+        <w:sz w:val="16"/>
+      </w:rPr>
+      <w:t xml:space="preserve">Source: </w:t>
+    </w:r>
+    <w:hyperlink r:id="rId1">
+      <w:r>
+        <w:rPr>
+          <w:rFonts w:ascii="Calibri" w:hAnsi="Calibri"/>
+          <w:sz w:val="16"/>
+          <w:color w:val="566663"/>
+          <w:u w:val="single"/>
+        </w:rPr>
+        <w:t>Shared placemat structure; TNT retrieval adaptation</w:t>
+      </w:r>
+    </w:hyperlink>
+  </w:p>
+  <w:p>
+    <w:pPr>
+      <w:spacing w:after="0" w:line="240" w:lineRule="auto"/>
+    </w:pPr>
+    <w:r>
+      <w:rPr>
+        <w:rFonts w:ascii="Calibri" w:hAnsi="Calibri"/>
+        <w:color w:val="566663"/>
+        <w:sz w:val="16"/>
+      </w:rPr>
+      <w:t xml:space="preserve">Independent classroom adaptation. </w:t>
+    </w:r>
+    <w:hyperlink r:id="rId2">
+      <w:r>
+        <w:rPr>
+          <w:rFonts w:ascii="Calibri" w:hAnsi="Calibri"/>
+          <w:sz w:val="16"/>
+          <w:color w:val="566663"/>
+          <w:u w:val="single"/>
+        </w:rPr>
+        <w:t>Activity guide and full credit</w:t>
+      </w:r>
+    </w:hyperlink>
   </w:p>
 </w:ftr>
 </file>
